--- a/doc/mkhalil/transformer_attention_example.docx
+++ b/doc/mkhalil/transformer_attention_example.docx
@@ -5,8 +5,20 @@
     <w:p>
       <w:pPr>
         <w:pStyle w:val="Heading1"/>
-      </w:pPr>
-      <w:r>
+        <w:rPr>
+          <w:rFonts w:asciiTheme="minorHAnsi" w:hAnsiTheme="minorHAnsi"/>
+        </w:rPr>
+      </w:pPr>
+      <w:r>
+        <w:rPr>
+          <w:rFonts w:asciiTheme="minorHAnsi" w:hAnsiTheme="minorHAnsi"/>
+        </w:rPr>
+        <w:t>T</w:t>
+      </w:r>
+      <w:r>
+        <w:rPr>
+          <w:rFonts w:asciiTheme="minorHAnsi" w:hAnsiTheme="minorHAnsi"/>
+        </w:rPr>
         <w:t>he document includes:</w:t>
       </w:r>
     </w:p>
@@ -17,8 +29,14 @@
           <w:ilvl w:val="0"/>
           <w:numId w:val="10"/>
         </w:numPr>
-      </w:pPr>
-      <w:r>
+        <w:rPr>
+          <w:rFonts w:asciiTheme="minorHAnsi" w:hAnsiTheme="minorHAnsi"/>
+        </w:rPr>
+      </w:pPr>
+      <w:r>
+        <w:rPr>
+          <w:rFonts w:asciiTheme="minorHAnsi" w:hAnsiTheme="minorHAnsi"/>
+        </w:rPr>
         <w:t>Sentence and tokens</w:t>
       </w:r>
     </w:p>
@@ -29,8 +47,14 @@
           <w:ilvl w:val="0"/>
           <w:numId w:val="10"/>
         </w:numPr>
-      </w:pPr>
-      <w:r>
+        <w:rPr>
+          <w:rFonts w:asciiTheme="minorHAnsi" w:hAnsiTheme="minorHAnsi"/>
+        </w:rPr>
+      </w:pPr>
+      <w:r>
+        <w:rPr>
+          <w:rFonts w:asciiTheme="minorHAnsi" w:hAnsiTheme="minorHAnsi"/>
+        </w:rPr>
         <w:t xml:space="preserve">Embedding matrix </w:t>
       </w:r>
       <m:oMath>
@@ -52,8 +76,14 @@
           <w:ilvl w:val="0"/>
           <w:numId w:val="10"/>
         </w:numPr>
-      </w:pPr>
-      <w:r>
+        <w:rPr>
+          <w:rFonts w:asciiTheme="minorHAnsi" w:hAnsiTheme="minorHAnsi"/>
+        </w:rPr>
+      </w:pPr>
+      <w:r>
+        <w:rPr>
+          <w:rFonts w:asciiTheme="minorHAnsi" w:hAnsiTheme="minorHAnsi"/>
+        </w:rPr>
         <w:t xml:space="preserve">Weight matrices </w:t>
       </w:r>
       <m:oMath>
@@ -177,8 +207,14 @@
           <w:ilvl w:val="0"/>
           <w:numId w:val="10"/>
         </w:numPr>
-      </w:pPr>
-      <w:r>
+        <w:rPr>
+          <w:rFonts w:asciiTheme="minorHAnsi" w:hAnsiTheme="minorHAnsi"/>
+        </w:rPr>
+      </w:pPr>
+      <w:r>
+        <w:rPr>
+          <w:rFonts w:asciiTheme="minorHAnsi" w:hAnsiTheme="minorHAnsi"/>
+        </w:rPr>
         <w:t xml:space="preserve">Query </w:t>
       </w:r>
       <m:oMath>
@@ -193,6 +229,9 @@
         </m:r>
       </m:oMath>
       <w:r>
+        <w:rPr>
+          <w:rFonts w:asciiTheme="minorHAnsi" w:hAnsiTheme="minorHAnsi"/>
+        </w:rPr>
         <w:t xml:space="preserve">, Key </w:t>
       </w:r>
       <m:oMath>
@@ -207,6 +246,9 @@
         </m:r>
       </m:oMath>
       <w:r>
+        <w:rPr>
+          <w:rFonts w:asciiTheme="minorHAnsi" w:hAnsiTheme="minorHAnsi"/>
+        </w:rPr>
         <w:t xml:space="preserve">, Value </w:t>
       </w:r>
       <m:oMath>
@@ -221,6 +263,9 @@
         </m:r>
       </m:oMath>
       <w:r>
+        <w:rPr>
+          <w:rFonts w:asciiTheme="minorHAnsi" w:hAnsiTheme="minorHAnsi"/>
+        </w:rPr>
         <w:t>calculations</w:t>
       </w:r>
     </w:p>
@@ -231,8 +276,14 @@
           <w:ilvl w:val="0"/>
           <w:numId w:val="10"/>
         </w:numPr>
-      </w:pPr>
-      <w:r>
+        <w:rPr>
+          <w:rFonts w:asciiTheme="minorHAnsi" w:hAnsiTheme="minorHAnsi"/>
+        </w:rPr>
+      </w:pPr>
+      <w:r>
+        <w:rPr>
+          <w:rFonts w:asciiTheme="minorHAnsi" w:hAnsiTheme="minorHAnsi"/>
+        </w:rPr>
         <w:t xml:space="preserve">Full </w:t>
       </w:r>
       <m:oMath>
@@ -278,6 +329,9 @@
         </m:sSup>
       </m:oMath>
       <w:r>
+        <w:rPr>
+          <w:rFonts w:asciiTheme="minorHAnsi" w:hAnsiTheme="minorHAnsi"/>
+        </w:rPr>
         <w:t>attention score computation</w:t>
       </w:r>
     </w:p>
@@ -288,8 +342,14 @@
           <w:ilvl w:val="0"/>
           <w:numId w:val="10"/>
         </w:numPr>
-      </w:pPr>
-      <w:r>
+        <w:rPr>
+          <w:rFonts w:asciiTheme="minorHAnsi" w:hAnsiTheme="minorHAnsi"/>
+        </w:rPr>
+      </w:pPr>
+      <w:r>
+        <w:rPr>
+          <w:rFonts w:asciiTheme="minorHAnsi" w:hAnsiTheme="minorHAnsi"/>
+        </w:rPr>
         <w:t xml:space="preserve">Scaling by </w:t>
       </w:r>
       <m:oMath>
@@ -346,9 +406,23 @@
           <w:ilvl w:val="0"/>
           <w:numId w:val="10"/>
         </w:numPr>
-      </w:pPr>
-      <w:r>
-        <w:t>Softmax attention weights</w:t>
+        <w:rPr>
+          <w:rFonts w:asciiTheme="minorHAnsi" w:hAnsiTheme="minorHAnsi"/>
+        </w:rPr>
+      </w:pPr>
+      <w:proofErr w:type="spellStart"/>
+      <w:r>
+        <w:rPr>
+          <w:rFonts w:asciiTheme="minorHAnsi" w:hAnsiTheme="minorHAnsi"/>
+        </w:rPr>
+        <w:t>Softmax</w:t>
+      </w:r>
+      <w:proofErr w:type="spellEnd"/>
+      <w:r>
+        <w:rPr>
+          <w:rFonts w:asciiTheme="minorHAnsi" w:hAnsiTheme="minorHAnsi"/>
+        </w:rPr>
+        <w:t xml:space="preserve"> attention weights</w:t>
       </w:r>
     </w:p>
     <w:p>
@@ -358,8 +432,14 @@
           <w:ilvl w:val="0"/>
           <w:numId w:val="10"/>
         </w:numPr>
-      </w:pPr>
-      <w:r>
+        <w:rPr>
+          <w:rFonts w:asciiTheme="minorHAnsi" w:hAnsiTheme="minorHAnsi"/>
+        </w:rPr>
+      </w:pPr>
+      <w:r>
+        <w:rPr>
+          <w:rFonts w:asciiTheme="minorHAnsi" w:hAnsiTheme="minorHAnsi"/>
+        </w:rPr>
         <w:t xml:space="preserve">Context vector computation </w:t>
       </w:r>
       <m:oMath>
@@ -421,8 +501,14 @@
           <w:ilvl w:val="0"/>
           <w:numId w:val="10"/>
         </w:numPr>
-      </w:pPr>
-      <w:r>
+        <w:rPr>
+          <w:rFonts w:asciiTheme="minorHAnsi" w:hAnsiTheme="minorHAnsi"/>
+        </w:rPr>
+      </w:pPr>
+      <w:r>
+        <w:rPr>
+          <w:rFonts w:asciiTheme="minorHAnsi" w:hAnsiTheme="minorHAnsi"/>
+        </w:rPr>
         <w:t>Sentence representation (average pooling)</w:t>
       </w:r>
     </w:p>
@@ -433,8 +519,14 @@
           <w:ilvl w:val="0"/>
           <w:numId w:val="10"/>
         </w:numPr>
-      </w:pPr>
-      <w:r>
+        <w:rPr>
+          <w:rFonts w:asciiTheme="minorHAnsi" w:hAnsiTheme="minorHAnsi"/>
+        </w:rPr>
+      </w:pPr>
+      <w:r>
+        <w:rPr>
+          <w:rFonts w:asciiTheme="minorHAnsi" w:hAnsiTheme="minorHAnsi"/>
+        </w:rPr>
         <w:t>Intent classifier math</w:t>
       </w:r>
     </w:p>
@@ -445,9 +537,23 @@
           <w:ilvl w:val="0"/>
           <w:numId w:val="10"/>
         </w:numPr>
-      </w:pPr>
-      <w:r>
-        <w:t>Softmax probabilities</w:t>
+        <w:rPr>
+          <w:rFonts w:asciiTheme="minorHAnsi" w:hAnsiTheme="minorHAnsi"/>
+        </w:rPr>
+      </w:pPr>
+      <w:proofErr w:type="spellStart"/>
+      <w:r>
+        <w:rPr>
+          <w:rFonts w:asciiTheme="minorHAnsi" w:hAnsiTheme="minorHAnsi"/>
+        </w:rPr>
+        <w:t>Softmax</w:t>
+      </w:r>
+      <w:proofErr w:type="spellEnd"/>
+      <w:r>
+        <w:rPr>
+          <w:rFonts w:asciiTheme="minorHAnsi" w:hAnsiTheme="minorHAnsi"/>
+        </w:rPr>
+        <w:t xml:space="preserve"> probabilities</w:t>
       </w:r>
     </w:p>
     <w:p>
@@ -457,8 +563,14 @@
           <w:ilvl w:val="0"/>
           <w:numId w:val="10"/>
         </w:numPr>
-      </w:pPr>
-      <w:r>
+        <w:rPr>
+          <w:rFonts w:asciiTheme="minorHAnsi" w:hAnsiTheme="minorHAnsi"/>
+        </w:rPr>
+      </w:pPr>
+      <w:r>
+        <w:rPr>
+          <w:rFonts w:asciiTheme="minorHAnsi" w:hAnsiTheme="minorHAnsi"/>
+        </w:rPr>
         <w:t>One-hot training label</w:t>
       </w:r>
     </w:p>
@@ -469,8 +581,14 @@
           <w:ilvl w:val="0"/>
           <w:numId w:val="10"/>
         </w:numPr>
-      </w:pPr>
-      <w:r>
+        <w:rPr>
+          <w:rFonts w:asciiTheme="minorHAnsi" w:hAnsiTheme="minorHAnsi"/>
+        </w:rPr>
+      </w:pPr>
+      <w:r>
+        <w:rPr>
+          <w:rFonts w:asciiTheme="minorHAnsi" w:hAnsiTheme="minorHAnsi"/>
+        </w:rPr>
         <w:t>Cross-entropy loss</w:t>
       </w:r>
     </w:p>
@@ -481,9 +599,14 @@
           <w:ilvl w:val="0"/>
           <w:numId w:val="10"/>
         </w:numPr>
-      </w:pPr>
-      <w:r>
-        <w:lastRenderedPageBreak/>
+        <w:rPr>
+          <w:rFonts w:asciiTheme="minorHAnsi" w:hAnsiTheme="minorHAnsi"/>
+        </w:rPr>
+      </w:pPr>
+      <w:r>
+        <w:rPr>
+          <w:rFonts w:asciiTheme="minorHAnsi" w:hAnsiTheme="minorHAnsi"/>
+        </w:rPr>
         <w:t>Backpropagation update explanation</w:t>
       </w:r>
     </w:p>
@@ -503,641 +626,194 @@
     <w:p>
       <w:pPr>
         <w:pStyle w:val="Heading2"/>
-      </w:pPr>
-      <w:r>
+        <w:rPr>
+          <w:rFonts w:asciiTheme="minorHAnsi" w:hAnsiTheme="minorHAnsi"/>
+          <w:sz w:val="32"/>
+          <w:szCs w:val="32"/>
+        </w:rPr>
+      </w:pPr>
+      <w:r>
+        <w:rPr>
+          <w:rFonts w:asciiTheme="minorHAnsi" w:hAnsiTheme="minorHAnsi"/>
+          <w:sz w:val="32"/>
+          <w:szCs w:val="32"/>
+        </w:rPr>
         <w:t>Sentence</w:t>
       </w:r>
     </w:p>
     <w:p>
-      <w:r>
+      <w:pPr>
+        <w:rPr>
+          <w:sz w:val="32"/>
+          <w:szCs w:val="32"/>
+        </w:rPr>
+      </w:pPr>
+      <w:r>
+        <w:rPr>
+          <w:sz w:val="32"/>
+          <w:szCs w:val="32"/>
+        </w:rPr>
         <w:t>Example sentence:</w:t>
       </w:r>
       <w:r>
+        <w:rPr>
+          <w:sz w:val="32"/>
+          <w:szCs w:val="32"/>
+        </w:rPr>
         <w:br/>
         <w:t>nearest gas station Murphy</w:t>
       </w:r>
       <w:r>
+        <w:rPr>
+          <w:sz w:val="32"/>
+          <w:szCs w:val="32"/>
+        </w:rPr>
         <w:br/>
         <w:t>Tokens: [nearest, gas, station, Murphy]</w:t>
       </w:r>
     </w:p>
     <w:p>
       <w:pPr>
-        <w:pStyle w:val="Heading2"/>
-      </w:pPr>
-      <w:r>
-        <w:t>Embedding Matrix X (dimension 4x3)</w:t>
-      </w:r>
-    </w:p>
-    <w:p/>
-    <w:p>
-      <w:pPr>
-        <w:rPr>
-          <w:kern w:val="2"/>
-          <w:sz w:val="28"/>
-          <w:szCs w:val="28"/>
-          <w14:ligatures w14:val="standardContextual"/>
-        </w:rPr>
-      </w:pPr>
-      <w:r>
-        <w:rPr>
-          <w:b/>
-          <w:bCs/>
-          <w:kern w:val="2"/>
-          <w:sz w:val="28"/>
-          <w:szCs w:val="28"/>
-          <w14:ligatures w14:val="standardContextual"/>
-        </w:rPr>
-        <w:t>X</w:t>
-      </w:r>
-      <w:r>
-        <w:rPr>
-          <w:b/>
-          <w:bCs/>
-          <w:kern w:val="2"/>
-          <w:sz w:val="28"/>
-          <w:szCs w:val="28"/>
-          <w14:ligatures w14:val="standardContextual"/>
-        </w:rPr>
-        <w:t xml:space="preserve">= </w:t>
-      </w:r>
-      <m:oMath>
-        <m:d>
-          <m:dPr>
-            <m:begChr m:val="|"/>
-            <m:endChr m:val="|"/>
-            <m:ctrlPr>
-              <w:rPr>
-                <w:rFonts w:ascii="Cambria Math" w:hAnsi="Cambria Math"/>
-                <w:sz w:val="32"/>
-                <w:szCs w:val="32"/>
-              </w:rPr>
-            </m:ctrlPr>
-          </m:dPr>
-          <m:e>
-            <m:eqArr>
-              <m:eqArrPr>
-                <m:ctrlPr>
-                  <w:rPr>
-                    <w:rFonts w:ascii="Cambria Math" w:hAnsi="Cambria Math"/>
-                    <w:sz w:val="32"/>
-                    <w:szCs w:val="32"/>
-                  </w:rPr>
-                </m:ctrlPr>
-              </m:eqArrPr>
-              <m:e>
-                <m:r>
-                  <m:rPr>
-                    <m:sty m:val="p"/>
-                  </m:rPr>
-                  <w:rPr>
-                    <w:rFonts w:ascii="Cambria Math" w:hAnsi="Cambria Math"/>
-                    <w:sz w:val="32"/>
-                    <w:szCs w:val="32"/>
-                  </w:rPr>
-                  <m:t>0.90  0.20  0.80</m:t>
-                </m:r>
-              </m:e>
-              <m:e>
-                <m:r>
-                  <m:rPr>
-                    <m:sty m:val="p"/>
-                  </m:rPr>
-                  <w:rPr>
-                    <w:rFonts w:ascii="Cambria Math" w:hAnsi="Cambria Math"/>
-                    <w:sz w:val="32"/>
-                    <w:szCs w:val="32"/>
-                  </w:rPr>
-                  <m:t>0.80  0.70  0.10</m:t>
-                </m:r>
-              </m:e>
-              <m:e>
-                <m:r>
-                  <m:rPr>
-                    <m:sty m:val="p"/>
-                  </m:rPr>
-                  <w:rPr>
-                    <w:rFonts w:ascii="Cambria Math" w:hAnsi="Cambria Math"/>
-                    <w:sz w:val="32"/>
-                    <w:szCs w:val="32"/>
-                  </w:rPr>
-                  <m:t xml:space="preserve"> 0.70  0.80  0.20</m:t>
-                </m:r>
-              </m:e>
-              <m:e>
-                <m:r>
-                  <m:rPr>
-                    <m:sty m:val="p"/>
-                  </m:rPr>
-                  <w:rPr>
-                    <w:rFonts w:ascii="Cambria Math" w:hAnsi="Cambria Math"/>
-                    <w:sz w:val="32"/>
-                    <w:szCs w:val="32"/>
-                  </w:rPr>
-                  <m:t>0.30  0.20  0.90</m:t>
-                </m:r>
-              </m:e>
-            </m:eqArr>
-          </m:e>
-        </m:d>
-      </m:oMath>
-    </w:p>
-    <w:p>
-      <w:pPr>
-        <w:rPr>
-          <w:kern w:val="2"/>
-          <w:sz w:val="28"/>
-          <w:szCs w:val="28"/>
-          <w14:ligatures w14:val="standardContextual"/>
-        </w:rPr>
-      </w:pPr>
-    </w:p>
-    <w:p/>
-    <w:p/>
-    <w:p/>
-    <w:p/>
-    <w:p>
-      <w:pPr>
-        <w:pStyle w:val="Heading2"/>
-      </w:pPr>
-      <w:r>
-        <w:t>Attention Weight Matrices</w:t>
-      </w:r>
-    </w:p>
-    <w:p/>
-    <w:bookmarkStart w:id="0" w:name="_Hlk170809532"/>
-    <w:p>
-      <w:pPr>
-        <w:spacing w:before="100" w:beforeAutospacing="1" w:after="100" w:afterAutospacing="1" w:line="480" w:lineRule="auto"/>
-        <w:ind w:left="720"/>
-        <w:rPr>
-          <w:rFonts w:eastAsia="Times New Roman" w:cstheme="minorHAnsi"/>
+        <w:spacing w:before="100" w:beforeAutospacing="1" w:after="100" w:afterAutospacing="1" w:line="240" w:lineRule="auto"/>
+        <w:rPr>
+          <w:rFonts w:eastAsia="Times New Roman" w:cs="Times New Roman"/>
           <w:sz w:val="32"/>
           <w:szCs w:val="32"/>
         </w:rPr>
       </w:pPr>
-      <m:oMathPara>
-        <m:oMathParaPr>
-          <m:jc m:val="left"/>
-        </m:oMathParaPr>
-        <m:oMath>
-          <m:sSup>
-            <m:sSupPr>
-              <m:ctrlPr>
-                <w:rPr>
-                  <w:rFonts w:ascii="Cambria Math" w:eastAsia="Times New Roman" w:hAnsi="Cambria Math" w:cs="Times New Roman"/>
-                  <w:sz w:val="32"/>
-                  <w:szCs w:val="32"/>
-                </w:rPr>
-              </m:ctrlPr>
-            </m:sSupPr>
-            <m:e>
-              <m:r>
-                <w:rPr>
-                  <w:rFonts w:ascii="Cambria Math" w:eastAsia="Times New Roman" w:hAnsi="Cambria Math" w:cs="Times New Roman"/>
-                  <w:sz w:val="32"/>
-                  <w:szCs w:val="32"/>
-                </w:rPr>
-                <m:t>W</m:t>
-              </m:r>
-            </m:e>
-            <m:sup>
-              <m:r>
-                <w:rPr>
-                  <w:rFonts w:ascii="Cambria Math" w:eastAsia="Times New Roman" w:hAnsi="Cambria Math" w:cs="Times New Roman"/>
-                  <w:sz w:val="32"/>
-                  <w:szCs w:val="32"/>
-                </w:rPr>
-                <m:t>Q</m:t>
-              </m:r>
-            </m:sup>
-          </m:sSup>
-          <w:bookmarkEnd w:id="0"/>
-          <m:r>
-            <w:rPr>
-              <w:rFonts w:ascii="Cambria Math" w:eastAsia="Times New Roman" w:hAnsi="Cambria Math" w:cs="Times New Roman"/>
-              <w:sz w:val="32"/>
-              <w:szCs w:val="32"/>
-            </w:rPr>
-            <m:t xml:space="preserve"> = </m:t>
-          </m:r>
-          <w:bookmarkStart w:id="1" w:name="_Hlk170810584"/>
-          <m:d>
-            <m:dPr>
-              <m:begChr m:val="|"/>
-              <m:endChr m:val="|"/>
-              <m:ctrlPr>
-                <w:rPr>
-                  <w:rFonts w:ascii="Cambria Math" w:eastAsia="Times New Roman" w:hAnsi="Cambria Math" w:cs="Times New Roman"/>
-                  <w:i/>
-                  <w:sz w:val="32"/>
-                  <w:szCs w:val="32"/>
-                </w:rPr>
-              </m:ctrlPr>
-            </m:dPr>
-            <m:e>
-              <m:eqArr>
-                <m:eqArrPr>
-                  <m:ctrlPr>
-                    <w:rPr>
-                      <w:rFonts w:ascii="Cambria Math" w:hAnsi="Cambria Math"/>
-                      <w:sz w:val="32"/>
-                      <w:szCs w:val="32"/>
-                    </w:rPr>
-                  </m:ctrlPr>
-                </m:eqArrPr>
-                <m:e>
-                  <m:r>
-                    <m:rPr>
-                      <m:sty m:val="p"/>
-                    </m:rPr>
-                    <w:rPr>
-                      <w:rFonts w:ascii="Cambria Math" w:hAnsi="Cambria Math"/>
-                      <w:sz w:val="32"/>
-                      <w:szCs w:val="32"/>
-                    </w:rPr>
-                    <m:t xml:space="preserve">0.3 </m:t>
-                  </m:r>
-                  <m:r>
-                    <m:rPr>
-                      <m:sty m:val="p"/>
-                    </m:rPr>
-                    <w:rPr>
-                      <w:rFonts w:ascii="Cambria Math" w:hAnsi="Cambria Math"/>
-                      <w:sz w:val="32"/>
-                      <w:szCs w:val="32"/>
-                    </w:rPr>
-                    <m:t xml:space="preserve">  </m:t>
-                  </m:r>
-                  <m:r>
-                    <m:rPr>
-                      <m:sty m:val="p"/>
-                    </m:rPr>
-                    <w:rPr>
-                      <w:rFonts w:ascii="Cambria Math" w:hAnsi="Cambria Math"/>
-                      <w:sz w:val="32"/>
-                      <w:szCs w:val="32"/>
-                    </w:rPr>
-                    <m:t>0.1</m:t>
-                  </m:r>
-                </m:e>
-                <m:e>
-                  <m:r>
-                    <m:rPr>
-                      <m:sty m:val="p"/>
-                    </m:rPr>
-                    <w:rPr>
-                      <w:rFonts w:ascii="Cambria Math" w:hAnsi="Cambria Math"/>
-                      <w:sz w:val="32"/>
-                      <w:szCs w:val="32"/>
-                    </w:rPr>
-                    <m:t>0.2</m:t>
-                  </m:r>
-                  <m:r>
-                    <m:rPr>
-                      <m:sty m:val="p"/>
-                    </m:rPr>
-                    <w:rPr>
-                      <w:rFonts w:ascii="Cambria Math" w:hAnsi="Cambria Math"/>
-                      <w:sz w:val="32"/>
-                      <w:szCs w:val="32"/>
-                    </w:rPr>
-                    <m:t xml:space="preserve">  </m:t>
-                  </m:r>
-                  <m:r>
-                    <m:rPr>
-                      <m:sty m:val="p"/>
-                    </m:rPr>
-                    <w:rPr>
-                      <w:rFonts w:ascii="Cambria Math" w:hAnsi="Cambria Math"/>
-                      <w:sz w:val="32"/>
-                      <w:szCs w:val="32"/>
-                    </w:rPr>
-                    <m:t xml:space="preserve"> 0.4</m:t>
-                  </m:r>
-                  <m:ctrlPr>
-                    <w:rPr>
-                      <w:rFonts w:ascii="Cambria Math" w:eastAsia="Cambria Math" w:hAnsi="Cambria Math" w:cs="Cambria Math"/>
-                      <w:sz w:val="32"/>
-                      <w:szCs w:val="32"/>
-                    </w:rPr>
-                  </m:ctrlPr>
-                </m:e>
-                <m:e>
-                  <m:r>
-                    <m:rPr>
-                      <m:sty m:val="p"/>
-                    </m:rPr>
-                    <w:rPr>
-                      <w:rFonts w:ascii="Cambria Math" w:hAnsi="Cambria Math"/>
-                      <w:sz w:val="32"/>
-                      <w:szCs w:val="32"/>
-                    </w:rPr>
-                    <m:t xml:space="preserve"> 0.1</m:t>
-                  </m:r>
-                  <m:r>
-                    <m:rPr>
-                      <m:sty m:val="p"/>
-                    </m:rPr>
-                    <w:rPr>
-                      <w:rFonts w:ascii="Cambria Math" w:hAnsi="Cambria Math"/>
-                      <w:sz w:val="32"/>
-                      <w:szCs w:val="32"/>
-                    </w:rPr>
-                    <m:t xml:space="preserve">  </m:t>
-                  </m:r>
-                  <m:r>
-                    <m:rPr>
-                      <m:sty m:val="p"/>
-                    </m:rPr>
-                    <w:rPr>
-                      <w:rFonts w:ascii="Cambria Math" w:hAnsi="Cambria Math"/>
-                      <w:sz w:val="32"/>
-                      <w:szCs w:val="32"/>
-                    </w:rPr>
-                    <m:t xml:space="preserve"> 0.5</m:t>
-                  </m:r>
-                </m:e>
-              </m:eqArr>
-            </m:e>
-          </m:d>
-          <m:r>
-            <w:rPr>
-              <w:rFonts w:ascii="Cambria Math" w:eastAsia="Times New Roman" w:hAnsi="Cambria Math" w:cs="Times New Roman"/>
-              <w:sz w:val="32"/>
-              <w:szCs w:val="32"/>
-            </w:rPr>
-            <m:t xml:space="preserve"> </m:t>
-          </m:r>
-          <w:bookmarkEnd w:id="1"/>
-          <m:r>
-            <w:rPr>
-              <w:rFonts w:ascii="Cambria Math" w:eastAsia="Times New Roman" w:hAnsi="Cambria Math" w:cs="Times New Roman"/>
-              <w:sz w:val="32"/>
-              <w:szCs w:val="32"/>
-            </w:rPr>
-            <m:t xml:space="preserve">  </m:t>
-          </m:r>
-        </m:oMath>
-      </m:oMathPara>
-    </w:p>
-    <w:p>
-      <w:pPr>
-        <w:spacing w:before="100" w:beforeAutospacing="1" w:after="100" w:afterAutospacing="1" w:line="480" w:lineRule="auto"/>
-        <w:ind w:left="720"/>
-        <w:rPr>
-          <w:rFonts w:eastAsia="Times New Roman" w:cstheme="minorHAnsi"/>
+      <w:r>
+        <w:rPr>
+          <w:rFonts w:eastAsia="Times New Roman" w:cs="Times New Roman"/>
           <w:sz w:val="32"/>
           <w:szCs w:val="32"/>
         </w:rPr>
-      </w:pPr>
-    </w:p>
-    <w:p>
-      <w:r>
-        <w:rPr>
-          <w:rFonts w:eastAsia="Times New Roman" w:cstheme="minorHAnsi"/>
+        <w:t>We will use the same example sentence:</w:t>
+      </w:r>
+    </w:p>
+    <w:p>
+      <w:pPr>
+        <w:tabs>
+          <w:tab w:val="left" w:pos="916"/>
+          <w:tab w:val="left" w:pos="1832"/>
+          <w:tab w:val="left" w:pos="2748"/>
+          <w:tab w:val="left" w:pos="3664"/>
+          <w:tab w:val="left" w:pos="4580"/>
+          <w:tab w:val="left" w:pos="5496"/>
+          <w:tab w:val="left" w:pos="6412"/>
+          <w:tab w:val="left" w:pos="7328"/>
+          <w:tab w:val="left" w:pos="8244"/>
+          <w:tab w:val="left" w:pos="9160"/>
+          <w:tab w:val="left" w:pos="10076"/>
+          <w:tab w:val="left" w:pos="10992"/>
+          <w:tab w:val="left" w:pos="11908"/>
+          <w:tab w:val="left" w:pos="12824"/>
+          <w:tab w:val="left" w:pos="13740"/>
+          <w:tab w:val="left" w:pos="14656"/>
+        </w:tabs>
+        <w:spacing w:after="0" w:line="240" w:lineRule="auto"/>
+        <w:rPr>
+          <w:rFonts w:eastAsia="Times New Roman" w:cs="Courier New"/>
           <w:sz w:val="32"/>
           <w:szCs w:val="32"/>
         </w:rPr>
-        <w:lastRenderedPageBreak/>
-        <w:t xml:space="preserve">       </w:t>
-      </w:r>
-      <w:bookmarkStart w:id="2" w:name="_Hlk171603506"/>
-      <w:r>
-        <w:rPr>
-          <w:b/>
-          <w:bCs/>
-          <w:sz w:val="28"/>
-          <w:szCs w:val="28"/>
-        </w:rPr>
-        <w:t xml:space="preserve"> </w:t>
-      </w:r>
-      <m:oMath>
-        <m:sSub>
-          <m:sSubPr>
-            <m:ctrlPr>
-              <w:rPr>
-                <w:rFonts w:ascii="Cambria Math" w:eastAsia="Times New Roman" w:hAnsi="Cambria Math" w:cs="Times New Roman"/>
-                <w:i/>
-                <w:sz w:val="32"/>
-                <w:szCs w:val="32"/>
-              </w:rPr>
-            </m:ctrlPr>
-          </m:sSubPr>
-          <m:e>
-            <m:r>
-              <w:rPr>
-                <w:rFonts w:ascii="Cambria Math" w:eastAsia="Times New Roman" w:hAnsi="Cambria Math" w:cs="Times New Roman"/>
-                <w:sz w:val="32"/>
-                <w:szCs w:val="32"/>
-              </w:rPr>
-              <m:t>W</m:t>
-            </m:r>
-          </m:e>
-          <m:sub>
-            <m:r>
-              <w:rPr>
-                <w:rFonts w:ascii="Cambria Math" w:eastAsia="Times New Roman" w:hAnsi="Cambria Math" w:cs="Times New Roman"/>
-                <w:sz w:val="32"/>
-                <w:szCs w:val="32"/>
-              </w:rPr>
-              <m:t>Q</m:t>
-            </m:r>
-          </m:sub>
-        </m:sSub>
-        <w:bookmarkEnd w:id="2"/>
-        <m:r>
-          <w:rPr>
-            <w:rFonts w:ascii="Cambria Math" w:eastAsia="Times New Roman" w:hAnsi="Cambria Math" w:cs="Times New Roman"/>
-            <w:sz w:val="32"/>
-            <w:szCs w:val="32"/>
-          </w:rPr>
-          <m:t xml:space="preserve"> = </m:t>
-        </m:r>
-        <m:d>
-          <m:dPr>
-            <m:begChr m:val="|"/>
-            <m:endChr m:val="|"/>
-            <m:ctrlPr>
-              <w:rPr>
-                <w:rFonts w:ascii="Cambria Math" w:eastAsia="Times New Roman" w:hAnsi="Cambria Math" w:cs="Times New Roman"/>
-                <w:i/>
-                <w:sz w:val="32"/>
-                <w:szCs w:val="32"/>
-              </w:rPr>
-            </m:ctrlPr>
-          </m:dPr>
-          <m:e>
-            <m:eqArr>
-              <m:eqArrPr>
-                <m:ctrlPr>
-                  <w:rPr>
-                    <w:rFonts w:ascii="Cambria Math" w:hAnsi="Cambria Math"/>
-                    <w:sz w:val="32"/>
-                    <w:szCs w:val="32"/>
-                  </w:rPr>
-                </m:ctrlPr>
-              </m:eqArrPr>
-              <m:e>
-                <m:r>
-                  <m:rPr>
-                    <m:sty m:val="p"/>
-                  </m:rPr>
-                  <w:rPr>
-                    <w:rFonts w:ascii="Cambria Math" w:hAnsi="Cambria Math"/>
-                    <w:sz w:val="32"/>
-                    <w:szCs w:val="32"/>
-                  </w:rPr>
-                  <m:t>0.</m:t>
-                </m:r>
-                <m:r>
-                  <m:rPr>
-                    <m:sty m:val="p"/>
-                  </m:rPr>
-                  <w:rPr>
-                    <w:rFonts w:ascii="Cambria Math" w:hAnsi="Cambria Math"/>
-                    <w:sz w:val="32"/>
-                    <w:szCs w:val="32"/>
-                  </w:rPr>
-                  <m:t xml:space="preserve">3  </m:t>
-                </m:r>
-                <m:r>
-                  <m:rPr>
-                    <m:sty m:val="p"/>
-                  </m:rPr>
-                  <w:rPr>
-                    <w:rFonts w:ascii="Cambria Math" w:hAnsi="Cambria Math"/>
-                    <w:sz w:val="32"/>
-                    <w:szCs w:val="32"/>
-                  </w:rPr>
-                  <m:t xml:space="preserve"> 0.1</m:t>
-                </m:r>
-              </m:e>
-              <m:e>
-                <m:r>
-                  <m:rPr>
-                    <m:sty m:val="p"/>
-                  </m:rPr>
-                  <w:rPr>
-                    <w:rFonts w:ascii="Cambria Math" w:hAnsi="Cambria Math"/>
-                    <w:sz w:val="32"/>
-                    <w:szCs w:val="32"/>
-                  </w:rPr>
-                  <m:t>0.</m:t>
-                </m:r>
-                <m:r>
-                  <m:rPr>
-                    <m:sty m:val="p"/>
-                  </m:rPr>
-                  <w:rPr>
-                    <w:rFonts w:ascii="Cambria Math" w:hAnsi="Cambria Math"/>
-                    <w:sz w:val="32"/>
-                    <w:szCs w:val="32"/>
-                  </w:rPr>
-                  <m:t>2</m:t>
-                </m:r>
-                <m:r>
-                  <m:rPr>
-                    <m:sty m:val="p"/>
-                  </m:rPr>
-                  <w:rPr>
-                    <w:rFonts w:ascii="Cambria Math" w:hAnsi="Cambria Math"/>
-                    <w:sz w:val="32"/>
-                    <w:szCs w:val="32"/>
-                  </w:rPr>
-                  <m:t xml:space="preserve">   0.</m:t>
-                </m:r>
-                <m:r>
-                  <m:rPr>
-                    <m:sty m:val="p"/>
-                  </m:rPr>
-                  <w:rPr>
-                    <w:rFonts w:ascii="Cambria Math" w:hAnsi="Cambria Math"/>
-                    <w:sz w:val="32"/>
-                    <w:szCs w:val="32"/>
-                  </w:rPr>
-                  <m:t>4</m:t>
-                </m:r>
-                <m:ctrlPr>
-                  <w:rPr>
-                    <w:rFonts w:ascii="Cambria Math" w:eastAsia="Cambria Math" w:hAnsi="Cambria Math" w:cs="Cambria Math"/>
-                    <w:sz w:val="32"/>
-                    <w:szCs w:val="32"/>
-                  </w:rPr>
-                </m:ctrlPr>
-              </m:e>
-              <m:e>
-                <m:r>
-                  <m:rPr>
-                    <m:sty m:val="p"/>
-                  </m:rPr>
-                  <w:rPr>
-                    <w:rFonts w:ascii="Cambria Math" w:hAnsi="Cambria Math"/>
-                    <w:sz w:val="32"/>
-                    <w:szCs w:val="32"/>
-                  </w:rPr>
-                  <m:t xml:space="preserve"> 0.</m:t>
-                </m:r>
-                <m:r>
-                  <m:rPr>
-                    <m:sty m:val="p"/>
-                  </m:rPr>
-                  <w:rPr>
-                    <w:rFonts w:ascii="Cambria Math" w:hAnsi="Cambria Math"/>
-                    <w:sz w:val="32"/>
-                    <w:szCs w:val="32"/>
-                  </w:rPr>
-                  <m:t>1</m:t>
-                </m:r>
-                <m:r>
-                  <m:rPr>
-                    <m:sty m:val="p"/>
-                  </m:rPr>
-                  <w:rPr>
-                    <w:rFonts w:ascii="Cambria Math" w:hAnsi="Cambria Math"/>
-                    <w:sz w:val="32"/>
-                    <w:szCs w:val="32"/>
-                  </w:rPr>
-                  <m:t xml:space="preserve">   0.</m:t>
-                </m:r>
-                <m:r>
-                  <m:rPr>
-                    <m:sty m:val="p"/>
-                  </m:rPr>
-                  <w:rPr>
-                    <w:rFonts w:ascii="Cambria Math" w:hAnsi="Cambria Math"/>
-                    <w:sz w:val="32"/>
-                    <w:szCs w:val="32"/>
-                  </w:rPr>
-                  <m:t>5</m:t>
-                </m:r>
-              </m:e>
-            </m:eqArr>
-          </m:e>
-        </m:d>
-      </m:oMath>
-      <w:r>
-        <w:br/>
-      </w:r>
-    </w:p>
-    <w:p>
-      <w:pPr>
-        <w:ind w:left="720"/>
-      </w:pPr>
-      <w:r>
-        <w:br/>
-      </w:r>
+      </w:pPr>
+      <w:r>
+        <w:rPr>
+          <w:rFonts w:eastAsia="Times New Roman" w:cs="Courier New"/>
+          <w:sz w:val="32"/>
+          <w:szCs w:val="32"/>
+        </w:rPr>
+        <w:t>nearest gas station Murphy</w:t>
+      </w:r>
+    </w:p>
+    <w:p>
+      <w:pPr>
+        <w:spacing w:before="100" w:beforeAutospacing="1" w:after="100" w:afterAutospacing="1" w:line="240" w:lineRule="auto"/>
+        <w:rPr>
+          <w:rFonts w:eastAsia="Times New Roman" w:cs="Times New Roman"/>
+          <w:sz w:val="32"/>
+          <w:szCs w:val="32"/>
+        </w:rPr>
+      </w:pPr>
+      <w:r>
+        <w:rPr>
+          <w:rFonts w:eastAsia="Times New Roman" w:cs="Times New Roman"/>
+          <w:sz w:val="32"/>
+          <w:szCs w:val="32"/>
+        </w:rPr>
+        <w:t>Tokens:</w:t>
+      </w:r>
+    </w:p>
+    <w:p>
+      <w:pPr>
+        <w:tabs>
+          <w:tab w:val="left" w:pos="916"/>
+          <w:tab w:val="left" w:pos="1832"/>
+          <w:tab w:val="left" w:pos="2748"/>
+          <w:tab w:val="left" w:pos="3664"/>
+          <w:tab w:val="left" w:pos="4580"/>
+          <w:tab w:val="left" w:pos="5496"/>
+          <w:tab w:val="left" w:pos="6412"/>
+          <w:tab w:val="left" w:pos="7328"/>
+          <w:tab w:val="left" w:pos="8244"/>
+          <w:tab w:val="left" w:pos="9160"/>
+          <w:tab w:val="left" w:pos="10076"/>
+          <w:tab w:val="left" w:pos="10992"/>
+          <w:tab w:val="left" w:pos="11908"/>
+          <w:tab w:val="left" w:pos="12824"/>
+          <w:tab w:val="left" w:pos="13740"/>
+          <w:tab w:val="left" w:pos="14656"/>
+        </w:tabs>
+        <w:spacing w:after="0" w:line="240" w:lineRule="auto"/>
+        <w:rPr>
+          <w:rFonts w:eastAsia="Times New Roman" w:cs="Courier New"/>
+          <w:sz w:val="32"/>
+          <w:szCs w:val="32"/>
+        </w:rPr>
+      </w:pPr>
+      <w:r>
+        <w:rPr>
+          <w:rFonts w:eastAsia="Times New Roman" w:cs="Courier New"/>
+          <w:sz w:val="32"/>
+          <w:szCs w:val="32"/>
+        </w:rPr>
+        <w:t>[nearest, gas, station, Murphy]</w:t>
+      </w:r>
+    </w:p>
+    <w:p>
+      <w:pPr>
+        <w:spacing w:before="100" w:beforeAutospacing="1" w:after="100" w:afterAutospacing="1" w:line="240" w:lineRule="auto"/>
+        <w:rPr>
+          <w:rFonts w:eastAsia="Times New Roman" w:cs="Times New Roman"/>
+          <w:sz w:val="32"/>
+          <w:szCs w:val="32"/>
+        </w:rPr>
+      </w:pPr>
+      <w:r>
+        <w:rPr>
+          <w:rFonts w:eastAsia="Times New Roman" w:cs="Times New Roman"/>
+          <w:sz w:val="32"/>
+          <w:szCs w:val="32"/>
+        </w:rPr>
+        <w:t>Embedding dimension:</w:t>
+      </w:r>
+    </w:p>
+    <w:p>
+      <w:pPr>
+        <w:spacing w:after="0" w:line="240" w:lineRule="auto"/>
+        <w:rPr>
+          <w:rFonts w:eastAsia="Times New Roman" w:cs="Times New Roman"/>
+          <w:sz w:val="32"/>
+          <w:szCs w:val="32"/>
+        </w:rPr>
+      </w:pPr>
       <m:oMathPara>
-        <m:oMathParaPr>
-          <m:jc m:val="left"/>
-        </m:oMathParaPr>
         <m:oMath>
           <m:sSub>
             <m:sSubPr>
               <m:ctrlPr>
                 <w:rPr>
                   <w:rFonts w:ascii="Cambria Math" w:eastAsia="Times New Roman" w:hAnsi="Cambria Math" w:cs="Times New Roman"/>
-                  <w:i/>
                   <w:sz w:val="32"/>
                   <w:szCs w:val="32"/>
                 </w:rPr>
@@ -1150,7 +826,7 @@
                   <w:sz w:val="32"/>
                   <w:szCs w:val="32"/>
                 </w:rPr>
-                <m:t>W</m:t>
+                <m:t>d</m:t>
               </m:r>
             </m:e>
             <m:sub>
@@ -1160,7 +836,7 @@
                   <w:sz w:val="32"/>
                   <w:szCs w:val="32"/>
                 </w:rPr>
-                <m:t>K</m:t>
+                <m:t>model</m:t>
               </m:r>
             </m:sub>
           </m:sSub>
@@ -1170,126 +846,54 @@
               <w:sz w:val="32"/>
               <w:szCs w:val="32"/>
             </w:rPr>
-            <m:t xml:space="preserve"> = </m:t>
+            <m:t>=3</m:t>
           </m:r>
-          <m:d>
-            <m:dPr>
-              <m:begChr m:val="|"/>
-              <m:endChr m:val="|"/>
-              <m:ctrlPr>
-                <w:rPr>
-                  <w:rFonts w:ascii="Cambria Math" w:eastAsia="Times New Roman" w:hAnsi="Cambria Math" w:cs="Times New Roman"/>
-                  <w:i/>
-                  <w:sz w:val="32"/>
-                  <w:szCs w:val="32"/>
-                </w:rPr>
-              </m:ctrlPr>
-            </m:dPr>
-            <m:e>
-              <m:eqArr>
-                <m:eqArrPr>
-                  <m:ctrlPr>
-                    <w:rPr>
-                      <w:rFonts w:ascii="Cambria Math" w:hAnsi="Cambria Math"/>
-                      <w:sz w:val="32"/>
-                      <w:szCs w:val="32"/>
-                    </w:rPr>
-                  </m:ctrlPr>
-                </m:eqArrPr>
-                <m:e>
-                  <m:r>
-                    <m:rPr>
-                      <m:sty m:val="p"/>
-                    </m:rPr>
-                    <w:rPr>
-                      <w:rFonts w:ascii="Cambria Math" w:hAnsi="Cambria Math"/>
-                      <w:sz w:val="32"/>
-                      <w:szCs w:val="32"/>
-                    </w:rPr>
-                    <m:t>0.2</m:t>
-                  </m:r>
-                  <m:r>
-                    <m:rPr>
-                      <m:sty m:val="p"/>
-                    </m:rPr>
-                    <w:rPr>
-                      <w:rFonts w:ascii="Cambria Math" w:hAnsi="Cambria Math"/>
-                      <w:sz w:val="32"/>
-                      <w:szCs w:val="32"/>
-                    </w:rPr>
-                    <m:t xml:space="preserve">  </m:t>
-                  </m:r>
-                  <m:r>
-                    <m:rPr>
-                      <m:sty m:val="p"/>
-                    </m:rPr>
-                    <w:rPr>
-                      <w:rFonts w:ascii="Cambria Math" w:hAnsi="Cambria Math"/>
-                      <w:sz w:val="32"/>
-                      <w:szCs w:val="32"/>
-                    </w:rPr>
-                    <m:t xml:space="preserve"> 0.1</m:t>
-                  </m:r>
-                </m:e>
-                <m:e>
-                  <m:r>
-                    <m:rPr>
-                      <m:sty m:val="p"/>
-                    </m:rPr>
-                    <w:rPr>
-                      <w:rFonts w:ascii="Cambria Math" w:hAnsi="Cambria Math"/>
-                      <w:sz w:val="32"/>
-                      <w:szCs w:val="32"/>
-                    </w:rPr>
-                    <m:t>0.3   0.2</m:t>
-                  </m:r>
-                  <m:ctrlPr>
-                    <w:rPr>
-                      <w:rFonts w:ascii="Cambria Math" w:eastAsia="Cambria Math" w:hAnsi="Cambria Math" w:cs="Cambria Math"/>
-                      <w:sz w:val="32"/>
-                      <w:szCs w:val="32"/>
-                    </w:rPr>
-                  </m:ctrlPr>
-                </m:e>
-                <m:e>
-                  <m:r>
-                    <m:rPr>
-                      <m:sty m:val="p"/>
-                    </m:rPr>
-                    <w:rPr>
-                      <w:rFonts w:ascii="Cambria Math" w:hAnsi="Cambria Math"/>
-                      <w:sz w:val="32"/>
-                      <w:szCs w:val="32"/>
-                    </w:rPr>
-                    <m:t xml:space="preserve"> 0.4   0.3</m:t>
-                  </m:r>
-                </m:e>
-              </m:eqArr>
-            </m:e>
-          </m:d>
+          <m:r>
+            <w:rPr>
+              <w:rFonts w:eastAsia="Times New Roman" w:cs="Times New Roman"/>
+              <w:i/>
+              <w:sz w:val="32"/>
+              <w:szCs w:val="32"/>
+            </w:rPr>
+            <w:br/>
+          </m:r>
         </m:oMath>
       </m:oMathPara>
     </w:p>
-    <w:p/>
-    <w:p>
-      <w:pPr>
-        <w:tabs>
-          <w:tab w:val="left" w:pos="1425"/>
-        </w:tabs>
-        <w:ind w:left="720"/>
-        <w:jc w:val="both"/>
+    <w:p>
+      <w:pPr>
+        <w:spacing w:before="100" w:beforeAutospacing="1" w:after="100" w:afterAutospacing="1" w:line="240" w:lineRule="auto"/>
+        <w:rPr>
+          <w:rFonts w:eastAsia="Times New Roman" w:cs="Times New Roman"/>
+          <w:sz w:val="32"/>
+          <w:szCs w:val="32"/>
+        </w:rPr>
+      </w:pPr>
+      <w:r>
+        <w:rPr>
+          <w:rFonts w:eastAsia="Times New Roman" w:cs="Times New Roman"/>
+          <w:sz w:val="32"/>
+          <w:szCs w:val="32"/>
+        </w:rPr>
+        <w:t>Attention dimension:</w:t>
+      </w:r>
+    </w:p>
+    <w:p>
+      <w:pPr>
+        <w:spacing w:after="0" w:line="240" w:lineRule="auto"/>
+        <w:rPr>
+          <w:rFonts w:eastAsia="Times New Roman" w:cs="Times New Roman"/>
+          <w:sz w:val="32"/>
+          <w:szCs w:val="32"/>
+        </w:rPr>
       </w:pPr>
       <m:oMathPara>
-        <m:oMathParaPr>
-          <m:jc m:val="left"/>
-        </m:oMathParaPr>
         <m:oMath>
           <m:sSub>
             <m:sSubPr>
               <m:ctrlPr>
                 <w:rPr>
                   <w:rFonts w:ascii="Cambria Math" w:eastAsia="Times New Roman" w:hAnsi="Cambria Math" w:cs="Times New Roman"/>
-                  <w:i/>
                   <w:sz w:val="32"/>
                   <w:szCs w:val="32"/>
                 </w:rPr>
@@ -1302,7 +906,7 @@
                   <w:sz w:val="32"/>
                   <w:szCs w:val="32"/>
                 </w:rPr>
-                <m:t>W</m:t>
+                <m:t>d</m:t>
               </m:r>
             </m:e>
             <m:sub>
@@ -1312,7 +916,7 @@
                   <w:sz w:val="32"/>
                   <w:szCs w:val="32"/>
                 </w:rPr>
-                <m:t>V</m:t>
+                <m:t>k</m:t>
               </m:r>
             </m:sub>
           </m:sSub>
@@ -1322,267 +926,117 @@
               <w:sz w:val="32"/>
               <w:szCs w:val="32"/>
             </w:rPr>
-            <m:t xml:space="preserve"> = </m:t>
+            <m:t>=2</m:t>
           </m:r>
-          <m:d>
-            <m:dPr>
-              <m:begChr m:val="|"/>
-              <m:endChr m:val="|"/>
-              <m:ctrlPr>
-                <w:rPr>
-                  <w:rFonts w:ascii="Cambria Math" w:eastAsia="Times New Roman" w:hAnsi="Cambria Math" w:cs="Times New Roman"/>
-                  <w:i/>
-                  <w:sz w:val="32"/>
-                  <w:szCs w:val="32"/>
-                </w:rPr>
-              </m:ctrlPr>
-            </m:dPr>
-            <m:e>
-              <m:eqArr>
-                <m:eqArrPr>
-                  <m:ctrlPr>
-                    <w:rPr>
-                      <w:rFonts w:ascii="Cambria Math" w:hAnsi="Cambria Math"/>
-                      <w:sz w:val="32"/>
-                      <w:szCs w:val="32"/>
-                    </w:rPr>
-                  </m:ctrlPr>
-                </m:eqArrPr>
-                <m:e>
-                  <m:r>
-                    <m:rPr>
-                      <m:sty m:val="p"/>
-                    </m:rPr>
-                    <w:rPr>
-                      <w:rFonts w:ascii="Cambria Math" w:hAnsi="Cambria Math"/>
-                      <w:sz w:val="32"/>
-                      <w:szCs w:val="32"/>
-                    </w:rPr>
-                    <m:t>0.</m:t>
-                  </m:r>
-                  <m:r>
-                    <m:rPr>
-                      <m:sty m:val="p"/>
-                    </m:rPr>
-                    <w:rPr>
-                      <w:rFonts w:ascii="Cambria Math" w:hAnsi="Cambria Math"/>
-                      <w:sz w:val="32"/>
-                      <w:szCs w:val="32"/>
-                    </w:rPr>
-                    <m:t>5</m:t>
-                  </m:r>
-                  <m:r>
-                    <m:rPr>
-                      <m:sty m:val="p"/>
-                    </m:rPr>
-                    <w:rPr>
-                      <w:rFonts w:ascii="Cambria Math" w:hAnsi="Cambria Math"/>
-                      <w:sz w:val="32"/>
-                      <w:szCs w:val="32"/>
-                    </w:rPr>
-                    <m:t xml:space="preserve">  </m:t>
-                  </m:r>
-                  <m:r>
-                    <m:rPr>
-                      <m:sty m:val="p"/>
-                    </m:rPr>
-                    <w:rPr>
-                      <w:rFonts w:ascii="Cambria Math" w:hAnsi="Cambria Math"/>
-                      <w:sz w:val="32"/>
-                      <w:szCs w:val="32"/>
-                    </w:rPr>
-                    <m:t xml:space="preserve"> 0.1</m:t>
-                  </m:r>
-                </m:e>
-                <m:e>
-                  <m:r>
-                    <m:rPr>
-                      <m:sty m:val="p"/>
-                    </m:rPr>
-                    <w:rPr>
-                      <w:rFonts w:ascii="Cambria Math" w:hAnsi="Cambria Math"/>
-                      <w:sz w:val="32"/>
-                      <w:szCs w:val="32"/>
-                    </w:rPr>
-                    <m:t>0.</m:t>
-                  </m:r>
-                  <m:r>
-                    <m:rPr>
-                      <m:sty m:val="p"/>
-                    </m:rPr>
-                    <w:rPr>
-                      <w:rFonts w:ascii="Cambria Math" w:hAnsi="Cambria Math"/>
-                      <w:sz w:val="32"/>
-                      <w:szCs w:val="32"/>
-                    </w:rPr>
-                    <m:t>2</m:t>
-                  </m:r>
-                  <m:r>
-                    <m:rPr>
-                      <m:sty m:val="p"/>
-                    </m:rPr>
-                    <w:rPr>
-                      <w:rFonts w:ascii="Cambria Math" w:hAnsi="Cambria Math"/>
-                      <w:sz w:val="32"/>
-                      <w:szCs w:val="32"/>
-                    </w:rPr>
-                    <m:t xml:space="preserve">   0.</m:t>
-                  </m:r>
-                  <m:r>
-                    <m:rPr>
-                      <m:sty m:val="p"/>
-                    </m:rPr>
-                    <w:rPr>
-                      <w:rFonts w:ascii="Cambria Math" w:hAnsi="Cambria Math"/>
-                      <w:sz w:val="32"/>
-                      <w:szCs w:val="32"/>
-                    </w:rPr>
-                    <m:t>4</m:t>
-                  </m:r>
-                  <m:ctrlPr>
-                    <w:rPr>
-                      <w:rFonts w:ascii="Cambria Math" w:eastAsia="Cambria Math" w:hAnsi="Cambria Math" w:cs="Cambria Math"/>
-                      <w:sz w:val="32"/>
-                      <w:szCs w:val="32"/>
-                    </w:rPr>
-                  </m:ctrlPr>
-                </m:e>
-                <m:e>
-                  <m:r>
-                    <m:rPr>
-                      <m:sty m:val="p"/>
-                    </m:rPr>
-                    <w:rPr>
-                      <w:rFonts w:ascii="Cambria Math" w:hAnsi="Cambria Math"/>
-                      <w:sz w:val="32"/>
-                      <w:szCs w:val="32"/>
-                    </w:rPr>
-                    <m:t xml:space="preserve"> 0.</m:t>
-                  </m:r>
-                  <m:r>
-                    <m:rPr>
-                      <m:sty m:val="p"/>
-                    </m:rPr>
-                    <w:rPr>
-                      <w:rFonts w:ascii="Cambria Math" w:hAnsi="Cambria Math"/>
-                      <w:sz w:val="32"/>
-                      <w:szCs w:val="32"/>
-                    </w:rPr>
-                    <m:t>1</m:t>
-                  </m:r>
-                  <m:r>
-                    <m:rPr>
-                      <m:sty m:val="p"/>
-                    </m:rPr>
-                    <w:rPr>
-                      <w:rFonts w:ascii="Cambria Math" w:hAnsi="Cambria Math"/>
-                      <w:sz w:val="32"/>
-                      <w:szCs w:val="32"/>
-                    </w:rPr>
-                    <m:t xml:space="preserve">   0.</m:t>
-                  </m:r>
-                  <m:r>
-                    <m:rPr>
-                      <m:sty m:val="p"/>
-                    </m:rPr>
-                    <w:rPr>
-                      <w:rFonts w:ascii="Cambria Math" w:hAnsi="Cambria Math"/>
-                      <w:sz w:val="32"/>
-                      <w:szCs w:val="32"/>
-                    </w:rPr>
-                    <m:t>6</m:t>
-                  </m:r>
-                </m:e>
-              </m:eqArr>
-            </m:e>
-          </m:d>
+          <m:r>
+            <w:rPr>
+              <w:rFonts w:eastAsia="Times New Roman" w:cs="Times New Roman"/>
+              <w:i/>
+              <w:sz w:val="32"/>
+              <w:szCs w:val="32"/>
+            </w:rPr>
+            <w:br/>
+          </m:r>
         </m:oMath>
       </m:oMathPara>
     </w:p>
     <w:p>
-      <w:r>
-        <w:br/>
-      </w:r>
-      <w:r>
-        <w:br/>
-      </w:r>
-    </w:p>
-    <w:p/>
-    <w:p>
-      <w:pPr>
-        <w:pStyle w:val="Heading2"/>
-        <w:rPr>
+      <w:pPr>
+        <w:spacing w:after="0" w:line="240" w:lineRule="auto"/>
+        <w:rPr>
+          <w:rFonts w:ascii="Times New Roman" w:eastAsia="Times New Roman" w:hAnsi="Times New Roman" w:cs="Times New Roman"/>
+          <w:sz w:val="24"/>
+          <w:szCs w:val="24"/>
+        </w:rPr>
+      </w:pPr>
+    </w:p>
+    <w:p>
+      <w:pPr>
+        <w:spacing w:before="100" w:beforeAutospacing="1" w:after="100" w:afterAutospacing="1" w:line="240" w:lineRule="auto"/>
+        <w:outlineLvl w:val="0"/>
+        <w:rPr>
+          <w:rFonts w:ascii="Times New Roman" w:eastAsia="Times New Roman" w:hAnsi="Times New Roman" w:cs="Times New Roman"/>
+          <w:b/>
+          <w:bCs/>
+          <w:kern w:val="36"/>
+          <w:sz w:val="48"/>
+          <w:szCs w:val="48"/>
+        </w:rPr>
+      </w:pPr>
+      <w:r>
+        <w:rPr>
+          <w:rFonts w:ascii="Times New Roman" w:eastAsia="Times New Roman" w:hAnsi="Times New Roman" w:cs="Times New Roman"/>
+          <w:b/>
+          <w:bCs/>
+          <w:kern w:val="36"/>
+          <w:sz w:val="48"/>
+          <w:szCs w:val="48"/>
+        </w:rPr>
+        <w:t>1️</w:t>
+      </w:r>
+      <w:r>
+        <w:rPr>
+          <w:rFonts w:ascii="Segoe UI Symbol" w:eastAsia="Times New Roman" w:hAnsi="Segoe UI Symbol" w:cs="Segoe UI Symbol"/>
+          <w:b/>
+          <w:bCs/>
+          <w:kern w:val="36"/>
+          <w:sz w:val="48"/>
+          <w:szCs w:val="48"/>
+        </w:rPr>
+        <w:t>⃣</w:t>
+      </w:r>
+      <w:r>
+        <w:rPr>
+          <w:rFonts w:ascii="Times New Roman" w:eastAsia="Times New Roman" w:hAnsi="Times New Roman" w:cs="Times New Roman"/>
+          <w:b/>
+          <w:bCs/>
+          <w:kern w:val="36"/>
+          <w:sz w:val="48"/>
+          <w:szCs w:val="48"/>
+        </w:rPr>
+        <w:t xml:space="preserve"> Input Embeddings </w:t>
+      </w:r>
+      <m:oMath>
+        <m:r>
+          <m:rPr>
+            <m:sty m:val="bi"/>
+          </m:rPr>
+          <w:rPr>
+            <w:rFonts w:ascii="Cambria Math" w:eastAsia="Times New Roman" w:hAnsi="Cambria Math" w:cs="Times New Roman"/>
+            <w:kern w:val="36"/>
+            <w:sz w:val="48"/>
+            <w:szCs w:val="48"/>
+          </w:rPr>
+          <m:t>X</m:t>
+        </m:r>
+      </m:oMath>
+    </w:p>
+    <w:p>
+      <w:pPr>
+        <w:spacing w:before="100" w:beforeAutospacing="1" w:after="100" w:afterAutospacing="1" w:line="240" w:lineRule="auto"/>
+        <w:rPr>
+          <w:rFonts w:ascii="Times New Roman" w:eastAsia="Times New Roman" w:hAnsi="Times New Roman" w:cs="Times New Roman"/>
           <w:sz w:val="32"/>
           <w:szCs w:val="32"/>
         </w:rPr>
       </w:pPr>
       <w:r>
         <w:rPr>
+          <w:rFonts w:ascii="Times New Roman" w:eastAsia="Times New Roman" w:hAnsi="Times New Roman" w:cs="Times New Roman"/>
           <w:sz w:val="32"/>
           <w:szCs w:val="32"/>
         </w:rPr>
-        <w:t xml:space="preserve">Query Matrix </w:t>
-      </w:r>
-      <w:r>
-        <w:rPr>
-          <w:sz w:val="32"/>
-          <w:szCs w:val="32"/>
-        </w:rPr>
-        <w:t xml:space="preserve">   </w:t>
-      </w:r>
-      <w:r>
-        <w:rPr>
-          <w:rFonts w:asciiTheme="minorHAnsi" w:hAnsiTheme="minorHAnsi"/>
-          <w:sz w:val="32"/>
-          <w:szCs w:val="32"/>
-        </w:rPr>
-        <w:t xml:space="preserve">Q = X * </w:t>
-      </w:r>
-      <m:oMath>
-        <m:sSub>
-          <m:sSubPr>
-            <m:ctrlPr>
-              <w:rPr>
-                <w:rFonts w:ascii="Cambria Math" w:eastAsia="Times New Roman" w:hAnsi="Cambria Math" w:cs="Times New Roman"/>
-                <w:i/>
-                <w:sz w:val="32"/>
-                <w:szCs w:val="32"/>
-              </w:rPr>
-            </m:ctrlPr>
-          </m:sSubPr>
-          <m:e>
-            <m:r>
-              <m:rPr>
-                <m:sty m:val="bi"/>
-              </m:rPr>
-              <w:rPr>
-                <w:rFonts w:ascii="Cambria Math" w:eastAsia="Times New Roman" w:hAnsi="Cambria Math" w:cs="Times New Roman"/>
-                <w:sz w:val="32"/>
-                <w:szCs w:val="32"/>
-              </w:rPr>
-              <m:t>W</m:t>
-            </m:r>
-          </m:e>
-          <m:sub>
-            <m:r>
-              <m:rPr>
-                <m:sty m:val="bi"/>
-              </m:rPr>
-              <w:rPr>
-                <w:rFonts w:ascii="Cambria Math" w:eastAsia="Times New Roman" w:hAnsi="Cambria Math" w:cs="Times New Roman"/>
-                <w:sz w:val="32"/>
-                <w:szCs w:val="32"/>
-              </w:rPr>
-              <m:t>Q</m:t>
-            </m:r>
-          </m:sub>
-        </m:sSub>
-      </m:oMath>
-    </w:p>
-    <w:p/>
-    <w:p>
-      <w:pPr>
-        <w:ind w:left="720"/>
+        <w:t>Embedding matrix for the sentence:</w:t>
+      </w:r>
+    </w:p>
+    <w:p>
+      <w:pPr>
+        <w:spacing w:after="0" w:line="240" w:lineRule="auto"/>
+        <w:rPr>
+          <w:rFonts w:ascii="Times New Roman" w:eastAsia="Times New Roman" w:hAnsi="Times New Roman" w:cs="Times New Roman"/>
+          <w:sz w:val="24"/>
+          <w:szCs w:val="24"/>
+        </w:rPr>
       </w:pPr>
       <m:oMathPara>
         <m:oMathParaPr>
@@ -1595,882 +1049,603 @@
               <w:sz w:val="32"/>
               <w:szCs w:val="32"/>
             </w:rPr>
-            <m:t>Q</m:t>
-          </m:r>
-          <m:r>
-            <w:rPr>
-              <w:rFonts w:ascii="Cambria Math" w:eastAsia="Times New Roman" w:hAnsi="Cambria Math" w:cs="Times New Roman"/>
-              <w:sz w:val="32"/>
-              <w:szCs w:val="32"/>
-            </w:rPr>
-            <m:t xml:space="preserve">= </m:t>
+            <w:lastRenderedPageBreak/>
+            <m:t>X=</m:t>
           </m:r>
           <m:d>
             <m:dPr>
-              <m:begChr m:val="|"/>
-              <m:endChr m:val="|"/>
+              <m:begChr m:val="["/>
+              <m:endChr m:val="]"/>
               <m:ctrlPr>
                 <w:rPr>
                   <w:rFonts w:ascii="Cambria Math" w:eastAsia="Times New Roman" w:hAnsi="Cambria Math" w:cs="Times New Roman"/>
-                  <w:i/>
                   <w:sz w:val="32"/>
                   <w:szCs w:val="32"/>
                 </w:rPr>
               </m:ctrlPr>
             </m:dPr>
             <m:e>
-              <m:eqArr>
-                <m:eqArrPr>
+              <m:m>
+                <m:mPr>
+                  <m:plcHide m:val="1"/>
+                  <m:mcs>
+                    <m:mc>
+                      <m:mcPr>
+                        <m:count m:val="3"/>
+                        <m:mcJc m:val="center"/>
+                      </m:mcPr>
+                    </m:mc>
+                  </m:mcs>
                   <m:ctrlPr>
                     <w:rPr>
-                      <w:rFonts w:ascii="Cambria Math" w:hAnsi="Cambria Math"/>
+                      <w:rFonts w:ascii="Cambria Math" w:eastAsia="Times New Roman" w:hAnsi="Cambria Math" w:cs="Times New Roman"/>
                       <w:sz w:val="32"/>
                       <w:szCs w:val="32"/>
                     </w:rPr>
                   </m:ctrlPr>
-                </m:eqArrPr>
-                <m:e>
-                  <m:r>
-                    <m:rPr>
-                      <m:sty m:val="p"/>
-                    </m:rPr>
-                    <w:rPr>
-                      <w:rFonts w:ascii="Cambria Math" w:hAnsi="Cambria Math"/>
-                      <w:sz w:val="32"/>
-                      <w:szCs w:val="32"/>
-                    </w:rPr>
-                    <m:t>0.39</m:t>
-                  </m:r>
-                  <m:r>
-                    <m:rPr>
-                      <m:sty m:val="p"/>
-                    </m:rPr>
-                    <w:rPr>
-                      <w:rFonts w:ascii="Cambria Math" w:hAnsi="Cambria Math"/>
-                      <w:sz w:val="32"/>
-                      <w:szCs w:val="32"/>
-                    </w:rPr>
-                    <m:t xml:space="preserve"> </m:t>
-                  </m:r>
-                  <m:r>
-                    <m:rPr>
-                      <m:sty m:val="p"/>
-                    </m:rPr>
-                    <w:rPr>
-                      <w:rFonts w:ascii="Cambria Math" w:hAnsi="Cambria Math"/>
-                      <w:sz w:val="32"/>
-                      <w:szCs w:val="32"/>
-                    </w:rPr>
-                    <m:t xml:space="preserve"> 0.57</m:t>
-                  </m:r>
-                </m:e>
-                <m:e>
-                  <m:r>
-                    <m:rPr>
-                      <m:sty m:val="p"/>
-                    </m:rPr>
-                    <w:rPr>
-                      <w:rFonts w:ascii="Cambria Math" w:hAnsi="Cambria Math"/>
-                      <w:sz w:val="32"/>
-                      <w:szCs w:val="32"/>
-                    </w:rPr>
-                    <m:t>0.41</m:t>
-                  </m:r>
-                  <m:r>
-                    <m:rPr>
-                      <m:sty m:val="p"/>
-                    </m:rPr>
-                    <w:rPr>
-                      <w:rFonts w:ascii="Cambria Math" w:hAnsi="Cambria Math"/>
-                      <w:sz w:val="32"/>
-                      <w:szCs w:val="32"/>
-                    </w:rPr>
-                    <m:t xml:space="preserve"> </m:t>
-                  </m:r>
-                  <m:r>
-                    <m:rPr>
-                      <m:sty m:val="p"/>
-                    </m:rPr>
-                    <w:rPr>
-                      <w:rFonts w:ascii="Cambria Math" w:hAnsi="Cambria Math"/>
-                      <w:sz w:val="32"/>
-                      <w:szCs w:val="32"/>
-                    </w:rPr>
-                    <m:t xml:space="preserve"> 0.41</m:t>
-                  </m:r>
-                  <m:ctrlPr>
-                    <w:rPr>
-                      <w:rFonts w:ascii="Cambria Math" w:eastAsia="Cambria Math" w:hAnsi="Cambria Math" w:cs="Cambria Math"/>
-                      <w:sz w:val="32"/>
-                      <w:szCs w:val="32"/>
-                    </w:rPr>
-                  </m:ctrlPr>
-                </m:e>
-                <m:e>
-                  <m:r>
-                    <m:rPr>
-                      <m:sty m:val="p"/>
-                    </m:rPr>
-                    <w:rPr>
-                      <w:rFonts w:ascii="Cambria Math" w:hAnsi="Cambria Math"/>
-                      <w:sz w:val="32"/>
-                      <w:szCs w:val="32"/>
-                    </w:rPr>
-                    <m:t xml:space="preserve"> 0.41</m:t>
-                  </m:r>
-                  <m:r>
-                    <m:rPr>
-                      <m:sty m:val="p"/>
-                    </m:rPr>
-                    <w:rPr>
-                      <w:rFonts w:ascii="Cambria Math" w:hAnsi="Cambria Math"/>
-                      <w:sz w:val="32"/>
-                      <w:szCs w:val="32"/>
-                    </w:rPr>
-                    <m:t xml:space="preserve"> </m:t>
-                  </m:r>
-                  <m:r>
-                    <m:rPr>
-                      <m:sty m:val="p"/>
-                    </m:rPr>
-                    <w:rPr>
-                      <w:rFonts w:ascii="Cambria Math" w:hAnsi="Cambria Math"/>
-                      <w:sz w:val="32"/>
-                      <w:szCs w:val="32"/>
-                    </w:rPr>
-                    <m:t xml:space="preserve"> 0.49</m:t>
-                  </m:r>
-                  <m:ctrlPr>
-                    <w:rPr>
-                      <w:rFonts w:ascii="Cambria Math" w:eastAsia="Cambria Math" w:hAnsi="Cambria Math" w:cs="Cambria Math"/>
-                      <w:sz w:val="32"/>
-                      <w:szCs w:val="32"/>
-                    </w:rPr>
-                  </m:ctrlPr>
-                </m:e>
-                <m:e>
-                  <m:r>
-                    <m:rPr>
-                      <m:sty m:val="p"/>
-                    </m:rPr>
-                    <w:rPr>
-                      <w:rFonts w:ascii="Cambria Math" w:hAnsi="Cambria Math"/>
-                      <w:sz w:val="32"/>
-                      <w:szCs w:val="32"/>
-                    </w:rPr>
-                    <m:t xml:space="preserve"> </m:t>
-                  </m:r>
-                  <m:r>
-                    <m:rPr>
-                      <m:sty m:val="p"/>
-                    </m:rPr>
-                    <w:rPr>
-                      <w:rFonts w:ascii="Cambria Math" w:hAnsi="Cambria Math"/>
-                      <w:sz w:val="32"/>
-                      <w:szCs w:val="32"/>
-                    </w:rPr>
-                    <m:t>0.22</m:t>
-                  </m:r>
-                  <m:r>
-                    <m:rPr>
-                      <m:sty m:val="p"/>
-                    </m:rPr>
-                    <w:rPr>
-                      <w:rFonts w:ascii="Cambria Math" w:hAnsi="Cambria Math"/>
-                      <w:sz w:val="32"/>
-                      <w:szCs w:val="32"/>
-                    </w:rPr>
-                    <m:t xml:space="preserve"> </m:t>
-                  </m:r>
-                  <m:r>
-                    <m:rPr>
-                      <m:sty m:val="p"/>
-                    </m:rPr>
-                    <w:rPr>
-                      <w:rFonts w:ascii="Cambria Math" w:hAnsi="Cambria Math"/>
-                      <w:sz w:val="32"/>
-                      <w:szCs w:val="32"/>
-                    </w:rPr>
-                    <m:t xml:space="preserve"> 0.56</m:t>
-                  </m:r>
-                </m:e>
-              </m:eqArr>
+                </m:mPr>
+                <m:mr>
+                  <m:e>
+                    <m:r>
+                      <w:rPr>
+                        <w:rFonts w:ascii="Cambria Math" w:eastAsia="Times New Roman" w:hAnsi="Cambria Math" w:cs="Times New Roman"/>
+                        <w:sz w:val="32"/>
+                        <w:szCs w:val="32"/>
+                      </w:rPr>
+                      <m:t>0.90</m:t>
+                    </m:r>
+                  </m:e>
+                  <m:e>
+                    <m:r>
+                      <w:rPr>
+                        <w:rFonts w:ascii="Cambria Math" w:eastAsia="Times New Roman" w:hAnsi="Cambria Math" w:cs="Times New Roman"/>
+                        <w:sz w:val="32"/>
+                        <w:szCs w:val="32"/>
+                      </w:rPr>
+                      <m:t>0.20</m:t>
+                    </m:r>
+                  </m:e>
+                  <m:e>
+                    <m:r>
+                      <w:rPr>
+                        <w:rFonts w:ascii="Cambria Math" w:eastAsia="Times New Roman" w:hAnsi="Cambria Math" w:cs="Times New Roman"/>
+                        <w:sz w:val="32"/>
+                        <w:szCs w:val="32"/>
+                      </w:rPr>
+                      <m:t>0.80</m:t>
+                    </m:r>
+                  </m:e>
+                </m:mr>
+                <m:mr>
+                  <m:e>
+                    <m:r>
+                      <w:rPr>
+                        <w:rFonts w:ascii="Cambria Math" w:eastAsia="Times New Roman" w:hAnsi="Cambria Math" w:cs="Times New Roman"/>
+                        <w:sz w:val="32"/>
+                        <w:szCs w:val="32"/>
+                      </w:rPr>
+                      <m:t>0.80</m:t>
+                    </m:r>
+                  </m:e>
+                  <m:e>
+                    <m:r>
+                      <w:rPr>
+                        <w:rFonts w:ascii="Cambria Math" w:eastAsia="Times New Roman" w:hAnsi="Cambria Math" w:cs="Times New Roman"/>
+                        <w:sz w:val="32"/>
+                        <w:szCs w:val="32"/>
+                      </w:rPr>
+                      <m:t>0.70</m:t>
+                    </m:r>
+                  </m:e>
+                  <m:e>
+                    <m:r>
+                      <w:rPr>
+                        <w:rFonts w:ascii="Cambria Math" w:eastAsia="Times New Roman" w:hAnsi="Cambria Math" w:cs="Times New Roman"/>
+                        <w:sz w:val="32"/>
+                        <w:szCs w:val="32"/>
+                      </w:rPr>
+                      <m:t>0.10</m:t>
+                    </m:r>
+                  </m:e>
+                </m:mr>
+                <m:mr>
+                  <m:e>
+                    <m:r>
+                      <w:rPr>
+                        <w:rFonts w:ascii="Cambria Math" w:eastAsia="Times New Roman" w:hAnsi="Cambria Math" w:cs="Times New Roman"/>
+                        <w:sz w:val="32"/>
+                        <w:szCs w:val="32"/>
+                      </w:rPr>
+                      <m:t>0.70</m:t>
+                    </m:r>
+                  </m:e>
+                  <m:e>
+                    <m:r>
+                      <w:rPr>
+                        <w:rFonts w:ascii="Cambria Math" w:eastAsia="Times New Roman" w:hAnsi="Cambria Math" w:cs="Times New Roman"/>
+                        <w:sz w:val="32"/>
+                        <w:szCs w:val="32"/>
+                      </w:rPr>
+                      <m:t>0.80</m:t>
+                    </m:r>
+                  </m:e>
+                  <m:e>
+                    <m:r>
+                      <w:rPr>
+                        <w:rFonts w:ascii="Cambria Math" w:eastAsia="Times New Roman" w:hAnsi="Cambria Math" w:cs="Times New Roman"/>
+                        <w:sz w:val="32"/>
+                        <w:szCs w:val="32"/>
+                      </w:rPr>
+                      <m:t>0.20</m:t>
+                    </m:r>
+                  </m:e>
+                </m:mr>
+                <m:mr>
+                  <m:e>
+                    <m:r>
+                      <w:rPr>
+                        <w:rFonts w:ascii="Cambria Math" w:eastAsia="Times New Roman" w:hAnsi="Cambria Math" w:cs="Times New Roman"/>
+                        <w:sz w:val="32"/>
+                        <w:szCs w:val="32"/>
+                      </w:rPr>
+                      <m:t>0.30</m:t>
+                    </m:r>
+                  </m:e>
+                  <m:e>
+                    <m:r>
+                      <w:rPr>
+                        <w:rFonts w:ascii="Cambria Math" w:eastAsia="Times New Roman" w:hAnsi="Cambria Math" w:cs="Times New Roman"/>
+                        <w:sz w:val="32"/>
+                        <w:szCs w:val="32"/>
+                      </w:rPr>
+                      <m:t>0.20</m:t>
+                    </m:r>
+                  </m:e>
+                  <m:e>
+                    <m:r>
+                      <w:rPr>
+                        <w:rFonts w:ascii="Cambria Math" w:eastAsia="Times New Roman" w:hAnsi="Cambria Math" w:cs="Times New Roman"/>
+                        <w:sz w:val="32"/>
+                        <w:szCs w:val="32"/>
+                      </w:rPr>
+                      <m:t>0.90</m:t>
+                    </m:r>
+                  </m:e>
+                </m:mr>
+              </m:m>
             </m:e>
           </m:d>
+          <m:r>
+            <w:rPr>
+              <w:rFonts w:ascii="Cambria Math" w:eastAsia="Times New Roman" w:hAnsi="Cambria Math" w:cs="Times New Roman"/>
+              <w:sz w:val="24"/>
+              <w:szCs w:val="24"/>
+            </w:rPr>
+            <w:br/>
+          </m:r>
         </m:oMath>
       </m:oMathPara>
     </w:p>
-    <w:p/>
-    <w:p/>
-    <w:p>
-      <w:pPr>
-        <w:pStyle w:val="Heading2"/>
-        <w:rPr>
-          <w:rFonts w:asciiTheme="minorHAnsi" w:eastAsia="Times New Roman" w:hAnsiTheme="minorHAnsi" w:cstheme="minorHAnsi"/>
+    <w:p>
+      <w:pPr>
+        <w:spacing w:before="100" w:beforeAutospacing="1" w:after="100" w:afterAutospacing="1" w:line="240" w:lineRule="auto"/>
+        <w:rPr>
+          <w:rFonts w:ascii="Times New Roman" w:eastAsia="Times New Roman" w:hAnsi="Times New Roman" w:cs="Times New Roman"/>
           <w:sz w:val="32"/>
           <w:szCs w:val="32"/>
         </w:rPr>
       </w:pPr>
       <w:r>
         <w:rPr>
+          <w:rFonts w:ascii="Times New Roman" w:eastAsia="Times New Roman" w:hAnsi="Times New Roman" w:cs="Times New Roman"/>
           <w:sz w:val="32"/>
           <w:szCs w:val="32"/>
         </w:rPr>
-        <w:t xml:space="preserve">Query Matrix    </w:t>
-      </w:r>
-      <w:r>
-        <w:rPr>
-          <w:rFonts w:asciiTheme="minorHAnsi" w:hAnsiTheme="minorHAnsi"/>
+        <w:t>Rows correspond to tokens.</w:t>
+      </w:r>
+    </w:p>
+    <w:p>
+      <w:pPr>
+        <w:spacing w:before="100" w:beforeAutospacing="1" w:after="100" w:afterAutospacing="1" w:line="240" w:lineRule="auto"/>
+        <w:rPr>
+          <w:rFonts w:ascii="Times New Roman" w:eastAsia="Times New Roman" w:hAnsi="Times New Roman" w:cs="Times New Roman"/>
+          <w:sz w:val="24"/>
+          <w:szCs w:val="24"/>
+        </w:rPr>
+      </w:pPr>
+    </w:p>
+    <w:tbl>
+      <w:tblPr>
+        <w:tblW w:w="0" w:type="auto"/>
+        <w:tblCellSpacing w:w="15" w:type="dxa"/>
+        <w:tblBorders>
+          <w:top w:val="single" w:sz="4" w:space="0" w:color="auto"/>
+          <w:left w:val="single" w:sz="4" w:space="0" w:color="auto"/>
+          <w:bottom w:val="single" w:sz="4" w:space="0" w:color="auto"/>
+          <w:right w:val="single" w:sz="4" w:space="0" w:color="auto"/>
+          <w:insideH w:val="single" w:sz="4" w:space="0" w:color="auto"/>
+          <w:insideV w:val="single" w:sz="4" w:space="0" w:color="auto"/>
+        </w:tblBorders>
+        <w:tblCellMar>
+          <w:top w:w="15" w:type="dxa"/>
+          <w:left w:w="15" w:type="dxa"/>
+          <w:bottom w:w="15" w:type="dxa"/>
+          <w:right w:w="15" w:type="dxa"/>
+        </w:tblCellMar>
+        <w:tblLook w:val="04A0" w:firstRow="1" w:lastRow="0" w:firstColumn="1" w:lastColumn="0" w:noHBand="0" w:noVBand="1"/>
+      </w:tblPr>
+      <w:tblGrid>
+        <w:gridCol w:w="1345"/>
+        <w:gridCol w:w="2511"/>
+      </w:tblGrid>
+      <w:tr>
+        <w:trPr>
+          <w:tblHeader/>
+          <w:tblCellSpacing w:w="15" w:type="dxa"/>
+        </w:trPr>
+        <w:tc>
+          <w:tcPr>
+            <w:tcW w:w="1300" w:type="dxa"/>
+            <w:vAlign w:val="center"/>
+            <w:hideMark/>
+          </w:tcPr>
+          <w:p>
+            <w:pPr>
+              <w:spacing w:after="0" w:line="240" w:lineRule="auto"/>
+              <w:jc w:val="center"/>
+              <w:rPr>
+                <w:rFonts w:ascii="Cambria Math" w:eastAsia="Times New Roman" w:hAnsi="Cambria Math" w:cs="Times New Roman"/>
+                <w:b/>
+                <w:bCs/>
+                <w:sz w:val="36"/>
+                <w:szCs w:val="36"/>
+              </w:rPr>
+            </w:pPr>
+            <w:r>
+              <w:rPr>
+                <w:rFonts w:ascii="Cambria Math" w:eastAsia="Times New Roman" w:hAnsi="Cambria Math" w:cs="Times New Roman"/>
+                <w:b/>
+                <w:bCs/>
+                <w:sz w:val="36"/>
+                <w:szCs w:val="36"/>
+              </w:rPr>
+              <w:t>Token</w:t>
+            </w:r>
+          </w:p>
+        </w:tc>
+        <w:tc>
+          <w:tcPr>
+            <w:tcW w:w="2196" w:type="dxa"/>
+            <w:vAlign w:val="center"/>
+            <w:hideMark/>
+          </w:tcPr>
+          <w:p>
+            <w:pPr>
+              <w:spacing w:after="0" w:line="240" w:lineRule="auto"/>
+              <w:jc w:val="center"/>
+              <w:rPr>
+                <w:rFonts w:ascii="Cambria Math" w:eastAsia="Times New Roman" w:hAnsi="Cambria Math" w:cs="Times New Roman"/>
+                <w:b/>
+                <w:bCs/>
+                <w:sz w:val="36"/>
+                <w:szCs w:val="36"/>
+              </w:rPr>
+            </w:pPr>
+            <w:r>
+              <w:rPr>
+                <w:rFonts w:ascii="Cambria Math" w:eastAsia="Times New Roman" w:hAnsi="Cambria Math" w:cs="Times New Roman"/>
+                <w:b/>
+                <w:bCs/>
+                <w:sz w:val="36"/>
+                <w:szCs w:val="36"/>
+              </w:rPr>
+              <w:t>Vector</w:t>
+            </w:r>
+          </w:p>
+        </w:tc>
+      </w:tr>
+      <w:tr>
+        <w:trPr>
+          <w:tblCellSpacing w:w="15" w:type="dxa"/>
+        </w:trPr>
+        <w:tc>
+          <w:tcPr>
+            <w:tcW w:w="1300" w:type="dxa"/>
+            <w:vAlign w:val="center"/>
+            <w:hideMark/>
+          </w:tcPr>
+          <w:p>
+            <w:pPr>
+              <w:spacing w:after="0" w:line="240" w:lineRule="auto"/>
+              <w:rPr>
+                <w:rFonts w:ascii="Cambria Math" w:eastAsia="Times New Roman" w:hAnsi="Cambria Math" w:cs="Times New Roman"/>
+                <w:sz w:val="36"/>
+                <w:szCs w:val="36"/>
+              </w:rPr>
+            </w:pPr>
+            <w:r>
+              <w:rPr>
+                <w:rFonts w:ascii="Cambria Math" w:eastAsia="Times New Roman" w:hAnsi="Cambria Math" w:cs="Times New Roman"/>
+                <w:sz w:val="36"/>
+                <w:szCs w:val="36"/>
+              </w:rPr>
+              <w:t>nearest</w:t>
+            </w:r>
+          </w:p>
+        </w:tc>
+        <w:tc>
+          <w:tcPr>
+            <w:tcW w:w="2196" w:type="dxa"/>
+            <w:vAlign w:val="center"/>
+            <w:hideMark/>
+          </w:tcPr>
+          <w:p>
+            <w:pPr>
+              <w:spacing w:after="0" w:line="240" w:lineRule="auto"/>
+              <w:rPr>
+                <w:rFonts w:ascii="Cambria Math" w:eastAsia="Times New Roman" w:hAnsi="Cambria Math" w:cs="Times New Roman"/>
+                <w:sz w:val="36"/>
+                <w:szCs w:val="36"/>
+              </w:rPr>
+            </w:pPr>
+            <w:r>
+              <w:rPr>
+                <w:rFonts w:ascii="Cambria Math" w:eastAsia="Times New Roman" w:hAnsi="Cambria Math" w:cs="Times New Roman"/>
+                <w:sz w:val="36"/>
+                <w:szCs w:val="36"/>
+              </w:rPr>
+              <w:t>[0.90,0.20,0.80]</w:t>
+            </w:r>
+          </w:p>
+          <w:p>
+            <w:pPr>
+              <w:spacing w:after="0" w:line="240" w:lineRule="auto"/>
+              <w:rPr>
+                <w:rFonts w:ascii="Cambria Math" w:eastAsia="Times New Roman" w:hAnsi="Cambria Math" w:cs="Times New Roman"/>
+                <w:sz w:val="36"/>
+                <w:szCs w:val="36"/>
+              </w:rPr>
+            </w:pPr>
+          </w:p>
+        </w:tc>
+      </w:tr>
+      <w:tr>
+        <w:trPr>
+          <w:tblCellSpacing w:w="15" w:type="dxa"/>
+        </w:trPr>
+        <w:tc>
+          <w:tcPr>
+            <w:tcW w:w="1300" w:type="dxa"/>
+            <w:vAlign w:val="center"/>
+            <w:hideMark/>
+          </w:tcPr>
+          <w:p>
+            <w:pPr>
+              <w:spacing w:after="0" w:line="240" w:lineRule="auto"/>
+              <w:rPr>
+                <w:rFonts w:ascii="Cambria Math" w:eastAsia="Times New Roman" w:hAnsi="Cambria Math" w:cs="Times New Roman"/>
+                <w:sz w:val="36"/>
+                <w:szCs w:val="36"/>
+              </w:rPr>
+            </w:pPr>
+            <w:r>
+              <w:rPr>
+                <w:rFonts w:ascii="Cambria Math" w:eastAsia="Times New Roman" w:hAnsi="Cambria Math" w:cs="Times New Roman"/>
+                <w:sz w:val="36"/>
+                <w:szCs w:val="36"/>
+              </w:rPr>
+              <w:t>gas</w:t>
+            </w:r>
+          </w:p>
+        </w:tc>
+        <w:tc>
+          <w:tcPr>
+            <w:tcW w:w="2196" w:type="dxa"/>
+            <w:vAlign w:val="center"/>
+            <w:hideMark/>
+          </w:tcPr>
+          <w:p>
+            <w:pPr>
+              <w:spacing w:after="0" w:line="240" w:lineRule="auto"/>
+              <w:rPr>
+                <w:rFonts w:ascii="Cambria Math" w:eastAsia="Times New Roman" w:hAnsi="Cambria Math" w:cs="Times New Roman"/>
+                <w:sz w:val="36"/>
+                <w:szCs w:val="36"/>
+              </w:rPr>
+            </w:pPr>
+            <w:r>
+              <w:rPr>
+                <w:rFonts w:ascii="Cambria Math" w:eastAsia="Times New Roman" w:hAnsi="Cambria Math" w:cs="Times New Roman"/>
+                <w:sz w:val="36"/>
+                <w:szCs w:val="36"/>
+              </w:rPr>
+              <w:t>[0.80,0.70,0.10]</w:t>
+            </w:r>
+          </w:p>
+        </w:tc>
+      </w:tr>
+      <w:tr>
+        <w:trPr>
+          <w:tblCellSpacing w:w="15" w:type="dxa"/>
+        </w:trPr>
+        <w:tc>
+          <w:tcPr>
+            <w:tcW w:w="1300" w:type="dxa"/>
+            <w:vAlign w:val="center"/>
+            <w:hideMark/>
+          </w:tcPr>
+          <w:p>
+            <w:pPr>
+              <w:spacing w:after="0" w:line="240" w:lineRule="auto"/>
+              <w:rPr>
+                <w:rFonts w:ascii="Cambria Math" w:eastAsia="Times New Roman" w:hAnsi="Cambria Math" w:cs="Times New Roman"/>
+                <w:sz w:val="36"/>
+                <w:szCs w:val="36"/>
+              </w:rPr>
+            </w:pPr>
+            <w:r>
+              <w:rPr>
+                <w:rFonts w:ascii="Cambria Math" w:eastAsia="Times New Roman" w:hAnsi="Cambria Math" w:cs="Times New Roman"/>
+                <w:sz w:val="36"/>
+                <w:szCs w:val="36"/>
+              </w:rPr>
+              <w:t>station</w:t>
+            </w:r>
+          </w:p>
+        </w:tc>
+        <w:tc>
+          <w:tcPr>
+            <w:tcW w:w="2196" w:type="dxa"/>
+            <w:vAlign w:val="center"/>
+            <w:hideMark/>
+          </w:tcPr>
+          <w:p>
+            <w:pPr>
+              <w:spacing w:after="0" w:line="240" w:lineRule="auto"/>
+              <w:rPr>
+                <w:rFonts w:ascii="Cambria Math" w:eastAsia="Times New Roman" w:hAnsi="Cambria Math" w:cs="Times New Roman"/>
+                <w:sz w:val="36"/>
+                <w:szCs w:val="36"/>
+              </w:rPr>
+            </w:pPr>
+            <w:r>
+              <w:rPr>
+                <w:rFonts w:ascii="Cambria Math" w:eastAsia="Times New Roman" w:hAnsi="Cambria Math" w:cs="Times New Roman"/>
+                <w:sz w:val="36"/>
+                <w:szCs w:val="36"/>
+              </w:rPr>
+              <w:t>[0.70,0.80,0.20]</w:t>
+            </w:r>
+          </w:p>
+        </w:tc>
+      </w:tr>
+      <w:tr>
+        <w:trPr>
+          <w:tblCellSpacing w:w="15" w:type="dxa"/>
+        </w:trPr>
+        <w:tc>
+          <w:tcPr>
+            <w:tcW w:w="1300" w:type="dxa"/>
+            <w:vAlign w:val="center"/>
+            <w:hideMark/>
+          </w:tcPr>
+          <w:p>
+            <w:pPr>
+              <w:spacing w:after="0" w:line="240" w:lineRule="auto"/>
+              <w:rPr>
+                <w:rFonts w:ascii="Cambria Math" w:eastAsia="Times New Roman" w:hAnsi="Cambria Math" w:cs="Times New Roman"/>
+                <w:sz w:val="36"/>
+                <w:szCs w:val="36"/>
+              </w:rPr>
+            </w:pPr>
+            <w:r>
+              <w:rPr>
+                <w:rFonts w:ascii="Cambria Math" w:eastAsia="Times New Roman" w:hAnsi="Cambria Math" w:cs="Times New Roman"/>
+                <w:sz w:val="36"/>
+                <w:szCs w:val="36"/>
+              </w:rPr>
+              <w:t>Murphy</w:t>
+            </w:r>
+          </w:p>
+        </w:tc>
+        <w:tc>
+          <w:tcPr>
+            <w:tcW w:w="2196" w:type="dxa"/>
+            <w:vAlign w:val="center"/>
+            <w:hideMark/>
+          </w:tcPr>
+          <w:p>
+            <w:pPr>
+              <w:spacing w:after="0" w:line="240" w:lineRule="auto"/>
+              <w:rPr>
+                <w:rFonts w:ascii="Cambria Math" w:eastAsia="Times New Roman" w:hAnsi="Cambria Math" w:cs="Times New Roman"/>
+                <w:sz w:val="36"/>
+                <w:szCs w:val="36"/>
+              </w:rPr>
+            </w:pPr>
+            <w:r>
+              <w:rPr>
+                <w:rFonts w:ascii="Cambria Math" w:eastAsia="Times New Roman" w:hAnsi="Cambria Math" w:cs="Times New Roman"/>
+                <w:sz w:val="36"/>
+                <w:szCs w:val="36"/>
+              </w:rPr>
+              <w:t>[0.30,0.20,0.90]</w:t>
+            </w:r>
+          </w:p>
+        </w:tc>
+      </w:tr>
+    </w:tbl>
+    <w:p>
+      <w:pPr>
+        <w:spacing w:after="0" w:line="240" w:lineRule="auto"/>
+        <w:rPr>
+          <w:rFonts w:ascii="Times New Roman" w:eastAsia="Times New Roman" w:hAnsi="Times New Roman" w:cs="Times New Roman"/>
+          <w:sz w:val="24"/>
+          <w:szCs w:val="24"/>
+        </w:rPr>
+      </w:pPr>
+    </w:p>
+    <w:p>
+      <w:pPr>
+        <w:spacing w:before="100" w:beforeAutospacing="1" w:after="100" w:afterAutospacing="1" w:line="240" w:lineRule="auto"/>
+        <w:outlineLvl w:val="0"/>
+        <w:rPr>
+          <w:rFonts w:ascii="Times New Roman" w:eastAsia="Times New Roman" w:hAnsi="Times New Roman" w:cs="Times New Roman"/>
+          <w:b/>
+          <w:bCs/>
+          <w:kern w:val="36"/>
+          <w:sz w:val="48"/>
+          <w:szCs w:val="48"/>
+        </w:rPr>
+      </w:pPr>
+      <w:r>
+        <w:rPr>
+          <w:rFonts w:ascii="Times New Roman" w:eastAsia="Times New Roman" w:hAnsi="Times New Roman" w:cs="Times New Roman"/>
+          <w:b/>
+          <w:bCs/>
+          <w:kern w:val="36"/>
+          <w:sz w:val="48"/>
+          <w:szCs w:val="48"/>
+        </w:rPr>
+        <w:t>2️</w:t>
+      </w:r>
+      <w:r>
+        <w:rPr>
+          <w:rFonts w:ascii="Segoe UI Symbol" w:eastAsia="Times New Roman" w:hAnsi="Segoe UI Symbol" w:cs="Segoe UI Symbol"/>
+          <w:b/>
+          <w:bCs/>
+          <w:kern w:val="36"/>
+          <w:sz w:val="48"/>
+          <w:szCs w:val="48"/>
+        </w:rPr>
+        <w:t>⃣</w:t>
+      </w:r>
+      <w:r>
+        <w:rPr>
+          <w:rFonts w:ascii="Times New Roman" w:eastAsia="Times New Roman" w:hAnsi="Times New Roman" w:cs="Times New Roman"/>
+          <w:b/>
+          <w:bCs/>
+          <w:kern w:val="36"/>
+          <w:sz w:val="48"/>
+          <w:szCs w:val="48"/>
+        </w:rPr>
+        <w:t xml:space="preserve"> Attention Weight Matrices</w:t>
+      </w:r>
+    </w:p>
+    <w:p>
+      <w:pPr>
+        <w:spacing w:after="0" w:line="240" w:lineRule="auto"/>
+        <w:rPr>
+          <w:rFonts w:ascii="Times New Roman" w:eastAsia="Times New Roman" w:hAnsi="Times New Roman" w:cs="Times New Roman"/>
           <w:sz w:val="32"/>
           <w:szCs w:val="32"/>
         </w:rPr>
-        <w:t>K</w:t>
-      </w:r>
-      <w:r>
-        <w:rPr>
-          <w:rFonts w:asciiTheme="minorHAnsi" w:hAnsiTheme="minorHAnsi"/>
-          <w:sz w:val="32"/>
-          <w:szCs w:val="32"/>
-        </w:rPr>
-        <w:t xml:space="preserve"> = X</w:t>
-      </w:r>
-      <w:r>
-        <w:rPr>
-          <w:rFonts w:asciiTheme="minorHAnsi" w:eastAsia="Times New Roman" w:hAnsiTheme="minorHAnsi" w:cstheme="minorHAnsi"/>
-          <w:sz w:val="32"/>
-          <w:szCs w:val="32"/>
-        </w:rPr>
-        <w:t xml:space="preserve"> </w:t>
-      </w:r>
-      <m:oMath>
-        <m:sSub>
-          <m:sSubPr>
-            <m:ctrlPr>
-              <w:rPr>
-                <w:rFonts w:ascii="Cambria Math" w:eastAsia="Times New Roman" w:hAnsi="Cambria Math" w:cs="Times New Roman"/>
-                <w:i/>
-                <w:sz w:val="32"/>
-                <w:szCs w:val="32"/>
-              </w:rPr>
-            </m:ctrlPr>
-          </m:sSubPr>
-          <m:e>
-            <m:r>
-              <m:rPr>
-                <m:sty m:val="bi"/>
-              </m:rPr>
-              <w:rPr>
-                <w:rFonts w:ascii="Cambria Math" w:eastAsia="Times New Roman" w:hAnsi="Cambria Math" w:cs="Times New Roman"/>
-                <w:sz w:val="32"/>
-                <w:szCs w:val="32"/>
-              </w:rPr>
-              <m:t>W</m:t>
-            </m:r>
-          </m:e>
-          <m:sub>
-            <m:r>
-              <m:rPr>
-                <m:sty m:val="bi"/>
-              </m:rPr>
-              <w:rPr>
-                <w:rFonts w:ascii="Cambria Math" w:eastAsia="Times New Roman" w:hAnsi="Cambria Math" w:cs="Times New Roman"/>
-                <w:sz w:val="32"/>
-                <w:szCs w:val="32"/>
-              </w:rPr>
-              <m:t>K</m:t>
-            </m:r>
-          </m:sub>
-        </m:sSub>
-      </m:oMath>
-    </w:p>
-    <w:p/>
-    <w:p>
-      <w:pPr>
-        <w:ind w:left="720"/>
       </w:pPr>
       <m:oMathPara>
         <m:oMathParaPr>
           <m:jc m:val="left"/>
         </m:oMathParaPr>
         <m:oMath>
-          <m:r>
-            <w:rPr>
-              <w:rFonts w:ascii="Cambria Math" w:eastAsia="Times New Roman" w:hAnsi="Cambria Math" w:cs="Times New Roman"/>
-              <w:sz w:val="32"/>
-              <w:szCs w:val="32"/>
-            </w:rPr>
-            <m:t>K</m:t>
-          </m:r>
-          <m:r>
-            <w:rPr>
-              <w:rFonts w:ascii="Cambria Math" w:eastAsia="Times New Roman" w:hAnsi="Cambria Math" w:cs="Times New Roman"/>
-              <w:sz w:val="32"/>
-              <w:szCs w:val="32"/>
-            </w:rPr>
-            <m:t xml:space="preserve">= </m:t>
-          </m:r>
-          <m:d>
-            <m:dPr>
-              <m:begChr m:val="|"/>
-              <m:endChr m:val="|"/>
-              <m:ctrlPr>
-                <w:rPr>
-                  <w:rFonts w:ascii="Cambria Math" w:eastAsia="Times New Roman" w:hAnsi="Cambria Math" w:cs="Times New Roman"/>
-                  <w:i/>
-                  <w:sz w:val="32"/>
-                  <w:szCs w:val="32"/>
-                </w:rPr>
-              </m:ctrlPr>
-            </m:dPr>
-            <m:e>
-              <m:eqArr>
-                <m:eqArrPr>
-                  <m:ctrlPr>
-                    <w:rPr>
-                      <w:rFonts w:ascii="Cambria Math" w:hAnsi="Cambria Math"/>
-                      <w:sz w:val="32"/>
-                      <w:szCs w:val="32"/>
-                    </w:rPr>
-                  </m:ctrlPr>
-                </m:eqArrPr>
-                <m:e>
-                  <m:r>
-                    <w:rPr>
-                      <w:rFonts w:ascii="Cambria Math" w:hAnsi="Cambria Math"/>
-                      <w:sz w:val="32"/>
-                      <w:szCs w:val="32"/>
-                    </w:rPr>
-                    <m:t>0.56</m:t>
-                  </m:r>
-                  <m:r>
-                    <w:rPr>
-                      <w:rFonts w:ascii="Cambria Math" w:hAnsi="Cambria Math"/>
-                      <w:sz w:val="32"/>
-                      <w:szCs w:val="32"/>
-                    </w:rPr>
-                    <m:t xml:space="preserve"> </m:t>
-                  </m:r>
-                  <m:r>
-                    <w:rPr>
-                      <w:rFonts w:ascii="Cambria Math" w:hAnsi="Cambria Math"/>
-                      <w:sz w:val="32"/>
-                      <w:szCs w:val="32"/>
-                    </w:rPr>
-                    <m:t xml:space="preserve"> 0.37</m:t>
-                  </m:r>
-                </m:e>
-                <m:e>
-                  <m:r>
-                    <w:rPr>
-                      <w:rFonts w:ascii="Cambria Math" w:hAnsi="Cambria Math"/>
-                      <w:sz w:val="32"/>
-                      <w:szCs w:val="32"/>
-                    </w:rPr>
-                    <m:t xml:space="preserve"> 0.41</m:t>
-                  </m:r>
-                  <m:r>
-                    <w:rPr>
-                      <w:rFonts w:ascii="Cambria Math" w:hAnsi="Cambria Math"/>
-                      <w:sz w:val="32"/>
-                      <w:szCs w:val="32"/>
-                    </w:rPr>
-                    <m:t xml:space="preserve"> </m:t>
-                  </m:r>
-                  <m:r>
-                    <w:rPr>
-                      <w:rFonts w:ascii="Cambria Math" w:hAnsi="Cambria Math"/>
-                      <w:sz w:val="32"/>
-                      <w:szCs w:val="32"/>
-                    </w:rPr>
-                    <m:t xml:space="preserve"> 0.25</m:t>
-                  </m:r>
-                  <m:ctrlPr>
-                    <w:rPr>
-                      <w:rFonts w:ascii="Cambria Math" w:eastAsia="Cambria Math" w:hAnsi="Cambria Math" w:cs="Cambria Math"/>
-                      <w:sz w:val="32"/>
-                      <w:szCs w:val="32"/>
-                    </w:rPr>
-                  </m:ctrlPr>
-                </m:e>
-                <m:e>
-                  <m:r>
-                    <m:rPr>
-                      <m:sty m:val="p"/>
-                    </m:rPr>
-                    <w:rPr>
-                      <w:rFonts w:ascii="Cambria Math" w:hAnsi="Cambria Math"/>
-                      <w:sz w:val="32"/>
-                      <w:szCs w:val="32"/>
-                    </w:rPr>
-                    <m:t xml:space="preserve"> </m:t>
-                  </m:r>
-                  <m:r>
-                    <w:rPr>
-                      <w:rFonts w:ascii="Cambria Math" w:hAnsi="Cambria Math"/>
-                      <w:sz w:val="32"/>
-                      <w:szCs w:val="32"/>
-                    </w:rPr>
-                    <m:t xml:space="preserve"> 0.46 </m:t>
-                  </m:r>
-                  <m:r>
-                    <w:rPr>
-                      <w:rFonts w:ascii="Cambria Math" w:hAnsi="Cambria Math"/>
-                      <w:sz w:val="32"/>
-                      <w:szCs w:val="32"/>
-                    </w:rPr>
-                    <m:t xml:space="preserve"> </m:t>
-                  </m:r>
-                  <m:r>
-                    <w:rPr>
-                      <w:rFonts w:ascii="Cambria Math" w:hAnsi="Cambria Math"/>
-                      <w:sz w:val="32"/>
-                      <w:szCs w:val="32"/>
-                    </w:rPr>
-                    <m:t>0.29</m:t>
-                  </m:r>
-                  <m:ctrlPr>
-                    <w:rPr>
-                      <w:rFonts w:ascii="Cambria Math" w:eastAsia="Cambria Math" w:hAnsi="Cambria Math" w:cs="Cambria Math"/>
-                      <w:sz w:val="32"/>
-                      <w:szCs w:val="32"/>
-                    </w:rPr>
-                  </m:ctrlPr>
-                </m:e>
-                <m:e>
-                  <m:r>
-                    <m:rPr>
-                      <m:sty m:val="p"/>
-                    </m:rPr>
-                    <w:rPr>
-                      <w:rFonts w:ascii="Cambria Math" w:hAnsi="Cambria Math"/>
-                      <w:sz w:val="32"/>
-                      <w:szCs w:val="32"/>
-                    </w:rPr>
-                    <m:t xml:space="preserve"> </m:t>
-                  </m:r>
-                  <m:r>
-                    <w:rPr>
-                      <w:rFonts w:ascii="Cambria Math" w:hAnsi="Cambria Math"/>
-                      <w:sz w:val="32"/>
-                      <w:szCs w:val="32"/>
-                    </w:rPr>
-                    <m:t xml:space="preserve"> 0.48 </m:t>
-                  </m:r>
-                  <m:r>
-                    <w:rPr>
-                      <w:rFonts w:ascii="Cambria Math" w:hAnsi="Cambria Math"/>
-                      <w:sz w:val="32"/>
-                      <w:szCs w:val="32"/>
-                    </w:rPr>
-                    <m:t xml:space="preserve"> </m:t>
-                  </m:r>
-                  <m:r>
-                    <w:rPr>
-                      <w:rFonts w:ascii="Cambria Math" w:hAnsi="Cambria Math"/>
-                      <w:sz w:val="32"/>
-                      <w:szCs w:val="32"/>
-                    </w:rPr>
-                    <m:t>0.34</m:t>
-                  </m:r>
-                </m:e>
-              </m:eqArr>
-            </m:e>
-          </m:d>
-        </m:oMath>
-      </m:oMathPara>
-    </w:p>
-    <w:p>
-      <w:pPr>
-        <w:pStyle w:val="Heading2"/>
-        <w:rPr>
-          <w:rFonts w:asciiTheme="minorHAnsi" w:eastAsia="Times New Roman" w:hAnsiTheme="minorHAnsi" w:cstheme="minorHAnsi"/>
-          <w:sz w:val="32"/>
-          <w:szCs w:val="32"/>
-        </w:rPr>
-      </w:pPr>
-      <w:r>
-        <w:rPr>
-          <w:sz w:val="32"/>
-          <w:szCs w:val="32"/>
-        </w:rPr>
-        <w:lastRenderedPageBreak/>
-        <w:t xml:space="preserve">Query Matrix    </w:t>
-      </w:r>
-      <w:r>
-        <w:rPr>
-          <w:rFonts w:asciiTheme="minorHAnsi" w:hAnsiTheme="minorHAnsi"/>
-          <w:sz w:val="32"/>
-          <w:szCs w:val="32"/>
-        </w:rPr>
-        <w:t>V</w:t>
-      </w:r>
-      <w:r>
-        <w:rPr>
-          <w:rFonts w:asciiTheme="minorHAnsi" w:hAnsiTheme="minorHAnsi"/>
-          <w:sz w:val="32"/>
-          <w:szCs w:val="32"/>
-        </w:rPr>
-        <w:t>= X</w:t>
-      </w:r>
-      <w:r>
-        <w:rPr>
-          <w:rFonts w:asciiTheme="minorHAnsi" w:eastAsia="Times New Roman" w:hAnsiTheme="minorHAnsi" w:cstheme="minorHAnsi"/>
-          <w:sz w:val="32"/>
-          <w:szCs w:val="32"/>
-        </w:rPr>
-        <w:t xml:space="preserve"> </w:t>
-      </w:r>
-      <m:oMath>
-        <m:sSub>
-          <m:sSubPr>
-            <m:ctrlPr>
-              <w:rPr>
-                <w:rFonts w:ascii="Cambria Math" w:eastAsia="Times New Roman" w:hAnsi="Cambria Math" w:cs="Times New Roman"/>
-                <w:i/>
-                <w:sz w:val="32"/>
-                <w:szCs w:val="32"/>
-              </w:rPr>
-            </m:ctrlPr>
-          </m:sSubPr>
-          <m:e>
-            <m:r>
-              <m:rPr>
-                <m:sty m:val="bi"/>
-              </m:rPr>
-              <w:rPr>
-                <w:rFonts w:ascii="Cambria Math" w:eastAsia="Times New Roman" w:hAnsi="Cambria Math" w:cs="Times New Roman"/>
-                <w:sz w:val="32"/>
-                <w:szCs w:val="32"/>
-              </w:rPr>
-              <m:t>W</m:t>
-            </m:r>
-          </m:e>
-          <m:sub>
-            <m:r>
-              <m:rPr>
-                <m:sty m:val="bi"/>
-              </m:rPr>
-              <w:rPr>
-                <w:rFonts w:ascii="Cambria Math" w:eastAsia="Times New Roman" w:hAnsi="Cambria Math" w:cs="Times New Roman"/>
-                <w:sz w:val="32"/>
-                <w:szCs w:val="32"/>
-              </w:rPr>
-              <m:t>V</m:t>
-            </m:r>
-          </m:sub>
-        </m:sSub>
-      </m:oMath>
-    </w:p>
-    <w:p>
-      <w:pPr>
-        <w:rPr>
-          <w:sz w:val="32"/>
-          <w:szCs w:val="32"/>
-        </w:rPr>
-      </w:pPr>
-    </w:p>
-    <w:p>
-      <w:pPr>
-        <w:ind w:left="720"/>
-      </w:pPr>
-      <m:oMathPara>
-        <m:oMathParaPr>
-          <m:jc m:val="left"/>
-        </m:oMathParaPr>
-        <m:oMath>
-          <m:r>
-            <w:rPr>
-              <w:rFonts w:ascii="Cambria Math" w:eastAsia="Times New Roman" w:hAnsi="Cambria Math" w:cs="Times New Roman"/>
-              <w:sz w:val="32"/>
-              <w:szCs w:val="32"/>
-            </w:rPr>
-            <m:t>V</m:t>
-          </m:r>
-          <m:r>
-            <w:rPr>
-              <w:rFonts w:ascii="Cambria Math" w:eastAsia="Times New Roman" w:hAnsi="Cambria Math" w:cs="Times New Roman"/>
-              <w:sz w:val="32"/>
-              <w:szCs w:val="32"/>
-            </w:rPr>
-            <m:t xml:space="preserve">= </m:t>
-          </m:r>
-          <m:d>
-            <m:dPr>
-              <m:begChr m:val="|"/>
-              <m:endChr m:val="|"/>
-              <m:ctrlPr>
-                <w:rPr>
-                  <w:rFonts w:ascii="Cambria Math" w:eastAsia="Times New Roman" w:hAnsi="Cambria Math" w:cs="Times New Roman"/>
-                  <w:i/>
-                  <w:sz w:val="32"/>
-                  <w:szCs w:val="32"/>
-                </w:rPr>
-              </m:ctrlPr>
-            </m:dPr>
-            <m:e>
-              <m:eqArr>
-                <m:eqArrPr>
-                  <m:ctrlPr>
-                    <w:rPr>
-                      <w:rFonts w:ascii="Cambria Math" w:hAnsi="Cambria Math"/>
-                      <w:sz w:val="32"/>
-                      <w:szCs w:val="32"/>
-                    </w:rPr>
-                  </m:ctrlPr>
-                </m:eqArrPr>
-                <m:e>
-                  <m:r>
-                    <m:rPr>
-                      <m:sty m:val="p"/>
-                    </m:rPr>
-                    <w:rPr>
-                      <w:rFonts w:ascii="Cambria Math" w:hAnsi="Cambria Math"/>
-                      <w:sz w:val="32"/>
-                      <w:szCs w:val="32"/>
-                    </w:rPr>
-                    <m:t>0.57</m:t>
-                  </m:r>
-                  <m:r>
-                    <m:rPr>
-                      <m:sty m:val="p"/>
-                    </m:rPr>
-                    <w:rPr>
-                      <w:rFonts w:ascii="Cambria Math" w:hAnsi="Cambria Math"/>
-                      <w:sz w:val="32"/>
-                      <w:szCs w:val="32"/>
-                    </w:rPr>
-                    <m:t xml:space="preserve"> </m:t>
-                  </m:r>
-                  <m:r>
-                    <m:rPr>
-                      <m:sty m:val="p"/>
-                    </m:rPr>
-                    <w:rPr>
-                      <w:rFonts w:ascii="Cambria Math" w:hAnsi="Cambria Math"/>
-                      <w:sz w:val="32"/>
-                      <w:szCs w:val="32"/>
-                    </w:rPr>
-                    <m:t xml:space="preserve"> 0.65</m:t>
-                  </m:r>
-                </m:e>
-                <m:e>
-                  <m:r>
-                    <w:rPr>
-                      <w:rFonts w:ascii="Cambria Math" w:hAnsi="Cambria Math"/>
-                      <w:sz w:val="32"/>
-                      <w:szCs w:val="32"/>
-                    </w:rPr>
-                    <m:t xml:space="preserve"> </m:t>
-                  </m:r>
-                  <m:r>
-                    <m:rPr>
-                      <m:sty m:val="p"/>
-                    </m:rPr>
-                    <w:rPr>
-                      <w:rFonts w:ascii="Cambria Math" w:hAnsi="Cambria Math"/>
-                      <w:sz w:val="32"/>
-                      <w:szCs w:val="32"/>
-                    </w:rPr>
-                    <m:t>0.49</m:t>
-                  </m:r>
-                  <m:r>
-                    <m:rPr>
-                      <m:sty m:val="p"/>
-                    </m:rPr>
-                    <w:rPr>
-                      <w:rFonts w:ascii="Cambria Math" w:hAnsi="Cambria Math"/>
-                      <w:sz w:val="32"/>
-                      <w:szCs w:val="32"/>
-                    </w:rPr>
-                    <m:t xml:space="preserve"> </m:t>
-                  </m:r>
-                  <m:r>
-                    <m:rPr>
-                      <m:sty m:val="p"/>
-                    </m:rPr>
-                    <w:rPr>
-                      <w:rFonts w:ascii="Cambria Math" w:hAnsi="Cambria Math"/>
-                      <w:sz w:val="32"/>
-                      <w:szCs w:val="32"/>
-                    </w:rPr>
-                    <m:t xml:space="preserve"> 0.42</m:t>
-                  </m:r>
-                  <m:ctrlPr>
-                    <w:rPr>
-                      <w:rFonts w:ascii="Cambria Math" w:eastAsia="Cambria Math" w:hAnsi="Cambria Math" w:cs="Cambria Math"/>
-                      <w:sz w:val="32"/>
-                      <w:szCs w:val="32"/>
-                    </w:rPr>
-                  </m:ctrlPr>
-                </m:e>
-                <m:e>
-                  <m:r>
-                    <m:rPr>
-                      <m:sty m:val="p"/>
-                    </m:rPr>
-                    <w:rPr>
-                      <w:rFonts w:ascii="Cambria Math" w:hAnsi="Cambria Math"/>
-                      <w:sz w:val="32"/>
-                      <w:szCs w:val="32"/>
-                    </w:rPr>
-                    <m:t xml:space="preserve"> </m:t>
-                  </m:r>
-                  <m:r>
-                    <w:rPr>
-                      <w:rFonts w:ascii="Cambria Math" w:hAnsi="Cambria Math"/>
-                      <w:sz w:val="32"/>
-                      <w:szCs w:val="32"/>
-                    </w:rPr>
-                    <m:t xml:space="preserve"> </m:t>
-                  </m:r>
-                  <m:r>
-                    <m:rPr>
-                      <m:sty m:val="p"/>
-                    </m:rPr>
-                    <w:rPr>
-                      <w:rFonts w:ascii="Cambria Math" w:hAnsi="Cambria Math"/>
-                      <w:sz w:val="32"/>
-                      <w:szCs w:val="32"/>
-                    </w:rPr>
-                    <m:t>0.47</m:t>
-                  </m:r>
-                  <m:r>
-                    <m:rPr>
-                      <m:sty m:val="p"/>
-                    </m:rPr>
-                    <w:rPr>
-                      <w:rFonts w:ascii="Cambria Math" w:hAnsi="Cambria Math"/>
-                      <w:sz w:val="32"/>
-                      <w:szCs w:val="32"/>
-                    </w:rPr>
-                    <m:t xml:space="preserve">  </m:t>
-                  </m:r>
-                  <m:r>
-                    <m:rPr>
-                      <m:sty m:val="p"/>
-                    </m:rPr>
-                    <w:rPr>
-                      <w:rFonts w:ascii="Cambria Math" w:hAnsi="Cambria Math"/>
-                      <w:sz w:val="32"/>
-                      <w:szCs w:val="32"/>
-                    </w:rPr>
-                    <m:t>0.49</m:t>
-                  </m:r>
-                  <m:ctrlPr>
-                    <w:rPr>
-                      <w:rFonts w:ascii="Cambria Math" w:eastAsia="Cambria Math" w:hAnsi="Cambria Math" w:cs="Cambria Math"/>
-                      <w:sz w:val="32"/>
-                      <w:szCs w:val="32"/>
-                    </w:rPr>
-                  </m:ctrlPr>
-                </m:e>
-                <m:e>
-                  <m:r>
-                    <m:rPr>
-                      <m:sty m:val="p"/>
-                    </m:rPr>
-                    <w:rPr>
-                      <w:rFonts w:ascii="Cambria Math" w:hAnsi="Cambria Math"/>
-                      <w:sz w:val="32"/>
-                      <w:szCs w:val="32"/>
-                    </w:rPr>
-                    <m:t xml:space="preserve"> </m:t>
-                  </m:r>
-                  <m:r>
-                    <w:rPr>
-                      <w:rFonts w:ascii="Cambria Math" w:hAnsi="Cambria Math"/>
-                      <w:sz w:val="32"/>
-                      <w:szCs w:val="32"/>
-                    </w:rPr>
-                    <m:t xml:space="preserve"> </m:t>
-                  </m:r>
-                  <m:r>
-                    <m:rPr>
-                      <m:sty m:val="p"/>
-                    </m:rPr>
-                    <w:rPr>
-                      <w:rFonts w:ascii="Cambria Math" w:hAnsi="Cambria Math"/>
-                      <w:sz w:val="32"/>
-                      <w:szCs w:val="32"/>
-                    </w:rPr>
-                    <m:t>0.28</m:t>
-                  </m:r>
-                  <m:r>
-                    <m:rPr>
-                      <m:sty m:val="p"/>
-                    </m:rPr>
-                    <w:rPr>
-                      <w:rFonts w:ascii="Cambria Math" w:hAnsi="Cambria Math"/>
-                      <w:sz w:val="32"/>
-                      <w:szCs w:val="32"/>
-                    </w:rPr>
-                    <m:t xml:space="preserve"> </m:t>
-                  </m:r>
-                  <m:r>
-                    <m:rPr>
-                      <m:sty m:val="p"/>
-                    </m:rPr>
-                    <w:rPr>
-                      <w:rFonts w:ascii="Cambria Math" w:hAnsi="Cambria Math"/>
-                      <w:sz w:val="32"/>
-                      <w:szCs w:val="32"/>
-                    </w:rPr>
-                    <m:t xml:space="preserve"> 0.63</m:t>
-                  </m:r>
-                </m:e>
-              </m:eqArr>
-            </m:e>
-          </m:d>
-        </m:oMath>
-      </m:oMathPara>
-    </w:p>
-    <w:p/>
-    <w:p/>
-    <w:p/>
-    <w:p>
-      <w:pPr>
-        <w:spacing w:before="100" w:beforeAutospacing="1" w:after="100" w:afterAutospacing="1" w:line="240" w:lineRule="auto"/>
-        <w:outlineLvl w:val="0"/>
-        <w:rPr>
-          <w:rFonts w:ascii="Times New Roman" w:eastAsia="Times New Roman" w:hAnsi="Times New Roman" w:cs="Times New Roman"/>
-          <w:b/>
-          <w:bCs/>
-          <w:kern w:val="36"/>
-          <w:sz w:val="48"/>
-          <w:szCs w:val="48"/>
-        </w:rPr>
-      </w:pPr>
-      <w:r>
-        <w:rPr>
-          <w:rFonts w:ascii="Times New Roman" w:eastAsia="Times New Roman" w:hAnsi="Times New Roman" w:cs="Times New Roman"/>
-          <w:b/>
-          <w:bCs/>
-          <w:kern w:val="36"/>
-          <w:sz w:val="48"/>
-          <w:szCs w:val="48"/>
-        </w:rPr>
-        <w:t>Compute Query Matrix</w:t>
-      </w:r>
-    </w:p>
-    <w:p>
-      <w:pPr>
-        <w:spacing w:after="0" w:line="240" w:lineRule="auto"/>
-        <w:rPr>
-          <w:rFonts w:ascii="Times New Roman" w:eastAsia="Times New Roman" w:hAnsi="Times New Roman" w:cs="Times New Roman"/>
-          <w:sz w:val="24"/>
-          <w:szCs w:val="24"/>
-        </w:rPr>
-      </w:pPr>
-      <m:oMathPara>
-        <m:oMath>
-          <m:r>
-            <w:rPr>
-              <w:rFonts w:ascii="Cambria Math" w:eastAsia="Times New Roman" w:hAnsi="Cambria Math" w:cs="Times New Roman"/>
-              <w:sz w:val="32"/>
-              <w:szCs w:val="32"/>
-            </w:rPr>
-            <m:t>Q=X</m:t>
-          </m:r>
           <m:sSub>
             <m:sSubPr>
               <m:ctrlPr>
@@ -2505,366 +1680,10 @@
           <m:r>
             <w:rPr>
               <w:rFonts w:ascii="Cambria Math" w:eastAsia="Times New Roman" w:hAnsi="Cambria Math" w:cs="Times New Roman"/>
-              <w:sz w:val="24"/>
-              <w:szCs w:val="24"/>
-            </w:rPr>
-            <w:br/>
-          </m:r>
-        </m:oMath>
-      </m:oMathPara>
-    </w:p>
-    <w:p>
-      <w:pPr>
-        <w:spacing w:before="100" w:beforeAutospacing="1" w:after="100" w:afterAutospacing="1" w:line="240" w:lineRule="auto"/>
-        <w:rPr>
-          <w:rFonts w:ascii="Times New Roman" w:eastAsia="Times New Roman" w:hAnsi="Times New Roman" w:cs="Times New Roman"/>
-          <w:sz w:val="32"/>
-          <w:szCs w:val="32"/>
-        </w:rPr>
-      </w:pPr>
-      <w:r>
-        <w:rPr>
-          <w:rFonts w:ascii="Times New Roman" w:eastAsia="Times New Roman" w:hAnsi="Times New Roman" w:cs="Times New Roman"/>
-          <w:sz w:val="32"/>
-          <w:szCs w:val="32"/>
-        </w:rPr>
-        <w:t>Example first row:</w:t>
-      </w:r>
-    </w:p>
-    <w:p>
-      <w:pPr>
-        <w:spacing w:after="0" w:line="240" w:lineRule="auto"/>
-        <w:rPr>
-          <w:rFonts w:ascii="Cambria Math" w:eastAsia="Times New Roman" w:hAnsi="Cambria Math" w:cs="Times New Roman"/>
-          <w:sz w:val="32"/>
-          <w:szCs w:val="32"/>
-        </w:rPr>
-      </w:pPr>
-      <m:oMathPara>
-        <m:oMath>
-          <m:sSub>
-            <m:sSubPr>
-              <m:ctrlPr>
-                <w:rPr>
-                  <w:rFonts w:ascii="Cambria Math" w:eastAsia="Times New Roman" w:hAnsi="Cambria Math" w:cs="Times New Roman"/>
-                  <w:sz w:val="32"/>
-                  <w:szCs w:val="32"/>
-                </w:rPr>
-              </m:ctrlPr>
-            </m:sSubPr>
-            <m:e>
-              <m:r>
-                <w:rPr>
-                  <w:rFonts w:ascii="Cambria Math" w:eastAsia="Times New Roman" w:hAnsi="Cambria Math" w:cs="Times New Roman"/>
-                  <w:sz w:val="32"/>
-                  <w:szCs w:val="32"/>
-                </w:rPr>
-                <m:t>q</m:t>
-              </m:r>
-            </m:e>
-            <m:sub>
-              <m:r>
-                <w:rPr>
-                  <w:rFonts w:ascii="Cambria Math" w:eastAsia="Times New Roman" w:hAnsi="Cambria Math" w:cs="Times New Roman"/>
-                  <w:sz w:val="32"/>
-                  <w:szCs w:val="32"/>
-                </w:rPr>
-                <m:t>1</m:t>
-              </m:r>
-            </m:sub>
-          </m:sSub>
-          <m:r>
-            <w:rPr>
-              <w:rFonts w:ascii="Cambria Math" w:eastAsia="Times New Roman" w:hAnsi="Cambria Math" w:cs="Times New Roman"/>
               <w:sz w:val="32"/>
               <w:szCs w:val="32"/>
             </w:rPr>
-            <m:t>=[0.</m:t>
-          </m:r>
-          <m:r>
-            <w:rPr>
-              <w:rFonts w:ascii="Cambria Math" w:eastAsia="Times New Roman" w:hAnsi="Cambria Math" w:cs="Times New Roman"/>
-              <w:sz w:val="32"/>
-              <w:szCs w:val="32"/>
-            </w:rPr>
-            <m:t>90</m:t>
-          </m:r>
-          <m:r>
-            <w:rPr>
-              <w:rFonts w:ascii="Cambria Math" w:eastAsia="Times New Roman" w:hAnsi="Cambria Math" w:cs="Times New Roman"/>
-              <w:sz w:val="32"/>
-              <w:szCs w:val="32"/>
-            </w:rPr>
-            <m:t xml:space="preserve">   </m:t>
-          </m:r>
-          <m:r>
-            <w:rPr>
-              <w:rFonts w:ascii="Cambria Math" w:eastAsia="Times New Roman" w:hAnsi="Cambria Math" w:cs="Times New Roman"/>
-              <w:sz w:val="32"/>
-              <w:szCs w:val="32"/>
-            </w:rPr>
-            <m:t>0.</m:t>
-          </m:r>
-          <m:r>
-            <w:rPr>
-              <w:rFonts w:ascii="Cambria Math" w:eastAsia="Times New Roman" w:hAnsi="Cambria Math" w:cs="Times New Roman"/>
-              <w:sz w:val="32"/>
-              <w:szCs w:val="32"/>
-            </w:rPr>
-            <m:t>20   0.80</m:t>
-          </m:r>
-          <m:r>
-            <w:rPr>
-              <w:rFonts w:ascii="Cambria Math" w:eastAsia="Times New Roman" w:hAnsi="Cambria Math" w:cs="Times New Roman"/>
-              <w:sz w:val="32"/>
-              <w:szCs w:val="32"/>
-            </w:rPr>
-            <m:t>]</m:t>
-          </m:r>
-        </m:oMath>
-      </m:oMathPara>
-    </w:p>
-    <w:p>
-      <w:pPr>
-        <w:spacing w:before="100" w:beforeAutospacing="1" w:after="100" w:afterAutospacing="1" w:line="240" w:lineRule="auto"/>
-        <w:rPr>
-          <w:rFonts w:ascii="Times New Roman" w:eastAsia="Times New Roman" w:hAnsi="Times New Roman" w:cs="Times New Roman"/>
-          <w:sz w:val="32"/>
-          <w:szCs w:val="32"/>
-        </w:rPr>
-      </w:pPr>
-      <w:r>
-        <w:rPr>
-          <w:rFonts w:ascii="Times New Roman" w:eastAsia="Times New Roman" w:hAnsi="Times New Roman" w:cs="Times New Roman"/>
-          <w:sz w:val="32"/>
-          <w:szCs w:val="32"/>
-        </w:rPr>
-        <w:t>First column:</w:t>
-      </w:r>
-    </w:p>
-    <w:p>
-      <w:pPr>
-        <w:spacing w:after="0" w:line="240" w:lineRule="auto"/>
-        <w:rPr>
-          <w:rFonts w:ascii="Times New Roman" w:eastAsia="Times New Roman" w:hAnsi="Times New Roman" w:cs="Times New Roman"/>
-          <w:sz w:val="24"/>
-          <w:szCs w:val="24"/>
-        </w:rPr>
-      </w:pPr>
-      <m:oMathPara>
-        <m:oMath>
-          <m:r>
-            <w:rPr>
-              <w:rFonts w:ascii="Cambria Math" w:eastAsia="Times New Roman" w:hAnsi="Cambria Math" w:cs="Times New Roman"/>
-              <w:sz w:val="32"/>
-              <w:szCs w:val="32"/>
-            </w:rPr>
-            <m:t>0.90(0.3)+0.20(0.2)+0.80(0.1)=0.27+0.04+0.08=0.39</m:t>
-          </m:r>
-          <m:r>
-            <w:rPr>
-              <w:rFonts w:ascii="Cambria Math" w:eastAsia="Times New Roman" w:hAnsi="Cambria Math" w:cs="Times New Roman"/>
-              <w:i/>
-              <w:sz w:val="32"/>
-              <w:szCs w:val="32"/>
-            </w:rPr>
-            <w:br/>
-          </m:r>
-        </m:oMath>
-      </m:oMathPara>
-    </w:p>
-    <w:p>
-      <w:pPr>
-        <w:spacing w:after="0" w:line="240" w:lineRule="auto"/>
-        <w:rPr>
-          <w:rFonts w:eastAsia="Times New Roman" w:cs="Times New Roman"/>
-          <w:sz w:val="32"/>
-          <w:szCs w:val="32"/>
-        </w:rPr>
-      </w:pPr>
-      <w:r>
-        <w:rPr>
-          <w:rFonts w:eastAsia="Times New Roman" w:cs="Times New Roman"/>
-          <w:sz w:val="32"/>
-          <w:szCs w:val="32"/>
-        </w:rPr>
-        <w:t>Second column:</w:t>
-      </w:r>
-    </w:p>
-    <w:p>
-      <w:pPr>
-        <w:spacing w:after="0" w:line="240" w:lineRule="auto"/>
-        <w:rPr>
-          <w:rFonts w:eastAsia="Times New Roman" w:cs="Times New Roman"/>
-          <w:sz w:val="32"/>
-          <w:szCs w:val="32"/>
-        </w:rPr>
-      </w:pPr>
-    </w:p>
-    <w:p>
-      <w:pPr>
-        <w:spacing w:after="0" w:line="240" w:lineRule="auto"/>
-        <w:rPr>
-          <w:rFonts w:ascii="Times New Roman" w:eastAsia="Times New Roman" w:hAnsi="Times New Roman" w:cs="Times New Roman"/>
-          <w:sz w:val="24"/>
-          <w:szCs w:val="24"/>
-        </w:rPr>
-      </w:pPr>
-      <m:oMathPara>
-        <m:oMath>
-          <m:r>
-            <w:rPr>
-              <w:rFonts w:ascii="Cambria Math" w:eastAsia="Times New Roman" w:hAnsi="Cambria Math" w:cs="Times New Roman"/>
-              <w:sz w:val="32"/>
-              <w:szCs w:val="32"/>
-            </w:rPr>
-            <m:t>0.90(0.1)+0.20(0.4)+0.80(0.5)=0.09+0.08+0.40=0.57</m:t>
-          </m:r>
-          <m:r>
-            <w:rPr>
-              <w:rFonts w:ascii="Cambria Math" w:eastAsia="Times New Roman" w:hAnsi="Cambria Math" w:cs="Times New Roman"/>
-              <w:i/>
-              <w:sz w:val="24"/>
-              <w:szCs w:val="24"/>
-            </w:rPr>
-            <w:br/>
-          </m:r>
-        </m:oMath>
-      </m:oMathPara>
-    </w:p>
-    <w:p>
-      <w:pPr>
-        <w:spacing w:before="100" w:beforeAutospacing="1" w:after="100" w:afterAutospacing="1" w:line="240" w:lineRule="auto"/>
-        <w:rPr>
-          <w:rFonts w:eastAsia="Times New Roman" w:cs="Times New Roman"/>
-          <w:sz w:val="32"/>
-          <w:szCs w:val="32"/>
-        </w:rPr>
-      </w:pPr>
-      <w:r>
-        <w:rPr>
-          <w:rFonts w:eastAsia="Times New Roman" w:cs="Times New Roman"/>
-          <w:sz w:val="32"/>
-          <w:szCs w:val="32"/>
-        </w:rPr>
-        <w:t>So</w:t>
-      </w:r>
-    </w:p>
-    <w:p>
-      <w:pPr>
-        <w:spacing w:after="0" w:line="240" w:lineRule="auto"/>
-        <w:rPr>
-          <w:rFonts w:eastAsia="Times New Roman" w:cs="Times New Roman"/>
-          <w:sz w:val="32"/>
-          <w:szCs w:val="32"/>
-        </w:rPr>
-      </w:pPr>
-      <m:oMathPara>
-        <m:oMath>
-          <m:sSub>
-            <m:sSubPr>
-              <m:ctrlPr>
-                <w:rPr>
-                  <w:rFonts w:ascii="Cambria Math" w:eastAsia="Times New Roman" w:hAnsi="Cambria Math" w:cs="Times New Roman"/>
-                  <w:sz w:val="32"/>
-                  <w:szCs w:val="32"/>
-                </w:rPr>
-              </m:ctrlPr>
-            </m:sSubPr>
-            <m:e>
-              <m:r>
-                <w:rPr>
-                  <w:rFonts w:ascii="Cambria Math" w:eastAsia="Times New Roman" w:hAnsi="Cambria Math" w:cs="Times New Roman"/>
-                  <w:sz w:val="32"/>
-                  <w:szCs w:val="32"/>
-                </w:rPr>
-                <m:t>q</m:t>
-              </m:r>
-            </m:e>
-            <m:sub>
-              <m:r>
-                <w:rPr>
-                  <w:rFonts w:ascii="Cambria Math" w:eastAsia="Times New Roman" w:hAnsi="Cambria Math" w:cs="Times New Roman"/>
-                  <w:sz w:val="32"/>
-                  <w:szCs w:val="32"/>
-                </w:rPr>
-                <m:t>1</m:t>
-              </m:r>
-            </m:sub>
-          </m:sSub>
-          <m:r>
-            <w:rPr>
-              <w:rFonts w:ascii="Cambria Math" w:eastAsia="Times New Roman" w:hAnsi="Cambria Math" w:cs="Times New Roman"/>
-              <w:sz w:val="32"/>
-              <w:szCs w:val="32"/>
-            </w:rPr>
-            <m:t>=[0.39</m:t>
-          </m:r>
-          <m:r>
-            <w:rPr>
-              <w:rFonts w:ascii="Cambria Math" w:eastAsia="Times New Roman" w:hAnsi="Cambria Math" w:cs="Times New Roman"/>
-              <w:sz w:val="32"/>
-              <w:szCs w:val="32"/>
-            </w:rPr>
-            <m:t xml:space="preserve">   </m:t>
-          </m:r>
-          <m:r>
-            <w:rPr>
-              <w:rFonts w:ascii="Cambria Math" w:eastAsia="Times New Roman" w:hAnsi="Cambria Math" w:cs="Times New Roman"/>
-              <w:sz w:val="32"/>
-              <w:szCs w:val="32"/>
-            </w:rPr>
-            <m:t>0.57]</m:t>
-          </m:r>
-          <m:r>
-            <w:rPr>
-              <w:rFonts w:eastAsia="Times New Roman" w:cs="Times New Roman"/>
-              <w:i/>
-              <w:sz w:val="32"/>
-              <w:szCs w:val="32"/>
-            </w:rPr>
-            <w:br/>
-          </m:r>
-        </m:oMath>
-      </m:oMathPara>
-    </w:p>
-    <w:p>
-      <w:pPr>
-        <w:spacing w:before="100" w:beforeAutospacing="1" w:after="100" w:afterAutospacing="1" w:line="240" w:lineRule="auto"/>
-        <w:rPr>
-          <w:rFonts w:eastAsia="Times New Roman" w:cs="Times New Roman"/>
-          <w:sz w:val="32"/>
-          <w:szCs w:val="32"/>
-        </w:rPr>
-      </w:pPr>
-      <w:r>
-        <w:rPr>
-          <w:rFonts w:eastAsia="Times New Roman" w:cs="Times New Roman"/>
-          <w:sz w:val="32"/>
-          <w:szCs w:val="32"/>
-        </w:rPr>
-        <w:t>Full matrix:</w:t>
-      </w:r>
-    </w:p>
-    <w:p>
-      <w:pPr>
-        <w:spacing w:after="0" w:line="240" w:lineRule="auto"/>
-        <w:rPr>
-          <w:rFonts w:ascii="Times New Roman" w:eastAsia="Times New Roman" w:hAnsi="Times New Roman" w:cs="Times New Roman"/>
-          <w:sz w:val="24"/>
-          <w:szCs w:val="24"/>
-        </w:rPr>
-      </w:pPr>
-      <m:oMathPara>
-        <m:oMath>
-          <m:r>
-            <w:rPr>
-              <w:rFonts w:ascii="Cambria Math" w:eastAsia="Times New Roman" w:hAnsi="Cambria Math" w:cs="Times New Roman"/>
-              <w:sz w:val="32"/>
-              <w:szCs w:val="32"/>
-            </w:rPr>
-            <w:lastRenderedPageBreak/>
-            <m:t>Q=</m:t>
+            <m:t>=</m:t>
           </m:r>
           <m:d>
             <m:dPr>
@@ -2906,7 +1725,7 @@
                         <w:sz w:val="32"/>
                         <w:szCs w:val="32"/>
                       </w:rPr>
-                      <m:t>0.39</m:t>
+                      <m:t>0.3</m:t>
                     </m:r>
                   </m:e>
                   <m:e>
@@ -2916,7 +1735,7 @@
                         <w:sz w:val="32"/>
                         <w:szCs w:val="32"/>
                       </w:rPr>
-                      <m:t>0.57</m:t>
+                      <m:t>0.1</m:t>
                     </m:r>
                   </m:e>
                 </m:mr>
@@ -2928,7 +1747,7 @@
                         <w:sz w:val="32"/>
                         <w:szCs w:val="32"/>
                       </w:rPr>
-                      <m:t>0.41</m:t>
+                      <m:t>0.2</m:t>
                     </m:r>
                   </m:e>
                   <m:e>
@@ -2938,7 +1757,7 @@
                         <w:sz w:val="32"/>
                         <w:szCs w:val="32"/>
                       </w:rPr>
-                      <m:t>0.41</m:t>
+                      <m:t>0.4</m:t>
                     </m:r>
                   </m:e>
                 </m:mr>
@@ -2950,7 +1769,7 @@
                         <w:sz w:val="32"/>
                         <w:szCs w:val="32"/>
                       </w:rPr>
-                      <m:t>0.41</m:t>
+                      <m:t>0.1</m:t>
                     </m:r>
                   </m:e>
                   <m:e>
@@ -2960,7 +1779,113 @@
                         <w:sz w:val="32"/>
                         <w:szCs w:val="32"/>
                       </w:rPr>
-                      <m:t>0.49</m:t>
+                      <m:t>0.5</m:t>
+                    </m:r>
+                  </m:e>
+                </m:mr>
+              </m:m>
+            </m:e>
+          </m:d>
+          <m:r>
+            <w:rPr>
+              <w:rFonts w:ascii="Cambria Math" w:eastAsia="Times New Roman" w:hAnsi="Cambria Math" w:cs="Times New Roman"/>
+              <w:sz w:val="32"/>
+              <w:szCs w:val="32"/>
+            </w:rPr>
+            <w:br/>
+          </m:r>
+        </m:oMath>
+        <m:oMath>
+          <m:sSub>
+            <m:sSubPr>
+              <m:ctrlPr>
+                <w:rPr>
+                  <w:rFonts w:ascii="Cambria Math" w:eastAsia="Times New Roman" w:hAnsi="Cambria Math" w:cs="Times New Roman"/>
+                  <w:sz w:val="32"/>
+                  <w:szCs w:val="32"/>
+                </w:rPr>
+              </m:ctrlPr>
+            </m:sSubPr>
+            <m:e>
+              <m:r>
+                <w:rPr>
+                  <w:rFonts w:ascii="Cambria Math" w:eastAsia="Times New Roman" w:hAnsi="Cambria Math" w:cs="Times New Roman"/>
+                  <w:sz w:val="32"/>
+                  <w:szCs w:val="32"/>
+                </w:rPr>
+                <m:t>W</m:t>
+              </m:r>
+            </m:e>
+            <m:sub>
+              <m:r>
+                <w:rPr>
+                  <w:rFonts w:ascii="Cambria Math" w:eastAsia="Times New Roman" w:hAnsi="Cambria Math" w:cs="Times New Roman"/>
+                  <w:sz w:val="32"/>
+                  <w:szCs w:val="32"/>
+                </w:rPr>
+                <m:t>K</m:t>
+              </m:r>
+            </m:sub>
+          </m:sSub>
+          <m:r>
+            <w:rPr>
+              <w:rFonts w:ascii="Cambria Math" w:eastAsia="Times New Roman" w:hAnsi="Cambria Math" w:cs="Times New Roman"/>
+              <w:sz w:val="32"/>
+              <w:szCs w:val="32"/>
+            </w:rPr>
+            <m:t>=</m:t>
+          </m:r>
+          <m:d>
+            <m:dPr>
+              <m:begChr m:val="["/>
+              <m:endChr m:val="]"/>
+              <m:ctrlPr>
+                <w:rPr>
+                  <w:rFonts w:ascii="Cambria Math" w:eastAsia="Times New Roman" w:hAnsi="Cambria Math" w:cs="Times New Roman"/>
+                  <w:sz w:val="32"/>
+                  <w:szCs w:val="32"/>
+                </w:rPr>
+              </m:ctrlPr>
+            </m:dPr>
+            <m:e>
+              <m:m>
+                <m:mPr>
+                  <m:plcHide m:val="1"/>
+                  <m:mcs>
+                    <m:mc>
+                      <m:mcPr>
+                        <m:count m:val="2"/>
+                        <m:mcJc m:val="center"/>
+                      </m:mcPr>
+                    </m:mc>
+                  </m:mcs>
+                  <m:ctrlPr>
+                    <w:rPr>
+                      <w:rFonts w:ascii="Cambria Math" w:eastAsia="Times New Roman" w:hAnsi="Cambria Math" w:cs="Times New Roman"/>
+                      <w:sz w:val="32"/>
+                      <w:szCs w:val="32"/>
+                    </w:rPr>
+                  </m:ctrlPr>
+                </m:mPr>
+                <m:mr>
+                  <m:e>
+                    <m:r>
+                      <w:rPr>
+                        <w:rFonts w:ascii="Cambria Math" w:eastAsia="Times New Roman" w:hAnsi="Cambria Math" w:cs="Times New Roman"/>
+                        <w:sz w:val="32"/>
+                        <w:szCs w:val="32"/>
+                      </w:rPr>
+                      <m:t>0.2</m:t>
+                    </m:r>
+                  </m:e>
+                  <m:e>
+                    <m:r>
+                      <w:rPr>
+                        <w:rFonts w:ascii="Cambria Math" w:eastAsia="Times New Roman" w:hAnsi="Cambria Math" w:cs="Times New Roman"/>
+                        <w:sz w:val="32"/>
+                        <w:szCs w:val="32"/>
+                      </w:rPr>
+                      <m:t>0.1</m:t>
                     </m:r>
                   </m:e>
                 </m:mr>
@@ -2972,7 +1897,7 @@
                         <w:sz w:val="32"/>
                         <w:szCs w:val="32"/>
                       </w:rPr>
-                      <m:t>0.22</m:t>
+                      <m:t>0.3</m:t>
                     </m:r>
                   </m:e>
                   <m:e>
@@ -2982,7 +1907,29 @@
                         <w:sz w:val="32"/>
                         <w:szCs w:val="32"/>
                       </w:rPr>
-                      <m:t>0.56</m:t>
+                      <m:t>0.2</m:t>
+                    </m:r>
+                  </m:e>
+                </m:mr>
+                <m:mr>
+                  <m:e>
+                    <m:r>
+                      <w:rPr>
+                        <w:rFonts w:ascii="Cambria Math" w:eastAsia="Times New Roman" w:hAnsi="Cambria Math" w:cs="Times New Roman"/>
+                        <w:sz w:val="32"/>
+                        <w:szCs w:val="32"/>
+                      </w:rPr>
+                      <m:t>0.4</m:t>
+                    </m:r>
+                  </m:e>
+                  <m:e>
+                    <m:r>
+                      <w:rPr>
+                        <w:rFonts w:ascii="Cambria Math" w:eastAsia="Times New Roman" w:hAnsi="Cambria Math" w:cs="Times New Roman"/>
+                        <w:sz w:val="32"/>
+                        <w:szCs w:val="32"/>
+                      </w:rPr>
+                      <m:t>0.3</m:t>
                     </m:r>
                   </m:e>
                 </m:mr>
@@ -2991,7 +1938,157 @@
           </m:d>
           <m:r>
             <w:rPr>
-              <w:rFonts w:eastAsia="Times New Roman" w:cs="Times New Roman"/>
+              <w:rFonts w:ascii="Cambria Math" w:eastAsia="Times New Roman" w:hAnsi="Cambria Math" w:cs="Times New Roman"/>
+              <w:sz w:val="32"/>
+              <w:szCs w:val="32"/>
+            </w:rPr>
+            <w:br/>
+          </m:r>
+        </m:oMath>
+        <m:oMath>
+          <m:sSub>
+            <m:sSubPr>
+              <m:ctrlPr>
+                <w:rPr>
+                  <w:rFonts w:ascii="Cambria Math" w:eastAsia="Times New Roman" w:hAnsi="Cambria Math" w:cs="Times New Roman"/>
+                  <w:sz w:val="32"/>
+                  <w:szCs w:val="32"/>
+                </w:rPr>
+              </m:ctrlPr>
+            </m:sSubPr>
+            <m:e>
+              <m:r>
+                <w:rPr>
+                  <w:rFonts w:ascii="Cambria Math" w:eastAsia="Times New Roman" w:hAnsi="Cambria Math" w:cs="Times New Roman"/>
+                  <w:sz w:val="32"/>
+                  <w:szCs w:val="32"/>
+                </w:rPr>
+                <m:t>W</m:t>
+              </m:r>
+            </m:e>
+            <m:sub>
+              <m:r>
+                <w:rPr>
+                  <w:rFonts w:ascii="Cambria Math" w:eastAsia="Times New Roman" w:hAnsi="Cambria Math" w:cs="Times New Roman"/>
+                  <w:sz w:val="32"/>
+                  <w:szCs w:val="32"/>
+                </w:rPr>
+                <m:t>V</m:t>
+              </m:r>
+            </m:sub>
+          </m:sSub>
+          <m:r>
+            <w:rPr>
+              <w:rFonts w:ascii="Cambria Math" w:eastAsia="Times New Roman" w:hAnsi="Cambria Math" w:cs="Times New Roman"/>
+              <w:sz w:val="32"/>
+              <w:szCs w:val="32"/>
+            </w:rPr>
+            <m:t>=</m:t>
+          </m:r>
+          <m:d>
+            <m:dPr>
+              <m:begChr m:val="["/>
+              <m:endChr m:val="]"/>
+              <m:ctrlPr>
+                <w:rPr>
+                  <w:rFonts w:ascii="Cambria Math" w:eastAsia="Times New Roman" w:hAnsi="Cambria Math" w:cs="Times New Roman"/>
+                  <w:sz w:val="32"/>
+                  <w:szCs w:val="32"/>
+                </w:rPr>
+              </m:ctrlPr>
+            </m:dPr>
+            <m:e>
+              <m:m>
+                <m:mPr>
+                  <m:plcHide m:val="1"/>
+                  <m:mcs>
+                    <m:mc>
+                      <m:mcPr>
+                        <m:count m:val="2"/>
+                        <m:mcJc m:val="center"/>
+                      </m:mcPr>
+                    </m:mc>
+                  </m:mcs>
+                  <m:ctrlPr>
+                    <w:rPr>
+                      <w:rFonts w:ascii="Cambria Math" w:eastAsia="Times New Roman" w:hAnsi="Cambria Math" w:cs="Times New Roman"/>
+                      <w:sz w:val="32"/>
+                      <w:szCs w:val="32"/>
+                    </w:rPr>
+                  </m:ctrlPr>
+                </m:mPr>
+                <m:mr>
+                  <m:e>
+                    <m:r>
+                      <w:rPr>
+                        <w:rFonts w:ascii="Cambria Math" w:eastAsia="Times New Roman" w:hAnsi="Cambria Math" w:cs="Times New Roman"/>
+                        <w:sz w:val="32"/>
+                        <w:szCs w:val="32"/>
+                      </w:rPr>
+                      <m:t>0.5</m:t>
+                    </m:r>
+                  </m:e>
+                  <m:e>
+                    <m:r>
+                      <w:rPr>
+                        <w:rFonts w:ascii="Cambria Math" w:eastAsia="Times New Roman" w:hAnsi="Cambria Math" w:cs="Times New Roman"/>
+                        <w:sz w:val="32"/>
+                        <w:szCs w:val="32"/>
+                      </w:rPr>
+                      <m:t>0.1</m:t>
+                    </m:r>
+                  </m:e>
+                </m:mr>
+                <m:mr>
+                  <m:e>
+                    <m:r>
+                      <w:rPr>
+                        <w:rFonts w:ascii="Cambria Math" w:eastAsia="Times New Roman" w:hAnsi="Cambria Math" w:cs="Times New Roman"/>
+                        <w:sz w:val="32"/>
+                        <w:szCs w:val="32"/>
+                      </w:rPr>
+                      <m:t>0.2</m:t>
+                    </m:r>
+                  </m:e>
+                  <m:e>
+                    <m:r>
+                      <w:rPr>
+                        <w:rFonts w:ascii="Cambria Math" w:eastAsia="Times New Roman" w:hAnsi="Cambria Math" w:cs="Times New Roman"/>
+                        <w:sz w:val="32"/>
+                        <w:szCs w:val="32"/>
+                      </w:rPr>
+                      <m:t>0.4</m:t>
+                    </m:r>
+                  </m:e>
+                </m:mr>
+                <m:mr>
+                  <m:e>
+                    <m:r>
+                      <w:rPr>
+                        <w:rFonts w:ascii="Cambria Math" w:eastAsia="Times New Roman" w:hAnsi="Cambria Math" w:cs="Times New Roman"/>
+                        <w:sz w:val="32"/>
+                        <w:szCs w:val="32"/>
+                      </w:rPr>
+                      <m:t>0.1</m:t>
+                    </m:r>
+                  </m:e>
+                  <m:e>
+                    <m:r>
+                      <w:rPr>
+                        <w:rFonts w:ascii="Cambria Math" w:eastAsia="Times New Roman" w:hAnsi="Cambria Math" w:cs="Times New Roman"/>
+                        <w:sz w:val="32"/>
+                        <w:szCs w:val="32"/>
+                      </w:rPr>
+                      <m:t>0.6</m:t>
+                    </m:r>
+                  </m:e>
+                </m:mr>
+              </m:m>
+            </m:e>
+          </m:d>
+          <m:r>
+            <w:rPr>
+              <w:rFonts w:ascii="Cambria Math" w:eastAsia="Times New Roman" w:hAnsi="Cambria Math" w:cs="Times New Roman"/>
               <w:sz w:val="32"/>
               <w:szCs w:val="32"/>
             </w:rPr>
@@ -3032,7 +2129,29 @@
           <w:sz w:val="48"/>
           <w:szCs w:val="48"/>
         </w:rPr>
-        <w:t xml:space="preserve"> Compute Key Matrix</w:t>
+        <w:t>3️</w:t>
+      </w:r>
+      <w:r>
+        <w:rPr>
+          <w:rFonts w:ascii="Segoe UI Symbol" w:eastAsia="Times New Roman" w:hAnsi="Segoe UI Symbol" w:cs="Segoe UI Symbol"/>
+          <w:b/>
+          <w:bCs/>
+          <w:kern w:val="36"/>
+          <w:sz w:val="48"/>
+          <w:szCs w:val="48"/>
+        </w:rPr>
+        <w:t>⃣</w:t>
+      </w:r>
+      <w:r>
+        <w:rPr>
+          <w:rFonts w:ascii="Times New Roman" w:eastAsia="Times New Roman" w:hAnsi="Times New Roman" w:cs="Times New Roman"/>
+          <w:b/>
+          <w:bCs/>
+          <w:kern w:val="36"/>
+          <w:sz w:val="48"/>
+          <w:szCs w:val="48"/>
+        </w:rPr>
+        <w:t xml:space="preserve"> Compute Query Matrix</w:t>
       </w:r>
     </w:p>
     <w:p>
@@ -3052,7 +2171,7 @@
               <w:sz w:val="24"/>
               <w:szCs w:val="24"/>
             </w:rPr>
-            <m:t>K=X</m:t>
+            <m:t>Q=X</m:t>
           </m:r>
           <m:sSub>
             <m:sSubPr>
@@ -3081,7 +2200,7 @@
                   <w:sz w:val="24"/>
                   <w:szCs w:val="24"/>
                 </w:rPr>
-                <m:t>K</m:t>
+                <m:t>Q</m:t>
               </m:r>
             </m:sub>
           </m:sSub>
@@ -3111,7 +2230,7 @@
           <w:sz w:val="24"/>
           <w:szCs w:val="24"/>
         </w:rPr>
-        <w:t>Example:</w:t>
+        <w:t>Example first row:</w:t>
       </w:r>
     </w:p>
     <w:p>
@@ -3178,6 +2297,135 @@
             <w:br/>
           </m:r>
         </m:oMath>
+      </m:oMathPara>
+    </w:p>
+    <w:p>
+      <w:pPr>
+        <w:spacing w:before="100" w:beforeAutospacing="1" w:after="100" w:afterAutospacing="1" w:line="240" w:lineRule="auto"/>
+        <w:rPr>
+          <w:rFonts w:ascii="Times New Roman" w:eastAsia="Times New Roman" w:hAnsi="Times New Roman" w:cs="Times New Roman"/>
+          <w:sz w:val="24"/>
+          <w:szCs w:val="24"/>
+        </w:rPr>
+      </w:pPr>
+      <w:r>
+        <w:rPr>
+          <w:rFonts w:ascii="Times New Roman" w:eastAsia="Times New Roman" w:hAnsi="Times New Roman" w:cs="Times New Roman"/>
+          <w:sz w:val="24"/>
+          <w:szCs w:val="24"/>
+        </w:rPr>
+        <w:lastRenderedPageBreak/>
+        <w:t>First column:</w:t>
+      </w:r>
+    </w:p>
+    <w:p>
+      <w:pPr>
+        <w:spacing w:after="0" w:line="240" w:lineRule="auto"/>
+        <w:rPr>
+          <w:rFonts w:ascii="Times New Roman" w:eastAsia="Times New Roman" w:hAnsi="Times New Roman" w:cs="Times New Roman"/>
+          <w:sz w:val="24"/>
+          <w:szCs w:val="24"/>
+        </w:rPr>
+      </w:pPr>
+      <m:oMathPara>
+        <m:oMath>
+          <m:r>
+            <w:rPr>
+              <w:rFonts w:ascii="Cambria Math" w:eastAsia="Times New Roman" w:hAnsi="Cambria Math" w:cs="Times New Roman"/>
+              <w:sz w:val="24"/>
+              <w:szCs w:val="24"/>
+            </w:rPr>
+            <m:t>0.90(0.3)+0.20(0.2)+0.80(0.1)=0.27+0.04+0.08=0.39</m:t>
+          </m:r>
+          <m:r>
+            <w:rPr>
+              <w:rFonts w:ascii="Cambria Math" w:eastAsia="Times New Roman" w:hAnsi="Cambria Math" w:cs="Times New Roman"/>
+              <w:i/>
+              <w:sz w:val="24"/>
+              <w:szCs w:val="24"/>
+            </w:rPr>
+            <w:br/>
+          </m:r>
+        </m:oMath>
+      </m:oMathPara>
+    </w:p>
+    <w:p>
+      <w:pPr>
+        <w:spacing w:before="100" w:beforeAutospacing="1" w:after="100" w:afterAutospacing="1" w:line="240" w:lineRule="auto"/>
+        <w:rPr>
+          <w:rFonts w:ascii="Times New Roman" w:eastAsia="Times New Roman" w:hAnsi="Times New Roman" w:cs="Times New Roman"/>
+          <w:sz w:val="24"/>
+          <w:szCs w:val="24"/>
+        </w:rPr>
+      </w:pPr>
+      <w:r>
+        <w:rPr>
+          <w:rFonts w:ascii="Times New Roman" w:eastAsia="Times New Roman" w:hAnsi="Times New Roman" w:cs="Times New Roman"/>
+          <w:sz w:val="24"/>
+          <w:szCs w:val="24"/>
+        </w:rPr>
+        <w:t>Second column:</w:t>
+      </w:r>
+    </w:p>
+    <w:p>
+      <w:pPr>
+        <w:spacing w:after="0" w:line="240" w:lineRule="auto"/>
+        <w:rPr>
+          <w:rFonts w:ascii="Times New Roman" w:eastAsia="Times New Roman" w:hAnsi="Times New Roman" w:cs="Times New Roman"/>
+          <w:sz w:val="24"/>
+          <w:szCs w:val="24"/>
+        </w:rPr>
+      </w:pPr>
+      <m:oMathPara>
+        <m:oMath>
+          <m:r>
+            <w:rPr>
+              <w:rFonts w:ascii="Cambria Math" w:eastAsia="Times New Roman" w:hAnsi="Cambria Math" w:cs="Times New Roman"/>
+              <w:sz w:val="24"/>
+              <w:szCs w:val="24"/>
+            </w:rPr>
+            <m:t>0.90(0.1)+0.20(0.4)+0.80(0.5)=0.09+0.08+0.40=0.57</m:t>
+          </m:r>
+          <m:r>
+            <w:rPr>
+              <w:rFonts w:ascii="Cambria Math" w:eastAsia="Times New Roman" w:hAnsi="Cambria Math" w:cs="Times New Roman"/>
+              <w:i/>
+              <w:sz w:val="24"/>
+              <w:szCs w:val="24"/>
+            </w:rPr>
+            <w:br/>
+          </m:r>
+        </m:oMath>
+      </m:oMathPara>
+    </w:p>
+    <w:p>
+      <w:pPr>
+        <w:spacing w:before="100" w:beforeAutospacing="1" w:after="100" w:afterAutospacing="1" w:line="240" w:lineRule="auto"/>
+        <w:rPr>
+          <w:rFonts w:ascii="Times New Roman" w:eastAsia="Times New Roman" w:hAnsi="Times New Roman" w:cs="Times New Roman"/>
+          <w:sz w:val="24"/>
+          <w:szCs w:val="24"/>
+        </w:rPr>
+      </w:pPr>
+      <w:r>
+        <w:rPr>
+          <w:rFonts w:ascii="Times New Roman" w:eastAsia="Times New Roman" w:hAnsi="Times New Roman" w:cs="Times New Roman"/>
+          <w:sz w:val="24"/>
+          <w:szCs w:val="24"/>
+        </w:rPr>
+        <w:t>So</w:t>
+      </w:r>
+    </w:p>
+    <w:p>
+      <w:pPr>
+        <w:spacing w:after="0" w:line="240" w:lineRule="auto"/>
+        <w:rPr>
+          <w:rFonts w:ascii="Times New Roman" w:eastAsia="Times New Roman" w:hAnsi="Times New Roman" w:cs="Times New Roman"/>
+          <w:sz w:val="24"/>
+          <w:szCs w:val="24"/>
+        </w:rPr>
+      </w:pPr>
+      <m:oMathPara>
         <m:oMath>
           <m:sSub>
             <m:sSubPr>
@@ -3196,7 +2444,7 @@
                   <w:sz w:val="24"/>
                   <w:szCs w:val="24"/>
                 </w:rPr>
-                <m:t>k</m:t>
+                <m:t>q</m:t>
               </m:r>
             </m:e>
             <m:sub>
@@ -3216,7 +2464,7 @@
               <w:sz w:val="24"/>
               <w:szCs w:val="24"/>
             </w:rPr>
-            <m:t>=[0.56,0.37]</m:t>
+            <m:t>=[0.39,0.57]</m:t>
           </m:r>
           <m:r>
             <w:rPr>
@@ -3265,7 +2513,7 @@
               <w:sz w:val="24"/>
               <w:szCs w:val="24"/>
             </w:rPr>
-            <m:t>K=</m:t>
+            <m:t>Q=</m:t>
           </m:r>
           <m:d>
             <m:dPr>
@@ -3307,7 +2555,7 @@
                         <w:sz w:val="24"/>
                         <w:szCs w:val="24"/>
                       </w:rPr>
-                      <m:t>0.56</m:t>
+                      <m:t>0.39</m:t>
                     </m:r>
                   </m:e>
                   <m:e>
@@ -3317,7 +2565,7 @@
                         <w:sz w:val="24"/>
                         <w:szCs w:val="24"/>
                       </w:rPr>
-                      <m:t>0.37</m:t>
+                      <m:t>0.57</m:t>
                     </m:r>
                   </m:e>
                 </m:mr>
@@ -3339,7 +2587,7 @@
                         <w:sz w:val="24"/>
                         <w:szCs w:val="24"/>
                       </w:rPr>
-                      <m:t>0.25</m:t>
+                      <m:t>0.41</m:t>
                     </m:r>
                   </m:e>
                 </m:mr>
@@ -3351,7 +2599,7 @@
                         <w:sz w:val="24"/>
                         <w:szCs w:val="24"/>
                       </w:rPr>
-                      <m:t>0.46</m:t>
+                      <m:t>0.41</m:t>
                     </m:r>
                   </m:e>
                   <m:e>
@@ -3361,7 +2609,7 @@
                         <w:sz w:val="24"/>
                         <w:szCs w:val="24"/>
                       </w:rPr>
-                      <m:t>0.29</m:t>
+                      <m:t>0.49</m:t>
                     </m:r>
                   </m:e>
                 </m:mr>
@@ -3373,7 +2621,7 @@
                         <w:sz w:val="24"/>
                         <w:szCs w:val="24"/>
                       </w:rPr>
-                      <m:t>0.48</m:t>
+                      <m:t>0.22</m:t>
                     </m:r>
                   </m:e>
                   <m:e>
@@ -3383,7 +2631,7 @@
                         <w:sz w:val="24"/>
                         <w:szCs w:val="24"/>
                       </w:rPr>
-                      <m:t>0.34</m:t>
+                      <m:t>0.56</m:t>
                     </m:r>
                   </m:e>
                 </m:mr>
@@ -3410,16 +2658,6 @@
           <w:szCs w:val="24"/>
         </w:rPr>
       </w:pPr>
-      <w:r>
-        <w:rPr>
-          <w:rFonts w:ascii="Times New Roman" w:eastAsia="Times New Roman" w:hAnsi="Times New Roman" w:cs="Times New Roman"/>
-          <w:sz w:val="24"/>
-          <w:szCs w:val="24"/>
-        </w:rPr>
-        <w:pict w14:anchorId="198B091C">
-          <v:rect id="_x0000_i1026" style="width:0;height:1.5pt" o:hralign="center" o:hrstd="t" o:hr="t" fillcolor="#a0a0a0" stroked="f"/>
-        </w:pict>
-      </w:r>
     </w:p>
     <w:p>
       <w:pPr>
@@ -3443,7 +2681,7 @@
           <w:sz w:val="48"/>
           <w:szCs w:val="48"/>
         </w:rPr>
-        <w:t>5️</w:t>
+        <w:t>4️</w:t>
       </w:r>
       <w:r>
         <w:rPr>
@@ -3465,35 +2703,38 @@
           <w:sz w:val="48"/>
           <w:szCs w:val="48"/>
         </w:rPr>
-        <w:t xml:space="preserve"> Compute Value Matrix</w:t>
+        <w:t xml:space="preserve"> Compute Key Matrix</w:t>
       </w:r>
     </w:p>
     <w:p>
       <w:pPr>
         <w:spacing w:after="0" w:line="240" w:lineRule="auto"/>
         <w:rPr>
-          <w:rFonts w:ascii="Times New Roman" w:eastAsia="Times New Roman" w:hAnsi="Times New Roman" w:cs="Times New Roman"/>
-          <w:sz w:val="24"/>
-          <w:szCs w:val="24"/>
+          <w:rFonts w:eastAsia="Times New Roman" w:cs="Times New Roman"/>
+          <w:sz w:val="32"/>
+          <w:szCs w:val="32"/>
         </w:rPr>
       </w:pPr>
       <m:oMathPara>
+        <m:oMathParaPr>
+          <m:jc m:val="left"/>
+        </m:oMathParaPr>
         <m:oMath>
           <m:r>
             <w:rPr>
               <w:rFonts w:ascii="Cambria Math" w:eastAsia="Times New Roman" w:hAnsi="Cambria Math" w:cs="Times New Roman"/>
-              <w:sz w:val="24"/>
-              <w:szCs w:val="24"/>
+              <w:sz w:val="32"/>
+              <w:szCs w:val="32"/>
             </w:rPr>
-            <m:t>V=X</m:t>
+            <m:t>K=X</m:t>
           </m:r>
           <m:sSub>
             <m:sSubPr>
               <m:ctrlPr>
                 <w:rPr>
                   <w:rFonts w:ascii="Cambria Math" w:eastAsia="Times New Roman" w:hAnsi="Cambria Math" w:cs="Times New Roman"/>
-                  <w:sz w:val="24"/>
-                  <w:szCs w:val="24"/>
+                  <w:sz w:val="32"/>
+                  <w:szCs w:val="32"/>
                 </w:rPr>
               </m:ctrlPr>
             </m:sSubPr>
@@ -3501,8 +2742,8 @@
               <m:r>
                 <w:rPr>
                   <w:rFonts w:ascii="Cambria Math" w:eastAsia="Times New Roman" w:hAnsi="Cambria Math" w:cs="Times New Roman"/>
-                  <w:sz w:val="24"/>
-                  <w:szCs w:val="24"/>
+                  <w:sz w:val="32"/>
+                  <w:szCs w:val="32"/>
                 </w:rPr>
                 <m:t>W</m:t>
               </m:r>
@@ -3511,18 +2752,18 @@
               <m:r>
                 <w:rPr>
                   <w:rFonts w:ascii="Cambria Math" w:eastAsia="Times New Roman" w:hAnsi="Cambria Math" w:cs="Times New Roman"/>
-                  <w:sz w:val="24"/>
-                  <w:szCs w:val="24"/>
+                  <w:sz w:val="32"/>
+                  <w:szCs w:val="32"/>
                 </w:rPr>
-                <m:t>V</m:t>
+                <m:t>K</m:t>
               </m:r>
             </m:sub>
           </m:sSub>
           <m:r>
             <w:rPr>
-              <w:rFonts w:ascii="Cambria Math" w:eastAsia="Times New Roman" w:hAnsi="Cambria Math" w:cs="Times New Roman"/>
-              <w:sz w:val="24"/>
-              <w:szCs w:val="24"/>
+              <w:rFonts w:eastAsia="Times New Roman" w:cs="Times New Roman"/>
+              <w:sz w:val="32"/>
+              <w:szCs w:val="32"/>
             </w:rPr>
             <w:br/>
           </m:r>
@@ -3533,38 +2774,95 @@
       <w:pPr>
         <w:spacing w:before="100" w:beforeAutospacing="1" w:after="100" w:afterAutospacing="1" w:line="240" w:lineRule="auto"/>
         <w:rPr>
-          <w:rFonts w:ascii="Times New Roman" w:eastAsia="Times New Roman" w:hAnsi="Times New Roman" w:cs="Times New Roman"/>
-          <w:sz w:val="24"/>
-          <w:szCs w:val="24"/>
-        </w:rPr>
-      </w:pPr>
-      <w:r>
-        <w:rPr>
-          <w:rFonts w:ascii="Times New Roman" w:eastAsia="Times New Roman" w:hAnsi="Times New Roman" w:cs="Times New Roman"/>
-          <w:sz w:val="24"/>
-          <w:szCs w:val="24"/>
-        </w:rPr>
-        <w:t>Example first token:</w:t>
+          <w:rFonts w:eastAsia="Times New Roman" w:cs="Times New Roman"/>
+          <w:sz w:val="32"/>
+          <w:szCs w:val="32"/>
+        </w:rPr>
+      </w:pPr>
+      <w:r>
+        <w:rPr>
+          <w:rFonts w:eastAsia="Times New Roman" w:cs="Times New Roman"/>
+          <w:sz w:val="32"/>
+          <w:szCs w:val="32"/>
+        </w:rPr>
+        <w:t>Example:</w:t>
       </w:r>
     </w:p>
     <w:p>
       <w:pPr>
         <w:spacing w:after="0" w:line="240" w:lineRule="auto"/>
         <w:rPr>
-          <w:rFonts w:ascii="Times New Roman" w:eastAsia="Times New Roman" w:hAnsi="Times New Roman" w:cs="Times New Roman"/>
-          <w:sz w:val="24"/>
-          <w:szCs w:val="24"/>
+          <w:rFonts w:eastAsia="Times New Roman" w:cs="Times New Roman"/>
+          <w:sz w:val="32"/>
+          <w:szCs w:val="32"/>
         </w:rPr>
       </w:pPr>
       <m:oMathPara>
+        <m:oMathParaPr>
+          <m:jc m:val="left"/>
+        </m:oMathParaPr>
+        <m:oMath>
+          <m:d>
+            <m:dPr>
+              <m:begChr m:val="["/>
+              <m:sepChr m:val=","/>
+              <m:endChr m:val="]"/>
+              <m:ctrlPr>
+                <w:rPr>
+                  <w:rFonts w:ascii="Cambria Math" w:eastAsia="Times New Roman" w:hAnsi="Cambria Math" w:cs="Times New Roman"/>
+                  <w:sz w:val="32"/>
+                  <w:szCs w:val="32"/>
+                </w:rPr>
+              </m:ctrlPr>
+            </m:dPr>
+            <m:e>
+              <m:r>
+                <w:rPr>
+                  <w:rFonts w:ascii="Cambria Math" w:eastAsia="Times New Roman" w:hAnsi="Cambria Math" w:cs="Times New Roman"/>
+                  <w:sz w:val="32"/>
+                  <w:szCs w:val="32"/>
+                </w:rPr>
+                <m:t>0.90</m:t>
+              </m:r>
+            </m:e>
+            <m:e>
+              <m:r>
+                <w:rPr>
+                  <w:rFonts w:ascii="Cambria Math" w:eastAsia="Times New Roman" w:hAnsi="Cambria Math" w:cs="Times New Roman"/>
+                  <w:sz w:val="32"/>
+                  <w:szCs w:val="32"/>
+                </w:rPr>
+                <m:t>0.20</m:t>
+              </m:r>
+            </m:e>
+            <m:e>
+              <m:r>
+                <w:rPr>
+                  <w:rFonts w:ascii="Cambria Math" w:eastAsia="Times New Roman" w:hAnsi="Cambria Math" w:cs="Times New Roman"/>
+                  <w:sz w:val="32"/>
+                  <w:szCs w:val="32"/>
+                </w:rPr>
+                <m:t>0.80</m:t>
+              </m:r>
+            </m:e>
+          </m:d>
+          <m:r>
+            <w:rPr>
+              <w:rFonts w:eastAsia="Times New Roman" w:cs="Times New Roman"/>
+              <w:sz w:val="32"/>
+              <w:szCs w:val="32"/>
+            </w:rPr>
+            <w:br/>
+          </m:r>
+        </m:oMath>
         <m:oMath>
           <m:sSub>
             <m:sSubPr>
               <m:ctrlPr>
                 <w:rPr>
                   <w:rFonts w:ascii="Cambria Math" w:eastAsia="Times New Roman" w:hAnsi="Cambria Math" w:cs="Times New Roman"/>
-                  <w:sz w:val="24"/>
-                  <w:szCs w:val="24"/>
+                  <w:sz w:val="32"/>
+                  <w:szCs w:val="32"/>
                 </w:rPr>
               </m:ctrlPr>
             </m:sSubPr>
@@ -3572,18 +2870,18 @@
               <m:r>
                 <w:rPr>
                   <w:rFonts w:ascii="Cambria Math" w:eastAsia="Times New Roman" w:hAnsi="Cambria Math" w:cs="Times New Roman"/>
-                  <w:sz w:val="24"/>
-                  <w:szCs w:val="24"/>
+                  <w:sz w:val="32"/>
+                  <w:szCs w:val="32"/>
                 </w:rPr>
-                <m:t>v</m:t>
+                <m:t>k</m:t>
               </m:r>
             </m:e>
             <m:sub>
               <m:r>
                 <w:rPr>
                   <w:rFonts w:ascii="Cambria Math" w:eastAsia="Times New Roman" w:hAnsi="Cambria Math" w:cs="Times New Roman"/>
-                  <w:sz w:val="24"/>
-                  <w:szCs w:val="24"/>
+                  <w:sz w:val="32"/>
+                  <w:szCs w:val="32"/>
                 </w:rPr>
                 <m:t>1</m:t>
               </m:r>
@@ -3592,17 +2890,17 @@
           <m:r>
             <w:rPr>
               <w:rFonts w:ascii="Cambria Math" w:eastAsia="Times New Roman" w:hAnsi="Cambria Math" w:cs="Times New Roman"/>
-              <w:sz w:val="24"/>
-              <w:szCs w:val="24"/>
+              <w:sz w:val="32"/>
+              <w:szCs w:val="32"/>
             </w:rPr>
-            <m:t>=[0.57,0.65]</m:t>
+            <m:t>=[0.56,0.37]</m:t>
           </m:r>
           <m:r>
             <w:rPr>
-              <w:rFonts w:ascii="Cambria Math" w:eastAsia="Times New Roman" w:hAnsi="Cambria Math" w:cs="Times New Roman"/>
+              <w:rFonts w:eastAsia="Times New Roman" w:cs="Times New Roman"/>
               <w:i/>
-              <w:sz w:val="24"/>
-              <w:szCs w:val="24"/>
+              <w:sz w:val="32"/>
+              <w:szCs w:val="32"/>
             </w:rPr>
             <w:br/>
           </m:r>
@@ -3612,45 +2910,45 @@
     <w:p>
       <w:pPr>
         <w:spacing w:before="100" w:beforeAutospacing="1" w:after="100" w:afterAutospacing="1" w:line="240" w:lineRule="auto"/>
-        <w:rPr>
-          <w:rFonts w:ascii="Times New Roman" w:eastAsia="Times New Roman" w:hAnsi="Times New Roman" w:cs="Times New Roman"/>
-          <w:sz w:val="24"/>
-          <w:szCs w:val="24"/>
-        </w:rPr>
-      </w:pPr>
-      <w:r>
-        <w:rPr>
-          <w:rFonts w:ascii="Times New Roman" w:eastAsia="Times New Roman" w:hAnsi="Times New Roman" w:cs="Times New Roman"/>
-          <w:sz w:val="24"/>
-          <w:szCs w:val="24"/>
+        <w:jc w:val="both"/>
+        <w:rPr>
+          <w:rFonts w:eastAsia="Times New Roman" w:cs="Times New Roman"/>
+          <w:sz w:val="32"/>
+          <w:szCs w:val="32"/>
+        </w:rPr>
+      </w:pPr>
+      <w:r>
+        <w:rPr>
+          <w:rFonts w:eastAsia="Times New Roman" w:cs="Times New Roman"/>
+          <w:sz w:val="32"/>
+          <w:szCs w:val="32"/>
         </w:rPr>
         <w:t>Full matrix:</w:t>
       </w:r>
     </w:p>
     <w:p>
       <w:pPr>
-        <w:pStyle w:val="Heading1"/>
-        <w:rPr>
-          <w:rFonts w:ascii="Times New Roman" w:eastAsia="Times New Roman" w:hAnsi="Times New Roman" w:cs="Times New Roman"/>
-          <w:color w:val="auto"/>
-          <w:kern w:val="36"/>
-          <w:sz w:val="48"/>
-          <w:szCs w:val="48"/>
+        <w:spacing w:after="0" w:line="240" w:lineRule="auto"/>
+        <w:jc w:val="both"/>
+        <w:rPr>
+          <w:rFonts w:eastAsia="Times New Roman" w:cs="Times New Roman"/>
+          <w:sz w:val="32"/>
+          <w:szCs w:val="32"/>
         </w:rPr>
       </w:pPr>
       <m:oMathPara>
+        <m:oMathParaPr>
+          <m:jc m:val="left"/>
+        </m:oMathParaPr>
         <m:oMath>
           <m:r>
-            <m:rPr>
-              <m:sty m:val="bi"/>
-            </m:rPr>
             <w:rPr>
               <w:rFonts w:ascii="Cambria Math" w:eastAsia="Times New Roman" w:hAnsi="Cambria Math" w:cs="Times New Roman"/>
-              <w:sz w:val="24"/>
-              <w:szCs w:val="24"/>
+              <w:sz w:val="32"/>
+              <w:szCs w:val="32"/>
             </w:rPr>
             <w:lastRenderedPageBreak/>
-            <m:t>V=</m:t>
+            <m:t>K=</m:t>
           </m:r>
           <m:d>
             <m:dPr>
@@ -3659,8 +2957,8 @@
               <m:ctrlPr>
                 <w:rPr>
                   <w:rFonts w:ascii="Cambria Math" w:eastAsia="Times New Roman" w:hAnsi="Cambria Math" w:cs="Times New Roman"/>
-                  <w:sz w:val="24"/>
-                  <w:szCs w:val="24"/>
+                  <w:sz w:val="32"/>
+                  <w:szCs w:val="32"/>
                 </w:rPr>
               </m:ctrlPr>
             </m:dPr>
@@ -3679,8 +2977,402 @@
                   <m:ctrlPr>
                     <w:rPr>
                       <w:rFonts w:ascii="Cambria Math" w:eastAsia="Times New Roman" w:hAnsi="Cambria Math" w:cs="Times New Roman"/>
-                      <w:sz w:val="24"/>
-                      <w:szCs w:val="24"/>
+                      <w:sz w:val="32"/>
+                      <w:szCs w:val="32"/>
+                    </w:rPr>
+                  </m:ctrlPr>
+                </m:mPr>
+                <m:mr>
+                  <m:e>
+                    <m:r>
+                      <w:rPr>
+                        <w:rFonts w:ascii="Cambria Math" w:eastAsia="Times New Roman" w:hAnsi="Cambria Math" w:cs="Times New Roman"/>
+                        <w:sz w:val="32"/>
+                        <w:szCs w:val="32"/>
+                      </w:rPr>
+                      <m:t>0.56</m:t>
+                    </m:r>
+                  </m:e>
+                  <m:e>
+                    <m:r>
+                      <w:rPr>
+                        <w:rFonts w:ascii="Cambria Math" w:eastAsia="Times New Roman" w:hAnsi="Cambria Math" w:cs="Times New Roman"/>
+                        <w:sz w:val="32"/>
+                        <w:szCs w:val="32"/>
+                      </w:rPr>
+                      <m:t>0.37</m:t>
+                    </m:r>
+                  </m:e>
+                </m:mr>
+                <m:mr>
+                  <m:e>
+                    <m:r>
+                      <w:rPr>
+                        <w:rFonts w:ascii="Cambria Math" w:eastAsia="Times New Roman" w:hAnsi="Cambria Math" w:cs="Times New Roman"/>
+                        <w:sz w:val="32"/>
+                        <w:szCs w:val="32"/>
+                      </w:rPr>
+                      <m:t>0.41</m:t>
+                    </m:r>
+                  </m:e>
+                  <m:e>
+                    <m:r>
+                      <w:rPr>
+                        <w:rFonts w:ascii="Cambria Math" w:eastAsia="Times New Roman" w:hAnsi="Cambria Math" w:cs="Times New Roman"/>
+                        <w:sz w:val="32"/>
+                        <w:szCs w:val="32"/>
+                      </w:rPr>
+                      <m:t>0.25</m:t>
+                    </m:r>
+                  </m:e>
+                </m:mr>
+                <m:mr>
+                  <m:e>
+                    <m:r>
+                      <w:rPr>
+                        <w:rFonts w:ascii="Cambria Math" w:eastAsia="Times New Roman" w:hAnsi="Cambria Math" w:cs="Times New Roman"/>
+                        <w:sz w:val="32"/>
+                        <w:szCs w:val="32"/>
+                      </w:rPr>
+                      <m:t>0.46</m:t>
+                    </m:r>
+                  </m:e>
+                  <m:e>
+                    <m:r>
+                      <w:rPr>
+                        <w:rFonts w:ascii="Cambria Math" w:eastAsia="Times New Roman" w:hAnsi="Cambria Math" w:cs="Times New Roman"/>
+                        <w:sz w:val="32"/>
+                        <w:szCs w:val="32"/>
+                      </w:rPr>
+                      <m:t>0.29</m:t>
+                    </m:r>
+                  </m:e>
+                </m:mr>
+                <m:mr>
+                  <m:e>
+                    <m:r>
+                      <w:rPr>
+                        <w:rFonts w:ascii="Cambria Math" w:eastAsia="Times New Roman" w:hAnsi="Cambria Math" w:cs="Times New Roman"/>
+                        <w:sz w:val="32"/>
+                        <w:szCs w:val="32"/>
+                      </w:rPr>
+                      <m:t>0.48</m:t>
+                    </m:r>
+                  </m:e>
+                  <m:e>
+                    <m:r>
+                      <w:rPr>
+                        <w:rFonts w:ascii="Cambria Math" w:eastAsia="Times New Roman" w:hAnsi="Cambria Math" w:cs="Times New Roman"/>
+                        <w:sz w:val="32"/>
+                        <w:szCs w:val="32"/>
+                      </w:rPr>
+                      <m:t>0.34</m:t>
+                    </m:r>
+                  </m:e>
+                </m:mr>
+              </m:m>
+            </m:e>
+          </m:d>
+          <m:r>
+            <w:rPr>
+              <w:rFonts w:eastAsia="Times New Roman" w:cs="Times New Roman"/>
+              <w:sz w:val="32"/>
+              <w:szCs w:val="32"/>
+            </w:rPr>
+            <w:br/>
+          </m:r>
+        </m:oMath>
+      </m:oMathPara>
+    </w:p>
+    <w:p>
+      <w:pPr>
+        <w:spacing w:after="0" w:line="240" w:lineRule="auto"/>
+        <w:rPr>
+          <w:rFonts w:ascii="Times New Roman" w:eastAsia="Times New Roman" w:hAnsi="Times New Roman" w:cs="Times New Roman"/>
+          <w:sz w:val="24"/>
+          <w:szCs w:val="24"/>
+        </w:rPr>
+      </w:pPr>
+    </w:p>
+    <w:p>
+      <w:pPr>
+        <w:spacing w:before="100" w:beforeAutospacing="1" w:after="100" w:afterAutospacing="1" w:line="240" w:lineRule="auto"/>
+        <w:outlineLvl w:val="0"/>
+        <w:rPr>
+          <w:rFonts w:ascii="Times New Roman" w:eastAsia="Times New Roman" w:hAnsi="Times New Roman" w:cs="Times New Roman"/>
+          <w:b/>
+          <w:bCs/>
+          <w:kern w:val="36"/>
+          <w:sz w:val="48"/>
+          <w:szCs w:val="48"/>
+        </w:rPr>
+      </w:pPr>
+      <w:r>
+        <w:rPr>
+          <w:rFonts w:ascii="Times New Roman" w:eastAsia="Times New Roman" w:hAnsi="Times New Roman" w:cs="Times New Roman"/>
+          <w:b/>
+          <w:bCs/>
+          <w:kern w:val="36"/>
+          <w:sz w:val="48"/>
+          <w:szCs w:val="48"/>
+        </w:rPr>
+        <w:t>5️</w:t>
+      </w:r>
+      <w:r>
+        <w:rPr>
+          <w:rFonts w:ascii="Segoe UI Symbol" w:eastAsia="Times New Roman" w:hAnsi="Segoe UI Symbol" w:cs="Segoe UI Symbol"/>
+          <w:b/>
+          <w:bCs/>
+          <w:kern w:val="36"/>
+          <w:sz w:val="48"/>
+          <w:szCs w:val="48"/>
+        </w:rPr>
+        <w:t>⃣</w:t>
+      </w:r>
+      <w:r>
+        <w:rPr>
+          <w:rFonts w:ascii="Times New Roman" w:eastAsia="Times New Roman" w:hAnsi="Times New Roman" w:cs="Times New Roman"/>
+          <w:b/>
+          <w:bCs/>
+          <w:kern w:val="36"/>
+          <w:sz w:val="48"/>
+          <w:szCs w:val="48"/>
+        </w:rPr>
+        <w:t xml:space="preserve"> Compute Value Matrix</w:t>
+      </w:r>
+    </w:p>
+    <w:p>
+      <w:pPr>
+        <w:spacing w:after="0" w:line="240" w:lineRule="auto"/>
+        <w:rPr>
+          <w:rFonts w:eastAsia="Times New Roman" w:cs="Times New Roman"/>
+          <w:sz w:val="32"/>
+          <w:szCs w:val="32"/>
+        </w:rPr>
+      </w:pPr>
+      <m:oMathPara>
+        <m:oMathParaPr>
+          <m:jc m:val="left"/>
+        </m:oMathParaPr>
+        <m:oMath>
+          <m:r>
+            <w:rPr>
+              <w:rFonts w:ascii="Cambria Math" w:eastAsia="Times New Roman" w:hAnsi="Cambria Math" w:cs="Times New Roman"/>
+              <w:sz w:val="32"/>
+              <w:szCs w:val="32"/>
+            </w:rPr>
+            <m:t>V=X</m:t>
+          </m:r>
+          <m:sSub>
+            <m:sSubPr>
+              <m:ctrlPr>
+                <w:rPr>
+                  <w:rFonts w:ascii="Cambria Math" w:eastAsia="Times New Roman" w:hAnsi="Cambria Math" w:cs="Times New Roman"/>
+                  <w:sz w:val="32"/>
+                  <w:szCs w:val="32"/>
+                </w:rPr>
+              </m:ctrlPr>
+            </m:sSubPr>
+            <m:e>
+              <m:r>
+                <w:rPr>
+                  <w:rFonts w:ascii="Cambria Math" w:eastAsia="Times New Roman" w:hAnsi="Cambria Math" w:cs="Times New Roman"/>
+                  <w:sz w:val="32"/>
+                  <w:szCs w:val="32"/>
+                </w:rPr>
+                <m:t>W</m:t>
+              </m:r>
+            </m:e>
+            <m:sub>
+              <m:r>
+                <w:rPr>
+                  <w:rFonts w:ascii="Cambria Math" w:eastAsia="Times New Roman" w:hAnsi="Cambria Math" w:cs="Times New Roman"/>
+                  <w:sz w:val="32"/>
+                  <w:szCs w:val="32"/>
+                </w:rPr>
+                <m:t>V</m:t>
+              </m:r>
+            </m:sub>
+          </m:sSub>
+          <m:r>
+            <w:rPr>
+              <w:rFonts w:eastAsia="Times New Roman" w:cs="Times New Roman"/>
+              <w:sz w:val="32"/>
+              <w:szCs w:val="32"/>
+            </w:rPr>
+            <w:br/>
+          </m:r>
+        </m:oMath>
+      </m:oMathPara>
+    </w:p>
+    <w:p>
+      <w:pPr>
+        <w:spacing w:before="100" w:beforeAutospacing="1" w:after="100" w:afterAutospacing="1" w:line="240" w:lineRule="auto"/>
+        <w:rPr>
+          <w:rFonts w:eastAsia="Times New Roman" w:cs="Times New Roman"/>
+          <w:sz w:val="32"/>
+          <w:szCs w:val="32"/>
+        </w:rPr>
+      </w:pPr>
+      <w:r>
+        <w:rPr>
+          <w:rFonts w:eastAsia="Times New Roman" w:cs="Times New Roman"/>
+          <w:sz w:val="32"/>
+          <w:szCs w:val="32"/>
+        </w:rPr>
+        <w:t>Example first token:</w:t>
+      </w:r>
+    </w:p>
+    <w:p>
+      <w:pPr>
+        <w:spacing w:after="0" w:line="240" w:lineRule="auto"/>
+        <w:rPr>
+          <w:rFonts w:eastAsia="Times New Roman" w:cs="Times New Roman"/>
+          <w:sz w:val="32"/>
+          <w:szCs w:val="32"/>
+        </w:rPr>
+      </w:pPr>
+      <m:oMathPara>
+        <m:oMathParaPr>
+          <m:jc m:val="left"/>
+        </m:oMathParaPr>
+        <m:oMath>
+          <m:sSub>
+            <m:sSubPr>
+              <m:ctrlPr>
+                <w:rPr>
+                  <w:rFonts w:ascii="Cambria Math" w:eastAsia="Times New Roman" w:hAnsi="Cambria Math" w:cs="Times New Roman"/>
+                  <w:sz w:val="32"/>
+                  <w:szCs w:val="32"/>
+                </w:rPr>
+              </m:ctrlPr>
+            </m:sSubPr>
+            <m:e>
+              <m:r>
+                <w:rPr>
+                  <w:rFonts w:ascii="Cambria Math" w:eastAsia="Times New Roman" w:hAnsi="Cambria Math" w:cs="Times New Roman"/>
+                  <w:sz w:val="32"/>
+                  <w:szCs w:val="32"/>
+                </w:rPr>
+                <m:t>v</m:t>
+              </m:r>
+            </m:e>
+            <m:sub>
+              <m:r>
+                <w:rPr>
+                  <w:rFonts w:ascii="Cambria Math" w:eastAsia="Times New Roman" w:hAnsi="Cambria Math" w:cs="Times New Roman"/>
+                  <w:sz w:val="32"/>
+                  <w:szCs w:val="32"/>
+                </w:rPr>
+                <m:t>1</m:t>
+              </m:r>
+            </m:sub>
+          </m:sSub>
+          <m:r>
+            <w:rPr>
+              <w:rFonts w:ascii="Cambria Math" w:eastAsia="Times New Roman" w:hAnsi="Cambria Math" w:cs="Times New Roman"/>
+              <w:sz w:val="32"/>
+              <w:szCs w:val="32"/>
+            </w:rPr>
+            <m:t>=[0.57,0.65</m:t>
+          </m:r>
+          <m:r>
+            <w:rPr>
+              <w:rFonts w:ascii="Cambria Math" w:eastAsia="Times New Roman" w:hAnsi="Cambria Math" w:cs="Times New Roman"/>
+              <w:sz w:val="32"/>
+              <w:szCs w:val="32"/>
+            </w:rPr>
+            <m:t>]</m:t>
+          </m:r>
+          <m:r>
+            <w:rPr>
+              <w:rFonts w:eastAsia="Times New Roman" w:cs="Times New Roman"/>
+              <w:i/>
+              <w:sz w:val="32"/>
+              <w:szCs w:val="32"/>
+            </w:rPr>
+            <w:br/>
+          </m:r>
+        </m:oMath>
+      </m:oMathPara>
+    </w:p>
+    <w:p>
+      <w:pPr>
+        <w:spacing w:before="100" w:beforeAutospacing="1" w:after="100" w:afterAutospacing="1" w:line="240" w:lineRule="auto"/>
+        <w:rPr>
+          <w:rFonts w:eastAsia="Times New Roman" w:cs="Times New Roman"/>
+          <w:sz w:val="32"/>
+          <w:szCs w:val="32"/>
+        </w:rPr>
+      </w:pPr>
+      <w:r>
+        <w:rPr>
+          <w:rFonts w:eastAsia="Times New Roman" w:cs="Times New Roman"/>
+          <w:sz w:val="32"/>
+          <w:szCs w:val="32"/>
+        </w:rPr>
+        <w:t>Full matrix:</w:t>
+      </w:r>
+    </w:p>
+    <w:p>
+      <w:pPr>
+        <w:pStyle w:val="Heading1"/>
+        <w:rPr>
+          <w:rFonts w:ascii="Times New Roman" w:eastAsia="Times New Roman" w:hAnsi="Times New Roman" w:cs="Times New Roman"/>
+          <w:color w:val="auto"/>
+          <w:kern w:val="36"/>
+          <w:sz w:val="48"/>
+          <w:szCs w:val="48"/>
+        </w:rPr>
+      </w:pPr>
+      <m:oMathPara>
+        <m:oMathParaPr>
+          <m:jc m:val="left"/>
+        </m:oMathParaPr>
+        <m:oMath>
+          <m:r>
+            <m:rPr>
+              <m:sty m:val="bi"/>
+            </m:rPr>
+            <w:rPr>
+              <w:rFonts w:ascii="Cambria Math" w:eastAsia="Times New Roman" w:hAnsi="Cambria Math" w:cs="Times New Roman"/>
+              <w:color w:val="auto"/>
+              <w:sz w:val="32"/>
+              <w:szCs w:val="32"/>
+            </w:rPr>
+            <m:t>V=</m:t>
+          </m:r>
+          <m:d>
+            <m:dPr>
+              <m:begChr m:val="["/>
+              <m:endChr m:val="]"/>
+              <m:ctrlPr>
+                <w:rPr>
+                  <w:rFonts w:ascii="Cambria Math" w:eastAsia="Times New Roman" w:hAnsi="Cambria Math" w:cs="Times New Roman"/>
+                  <w:color w:val="auto"/>
+                  <w:sz w:val="32"/>
+                  <w:szCs w:val="32"/>
+                </w:rPr>
+              </m:ctrlPr>
+            </m:dPr>
+            <m:e>
+              <m:m>
+                <m:mPr>
+                  <m:plcHide m:val="1"/>
+                  <m:mcs>
+                    <m:mc>
+                      <m:mcPr>
+                        <m:count m:val="2"/>
+                        <m:mcJc m:val="center"/>
+                      </m:mcPr>
+                    </m:mc>
+                  </m:mcs>
+                  <m:ctrlPr>
+                    <w:rPr>
+                      <w:rFonts w:ascii="Cambria Math" w:eastAsia="Times New Roman" w:hAnsi="Cambria Math" w:cs="Times New Roman"/>
+                      <w:color w:val="auto"/>
+                      <w:sz w:val="32"/>
+                      <w:szCs w:val="32"/>
                     </w:rPr>
                   </m:ctrlPr>
                 </m:mPr>
@@ -3692,8 +3384,9 @@
                       </m:rPr>
                       <w:rPr>
                         <w:rFonts w:ascii="Cambria Math" w:eastAsia="Times New Roman" w:hAnsi="Cambria Math" w:cs="Times New Roman"/>
-                        <w:sz w:val="24"/>
-                        <w:szCs w:val="24"/>
+                        <w:color w:val="auto"/>
+                        <w:sz w:val="32"/>
+                        <w:szCs w:val="32"/>
                       </w:rPr>
                       <m:t>0.57</m:t>
                     </m:r>
@@ -3705,8 +3398,9 @@
                       </m:rPr>
                       <w:rPr>
                         <w:rFonts w:ascii="Cambria Math" w:eastAsia="Times New Roman" w:hAnsi="Cambria Math" w:cs="Times New Roman"/>
-                        <w:sz w:val="24"/>
-                        <w:szCs w:val="24"/>
+                        <w:color w:val="auto"/>
+                        <w:sz w:val="32"/>
+                        <w:szCs w:val="32"/>
                       </w:rPr>
                       <m:t>0.65</m:t>
                     </m:r>
@@ -3720,8 +3414,9 @@
                       </m:rPr>
                       <w:rPr>
                         <w:rFonts w:ascii="Cambria Math" w:eastAsia="Times New Roman" w:hAnsi="Cambria Math" w:cs="Times New Roman"/>
-                        <w:sz w:val="24"/>
-                        <w:szCs w:val="24"/>
+                        <w:color w:val="auto"/>
+                        <w:sz w:val="32"/>
+                        <w:szCs w:val="32"/>
                       </w:rPr>
                       <m:t>0.49</m:t>
                     </m:r>
@@ -3733,8 +3428,9 @@
                       </m:rPr>
                       <w:rPr>
                         <w:rFonts w:ascii="Cambria Math" w:eastAsia="Times New Roman" w:hAnsi="Cambria Math" w:cs="Times New Roman"/>
-                        <w:sz w:val="24"/>
-                        <w:szCs w:val="24"/>
+                        <w:color w:val="auto"/>
+                        <w:sz w:val="32"/>
+                        <w:szCs w:val="32"/>
                       </w:rPr>
                       <m:t>0.42</m:t>
                     </m:r>
@@ -3748,8 +3444,9 @@
                       </m:rPr>
                       <w:rPr>
                         <w:rFonts w:ascii="Cambria Math" w:eastAsia="Times New Roman" w:hAnsi="Cambria Math" w:cs="Times New Roman"/>
-                        <w:sz w:val="24"/>
-                        <w:szCs w:val="24"/>
+                        <w:color w:val="auto"/>
+                        <w:sz w:val="32"/>
+                        <w:szCs w:val="32"/>
                       </w:rPr>
                       <m:t>0.47</m:t>
                     </m:r>
@@ -3761,8 +3458,9 @@
                       </m:rPr>
                       <w:rPr>
                         <w:rFonts w:ascii="Cambria Math" w:eastAsia="Times New Roman" w:hAnsi="Cambria Math" w:cs="Times New Roman"/>
-                        <w:sz w:val="24"/>
-                        <w:szCs w:val="24"/>
+                        <w:color w:val="auto"/>
+                        <w:sz w:val="32"/>
+                        <w:szCs w:val="32"/>
                       </w:rPr>
                       <m:t>0.49</m:t>
                     </m:r>
@@ -3776,8 +3474,9 @@
                       </m:rPr>
                       <w:rPr>
                         <w:rFonts w:ascii="Cambria Math" w:eastAsia="Times New Roman" w:hAnsi="Cambria Math" w:cs="Times New Roman"/>
-                        <w:sz w:val="24"/>
-                        <w:szCs w:val="24"/>
+                        <w:color w:val="auto"/>
+                        <w:sz w:val="32"/>
+                        <w:szCs w:val="32"/>
                       </w:rPr>
                       <m:t>0.28</m:t>
                     </m:r>
@@ -3789,8 +3488,9 @@
                       </m:rPr>
                       <w:rPr>
                         <w:rFonts w:ascii="Cambria Math" w:eastAsia="Times New Roman" w:hAnsi="Cambria Math" w:cs="Times New Roman"/>
-                        <w:sz w:val="24"/>
-                        <w:szCs w:val="24"/>
+                        <w:color w:val="auto"/>
+                        <w:sz w:val="32"/>
+                        <w:szCs w:val="32"/>
                       </w:rPr>
                       <m:t>0.63</m:t>
                     </m:r>
@@ -3801,9 +3501,9 @@
           </m:d>
           <m:r>
             <w:rPr>
-              <w:rFonts w:ascii="Cambria Math" w:eastAsia="Times New Roman" w:hAnsi="Cambria Math" w:cs="Times New Roman"/>
-              <w:sz w:val="24"/>
-              <w:szCs w:val="24"/>
+              <w:rFonts w:asciiTheme="minorHAnsi" w:eastAsia="Times New Roman" w:hAnsiTheme="minorHAnsi" w:cs="Times New Roman"/>
+              <w:sz w:val="32"/>
+              <w:szCs w:val="32"/>
             </w:rPr>
             <w:br/>
           </m:r>
@@ -3817,7 +3517,27 @@
           <w:sz w:val="48"/>
           <w:szCs w:val="48"/>
         </w:rPr>
-        <w:t xml:space="preserve">Compute Attention Scores </w:t>
+        <w:t>6️</w:t>
+      </w:r>
+      <w:r>
+        <w:rPr>
+          <w:rFonts w:ascii="Segoe UI Symbol" w:eastAsia="Times New Roman" w:hAnsi="Segoe UI Symbol" w:cs="Segoe UI Symbol"/>
+          <w:color w:val="auto"/>
+          <w:kern w:val="36"/>
+          <w:sz w:val="48"/>
+          <w:szCs w:val="48"/>
+        </w:rPr>
+        <w:t>⃣</w:t>
+      </w:r>
+      <w:r>
+        <w:rPr>
+          <w:rFonts w:ascii="Times New Roman" w:eastAsia="Times New Roman" w:hAnsi="Times New Roman" w:cs="Times New Roman"/>
+          <w:color w:val="auto"/>
+          <w:kern w:val="36"/>
+          <w:sz w:val="48"/>
+          <w:szCs w:val="48"/>
+        </w:rPr>
+        <w:t xml:space="preserve"> Compute Attention Scores </w:t>
       </w:r>
       <m:oMath>
         <m:r>
@@ -3883,15 +3603,15 @@
         <w:spacing w:before="100" w:beforeAutospacing="1" w:after="100" w:afterAutospacing="1" w:line="240" w:lineRule="auto"/>
         <w:rPr>
           <w:rFonts w:ascii="Times New Roman" w:eastAsia="Times New Roman" w:hAnsi="Times New Roman" w:cs="Times New Roman"/>
-          <w:sz w:val="24"/>
-          <w:szCs w:val="24"/>
-        </w:rPr>
-      </w:pPr>
-      <w:r>
-        <w:rPr>
-          <w:rFonts w:ascii="Times New Roman" w:eastAsia="Times New Roman" w:hAnsi="Times New Roman" w:cs="Times New Roman"/>
-          <w:sz w:val="24"/>
-          <w:szCs w:val="24"/>
+          <w:sz w:val="32"/>
+          <w:szCs w:val="32"/>
+        </w:rPr>
+      </w:pPr>
+      <w:r>
+        <w:rPr>
+          <w:rFonts w:ascii="Times New Roman" w:eastAsia="Times New Roman" w:hAnsi="Times New Roman" w:cs="Times New Roman"/>
+          <w:sz w:val="32"/>
+          <w:szCs w:val="32"/>
         </w:rPr>
         <w:t>Example:</w:t>
       </w:r>
@@ -3899,21 +3619,25 @@
     <w:p>
       <w:pPr>
         <w:spacing w:after="0" w:line="240" w:lineRule="auto"/>
-        <w:rPr>
-          <w:rFonts w:ascii="Times New Roman" w:eastAsia="Times New Roman" w:hAnsi="Times New Roman" w:cs="Times New Roman"/>
-          <w:sz w:val="24"/>
-          <w:szCs w:val="24"/>
+        <w:ind w:left="1440"/>
+        <w:rPr>
+          <w:rFonts w:ascii="Times New Roman" w:eastAsia="Times New Roman" w:hAnsi="Times New Roman" w:cs="Times New Roman"/>
+          <w:sz w:val="32"/>
+          <w:szCs w:val="32"/>
         </w:rPr>
       </w:pPr>
       <m:oMathPara>
+        <m:oMathParaPr>
+          <m:jc m:val="left"/>
+        </m:oMathParaPr>
         <m:oMath>
           <m:sSub>
             <m:sSubPr>
               <m:ctrlPr>
                 <w:rPr>
                   <w:rFonts w:ascii="Cambria Math" w:eastAsia="Times New Roman" w:hAnsi="Cambria Math" w:cs="Times New Roman"/>
-                  <w:sz w:val="24"/>
-                  <w:szCs w:val="24"/>
+                  <w:sz w:val="32"/>
+                  <w:szCs w:val="32"/>
                 </w:rPr>
               </m:ctrlPr>
             </m:sSubPr>
@@ -3921,8 +3645,8 @@
               <m:r>
                 <w:rPr>
                   <w:rFonts w:ascii="Cambria Math" w:eastAsia="Times New Roman" w:hAnsi="Cambria Math" w:cs="Times New Roman"/>
-                  <w:sz w:val="24"/>
-                  <w:szCs w:val="24"/>
+                  <w:sz w:val="32"/>
+                  <w:szCs w:val="32"/>
                 </w:rPr>
                 <m:t>q</m:t>
               </m:r>
@@ -3931,8 +3655,8 @@
               <m:r>
                 <w:rPr>
                   <w:rFonts w:ascii="Cambria Math" w:eastAsia="Times New Roman" w:hAnsi="Cambria Math" w:cs="Times New Roman"/>
-                  <w:sz w:val="24"/>
-                  <w:szCs w:val="24"/>
+                  <w:sz w:val="32"/>
+                  <w:szCs w:val="32"/>
                 </w:rPr>
                 <m:t>1</m:t>
               </m:r>
@@ -3941,17 +3665,25 @@
           <m:r>
             <w:rPr>
               <w:rFonts w:ascii="Cambria Math" w:eastAsia="Times New Roman" w:hAnsi="Cambria Math" w:cs="Times New Roman"/>
-              <w:sz w:val="24"/>
-              <w:szCs w:val="24"/>
+              <w:sz w:val="32"/>
+              <w:szCs w:val="32"/>
             </w:rPr>
-            <m:t>=[0.39,0.57]</m:t>
+            <m:t>=[0.39,0.57</m:t>
+          </m:r>
+          <m:r>
+            <w:rPr>
+              <w:rFonts w:ascii="Cambria Math" w:eastAsia="Times New Roman" w:hAnsi="Cambria Math" w:cs="Times New Roman"/>
+              <w:sz w:val="32"/>
+              <w:szCs w:val="32"/>
+            </w:rPr>
+            <m:t>]</m:t>
           </m:r>
           <m:r>
             <w:rPr>
               <w:rFonts w:ascii="Cambria Math" w:eastAsia="Times New Roman" w:hAnsi="Cambria Math" w:cs="Times New Roman"/>
               <w:i/>
-              <w:sz w:val="24"/>
-              <w:szCs w:val="24"/>
+              <w:sz w:val="32"/>
+              <w:szCs w:val="32"/>
             </w:rPr>
             <w:br/>
           </m:r>
@@ -3962,8 +3694,8 @@
               <m:ctrlPr>
                 <w:rPr>
                   <w:rFonts w:ascii="Cambria Math" w:eastAsia="Times New Roman" w:hAnsi="Cambria Math" w:cs="Times New Roman"/>
-                  <w:sz w:val="24"/>
-                  <w:szCs w:val="24"/>
+                  <w:sz w:val="32"/>
+                  <w:szCs w:val="32"/>
                 </w:rPr>
               </m:ctrlPr>
             </m:sSubPr>
@@ -3971,8 +3703,8 @@
               <m:r>
                 <w:rPr>
                   <w:rFonts w:ascii="Cambria Math" w:eastAsia="Times New Roman" w:hAnsi="Cambria Math" w:cs="Times New Roman"/>
-                  <w:sz w:val="24"/>
-                  <w:szCs w:val="24"/>
+                  <w:sz w:val="32"/>
+                  <w:szCs w:val="32"/>
                 </w:rPr>
                 <m:t>k</m:t>
               </m:r>
@@ -3981,8 +3713,8 @@
               <m:r>
                 <w:rPr>
                   <w:rFonts w:ascii="Cambria Math" w:eastAsia="Times New Roman" w:hAnsi="Cambria Math" w:cs="Times New Roman"/>
-                  <w:sz w:val="24"/>
-                  <w:szCs w:val="24"/>
+                  <w:sz w:val="32"/>
+                  <w:szCs w:val="32"/>
                 </w:rPr>
                 <m:t>1</m:t>
               </m:r>
@@ -3991,8 +3723,8 @@
           <m:r>
             <w:rPr>
               <w:rFonts w:ascii="Cambria Math" w:eastAsia="Times New Roman" w:hAnsi="Cambria Math" w:cs="Times New Roman"/>
-              <w:sz w:val="24"/>
-              <w:szCs w:val="24"/>
+              <w:sz w:val="32"/>
+              <w:szCs w:val="32"/>
             </w:rPr>
             <m:t>=[0.56,0.37]</m:t>
           </m:r>
@@ -4000,8 +3732,8 @@
             <w:rPr>
               <w:rFonts w:ascii="Cambria Math" w:eastAsia="Times New Roman" w:hAnsi="Cambria Math" w:cs="Times New Roman"/>
               <w:i/>
-              <w:sz w:val="24"/>
-              <w:szCs w:val="24"/>
+              <w:sz w:val="32"/>
+              <w:szCs w:val="32"/>
             </w:rPr>
             <w:br/>
           </m:r>
@@ -4013,22 +3745,142 @@
         <w:spacing w:before="100" w:beforeAutospacing="1" w:after="100" w:afterAutospacing="1" w:line="240" w:lineRule="auto"/>
         <w:rPr>
           <w:rFonts w:ascii="Times New Roman" w:eastAsia="Times New Roman" w:hAnsi="Times New Roman" w:cs="Times New Roman"/>
-          <w:sz w:val="24"/>
-          <w:szCs w:val="24"/>
-        </w:rPr>
-      </w:pPr>
-      <w:r>
-        <w:rPr>
-          <w:rFonts w:ascii="Times New Roman" w:eastAsia="Times New Roman" w:hAnsi="Times New Roman" w:cs="Times New Roman"/>
-          <w:sz w:val="24"/>
-          <w:szCs w:val="24"/>
+          <w:sz w:val="32"/>
+          <w:szCs w:val="32"/>
+        </w:rPr>
+      </w:pPr>
+      <w:r>
+        <w:rPr>
+          <w:rFonts w:ascii="Times New Roman" w:eastAsia="Times New Roman" w:hAnsi="Times New Roman" w:cs="Times New Roman"/>
+          <w:sz w:val="32"/>
+          <w:szCs w:val="32"/>
         </w:rPr>
         <w:t>Dot product:</w:t>
       </w:r>
     </w:p>
     <w:p>
       <w:pPr>
+        <w:spacing w:before="100" w:beforeAutospacing="1" w:after="100" w:afterAutospacing="1" w:line="240" w:lineRule="auto"/>
+        <w:rPr>
+          <w:rFonts w:ascii="Times New Roman" w:eastAsia="Times New Roman" w:hAnsi="Times New Roman" w:cs="Times New Roman"/>
+          <w:sz w:val="32"/>
+          <w:szCs w:val="32"/>
+        </w:rPr>
+      </w:pPr>
+    </w:p>
+    <w:p>
+      <w:pPr>
         <w:spacing w:after="0" w:line="240" w:lineRule="auto"/>
+        <w:ind w:left="1440"/>
+        <w:rPr>
+          <w:rFonts w:ascii="Cambria Math" w:eastAsia="Times New Roman" w:hAnsi="Cambria Math" w:cs="Times New Roman"/>
+          <w:i/>
+          <w:sz w:val="32"/>
+          <w:szCs w:val="32"/>
+        </w:rPr>
+      </w:pPr>
+      <m:oMath>
+        <m:r>
+          <w:rPr>
+            <w:rFonts w:ascii="Cambria Math" w:eastAsia="Times New Roman" w:hAnsi="Cambria Math" w:cs="Times New Roman"/>
+            <w:sz w:val="32"/>
+            <w:szCs w:val="32"/>
+          </w:rPr>
+          <m:t>0.39(0.56)+0.57(0.37</m:t>
+        </m:r>
+        <m:r>
+          <w:rPr>
+            <w:rFonts w:ascii="Cambria Math" w:eastAsia="Times New Roman" w:hAnsi="Cambria Math" w:cs="Times New Roman"/>
+            <w:sz w:val="32"/>
+            <w:szCs w:val="32"/>
+          </w:rPr>
+          <m:t>)</m:t>
+        </m:r>
+        <m:r>
+          <w:rPr>
+            <w:rFonts w:ascii="Cambria Math" w:eastAsia="Times New Roman" w:hAnsi="Cambria Math" w:cs="Times New Roman"/>
+            <w:sz w:val="32"/>
+            <w:szCs w:val="32"/>
+          </w:rPr>
+          <m:t xml:space="preserve"> </m:t>
+        </m:r>
+        <m:r>
+          <w:rPr>
+            <w:rFonts w:ascii="Cambria Math" w:eastAsia="Times New Roman" w:hAnsi="Cambria Math" w:cs="Times New Roman"/>
+            <w:sz w:val="32"/>
+            <w:szCs w:val="32"/>
+          </w:rPr>
+          <m:t>=0.218+0.211=0.42</m:t>
+        </m:r>
+        <m:r>
+          <w:rPr>
+            <w:rFonts w:ascii="Cambria Math" w:eastAsia="Times New Roman" w:hAnsi="Cambria Math" w:cs="Times New Roman"/>
+            <w:sz w:val="32"/>
+            <w:szCs w:val="32"/>
+          </w:rPr>
+          <m:t>9</m:t>
+        </m:r>
+      </m:oMath>
+      <w:r>
+        <w:rPr>
+          <w:rFonts w:ascii="Cambria Math" w:eastAsia="Times New Roman" w:hAnsi="Cambria Math" w:cs="Times New Roman"/>
+          <w:i/>
+          <w:sz w:val="32"/>
+          <w:szCs w:val="32"/>
+        </w:rPr>
+        <w:t xml:space="preserve">  </w:t>
+      </w:r>
+      <w:r>
+        <w:rPr>
+          <w:rFonts w:ascii="Cambria Math" w:eastAsia="Times New Roman" w:hAnsi="Cambria Math" w:cs="Times New Roman"/>
+          <w:i/>
+          <w:sz w:val="32"/>
+          <w:szCs w:val="32"/>
+        </w:rPr>
+        <w:br/>
+      </w:r>
+    </w:p>
+    <w:p>
+      <w:pPr>
+        <w:spacing w:before="100" w:beforeAutospacing="1" w:after="100" w:afterAutospacing="1" w:line="240" w:lineRule="auto"/>
+        <w:rPr>
+          <w:rFonts w:ascii="Times New Roman" w:eastAsia="Times New Roman" w:hAnsi="Times New Roman" w:cs="Times New Roman"/>
+          <w:sz w:val="32"/>
+          <w:szCs w:val="32"/>
+        </w:rPr>
+      </w:pPr>
+      <w:r>
+        <w:rPr>
+          <w:rFonts w:ascii="Times New Roman" w:eastAsia="Times New Roman" w:hAnsi="Times New Roman" w:cs="Times New Roman"/>
+          <w:sz w:val="32"/>
+          <w:szCs w:val="32"/>
+        </w:rPr>
+        <w:t>Repeat for all tokens.</w:t>
+      </w:r>
+    </w:p>
+    <w:p>
+      <w:pPr>
+        <w:spacing w:before="100" w:beforeAutospacing="1" w:after="100" w:afterAutospacing="1" w:line="240" w:lineRule="auto"/>
+        <w:rPr>
+          <w:rFonts w:ascii="Times New Roman" w:eastAsia="Times New Roman" w:hAnsi="Times New Roman" w:cs="Times New Roman"/>
+          <w:sz w:val="32"/>
+          <w:szCs w:val="32"/>
+        </w:rPr>
+      </w:pPr>
+      <w:r>
+        <w:rPr>
+          <w:rFonts w:ascii="Times New Roman" w:eastAsia="Times New Roman" w:hAnsi="Times New Roman" w:cs="Times New Roman"/>
+          <w:sz w:val="32"/>
+          <w:szCs w:val="32"/>
+        </w:rPr>
+        <w:lastRenderedPageBreak/>
+        <w:t>Matrix:</w:t>
+      </w:r>
+    </w:p>
+    <w:p>
+      <w:pPr>
+        <w:pStyle w:val="Heading1"/>
+        <w:ind w:left="1440"/>
         <w:rPr>
           <w:rFonts w:ascii="Times New Roman" w:eastAsia="Times New Roman" w:hAnsi="Times New Roman" w:cs="Times New Roman"/>
           <w:sz w:val="24"/>
@@ -4036,98 +3888,16 @@
         </w:rPr>
       </w:pPr>
       <m:oMathPara>
+        <m:oMathParaPr>
+          <m:jc m:val="left"/>
+        </m:oMathParaPr>
         <m:oMath>
           <m:r>
             <w:rPr>
               <w:rFonts w:ascii="Cambria Math" w:eastAsia="Times New Roman" w:hAnsi="Cambria Math" w:cs="Times New Roman"/>
-              <w:sz w:val="24"/>
-              <w:szCs w:val="24"/>
-            </w:rPr>
-            <m:t>0.39(0.56)+0.57(0.37)</m:t>
-          </m:r>
-          <m:r>
-            <w:rPr>
-              <w:rFonts w:ascii="Cambria Math" w:eastAsia="Times New Roman" w:hAnsi="Cambria Math" w:cs="Times New Roman"/>
-              <w:i/>
-              <w:sz w:val="24"/>
-              <w:szCs w:val="24"/>
-            </w:rPr>
-            <w:br/>
-          </m:r>
-        </m:oMath>
-        <m:oMath>
-          <m:r>
-            <w:rPr>
-              <w:rFonts w:ascii="Cambria Math" w:eastAsia="Times New Roman" w:hAnsi="Cambria Math" w:cs="Times New Roman"/>
-              <w:sz w:val="24"/>
-              <w:szCs w:val="24"/>
-            </w:rPr>
-            <m:t>=0.218+0.211=0.429</m:t>
-          </m:r>
-          <m:r>
-            <w:rPr>
-              <w:rFonts w:ascii="Cambria Math" w:eastAsia="Times New Roman" w:hAnsi="Cambria Math" w:cs="Times New Roman"/>
-              <w:i/>
-              <w:sz w:val="24"/>
-              <w:szCs w:val="24"/>
-            </w:rPr>
-            <w:br/>
-          </m:r>
-        </m:oMath>
-      </m:oMathPara>
-    </w:p>
-    <w:p>
-      <w:pPr>
-        <w:spacing w:before="100" w:beforeAutospacing="1" w:after="100" w:afterAutospacing="1" w:line="240" w:lineRule="auto"/>
-        <w:rPr>
-          <w:rFonts w:ascii="Times New Roman" w:eastAsia="Times New Roman" w:hAnsi="Times New Roman" w:cs="Times New Roman"/>
-          <w:sz w:val="24"/>
-          <w:szCs w:val="24"/>
-        </w:rPr>
-      </w:pPr>
-      <w:r>
-        <w:rPr>
-          <w:rFonts w:ascii="Times New Roman" w:eastAsia="Times New Roman" w:hAnsi="Times New Roman" w:cs="Times New Roman"/>
-          <w:sz w:val="24"/>
-          <w:szCs w:val="24"/>
-        </w:rPr>
-        <w:t>Repeat for all tokens.</w:t>
-      </w:r>
-    </w:p>
-    <w:p>
-      <w:pPr>
-        <w:spacing w:before="100" w:beforeAutospacing="1" w:after="100" w:afterAutospacing="1" w:line="240" w:lineRule="auto"/>
-        <w:rPr>
-          <w:rFonts w:ascii="Times New Roman" w:eastAsia="Times New Roman" w:hAnsi="Times New Roman" w:cs="Times New Roman"/>
-          <w:sz w:val="24"/>
-          <w:szCs w:val="24"/>
-        </w:rPr>
-      </w:pPr>
-      <w:r>
-        <w:rPr>
-          <w:rFonts w:ascii="Times New Roman" w:eastAsia="Times New Roman" w:hAnsi="Times New Roman" w:cs="Times New Roman"/>
-          <w:sz w:val="24"/>
-          <w:szCs w:val="24"/>
-        </w:rPr>
-        <w:t>Matrix:</w:t>
-      </w:r>
-    </w:p>
-    <w:p>
-      <w:pPr>
-        <w:spacing w:after="0" w:line="240" w:lineRule="auto"/>
-        <w:rPr>
-          <w:rFonts w:ascii="Times New Roman" w:eastAsia="Times New Roman" w:hAnsi="Times New Roman" w:cs="Times New Roman"/>
-          <w:sz w:val="24"/>
-          <w:szCs w:val="24"/>
-        </w:rPr>
-      </w:pPr>
-      <m:oMathPara>
-        <m:oMath>
-          <m:r>
-            <w:rPr>
-              <w:rFonts w:ascii="Cambria Math" w:eastAsia="Times New Roman" w:hAnsi="Cambria Math" w:cs="Times New Roman"/>
-              <w:sz w:val="24"/>
-              <w:szCs w:val="24"/>
+              <w:color w:val="auto"/>
+              <w:sz w:val="32"/>
+              <w:szCs w:val="32"/>
             </w:rPr>
             <m:t>Q</m:t>
           </m:r>
@@ -4136,8 +3906,11 @@
               <m:ctrlPr>
                 <w:rPr>
                   <w:rFonts w:ascii="Cambria Math" w:eastAsia="Times New Roman" w:hAnsi="Cambria Math" w:cs="Times New Roman"/>
-                  <w:sz w:val="24"/>
-                  <w:szCs w:val="24"/>
+                  <w:b w:val="0"/>
+                  <w:bCs w:val="0"/>
+                  <w:color w:val="auto"/>
+                  <w:sz w:val="32"/>
+                  <w:szCs w:val="32"/>
                 </w:rPr>
               </m:ctrlPr>
             </m:sSupPr>
@@ -4145,8 +3918,9 @@
               <m:r>
                 <w:rPr>
                   <w:rFonts w:ascii="Cambria Math" w:eastAsia="Times New Roman" w:hAnsi="Cambria Math" w:cs="Times New Roman"/>
-                  <w:sz w:val="24"/>
-                  <w:szCs w:val="24"/>
+                  <w:color w:val="auto"/>
+                  <w:sz w:val="32"/>
+                  <w:szCs w:val="32"/>
                 </w:rPr>
                 <m:t>K</m:t>
               </m:r>
@@ -4155,8 +3929,9 @@
               <m:r>
                 <w:rPr>
                   <w:rFonts w:ascii="Cambria Math" w:eastAsia="Times New Roman" w:hAnsi="Cambria Math" w:cs="Times New Roman"/>
-                  <w:sz w:val="24"/>
-                  <w:szCs w:val="24"/>
+                  <w:color w:val="auto"/>
+                  <w:sz w:val="32"/>
+                  <w:szCs w:val="32"/>
                 </w:rPr>
                 <m:t>T</m:t>
               </m:r>
@@ -4165,8 +3940,9 @@
           <m:r>
             <w:rPr>
               <w:rFonts w:ascii="Cambria Math" w:eastAsia="Times New Roman" w:hAnsi="Cambria Math" w:cs="Times New Roman"/>
-              <w:sz w:val="24"/>
-              <w:szCs w:val="24"/>
+              <w:color w:val="auto"/>
+              <w:sz w:val="32"/>
+              <w:szCs w:val="32"/>
             </w:rPr>
             <m:t>=</m:t>
           </m:r>
@@ -4177,8 +3953,11 @@
               <m:ctrlPr>
                 <w:rPr>
                   <w:rFonts w:ascii="Cambria Math" w:eastAsia="Times New Roman" w:hAnsi="Cambria Math" w:cs="Times New Roman"/>
-                  <w:sz w:val="24"/>
-                  <w:szCs w:val="24"/>
+                  <w:b w:val="0"/>
+                  <w:bCs w:val="0"/>
+                  <w:color w:val="auto"/>
+                  <w:sz w:val="32"/>
+                  <w:szCs w:val="32"/>
                 </w:rPr>
               </m:ctrlPr>
             </m:dPr>
@@ -4197,8 +3976,11 @@
                   <m:ctrlPr>
                     <w:rPr>
                       <w:rFonts w:ascii="Cambria Math" w:eastAsia="Times New Roman" w:hAnsi="Cambria Math" w:cs="Times New Roman"/>
-                      <w:sz w:val="24"/>
-                      <w:szCs w:val="24"/>
+                      <w:b w:val="0"/>
+                      <w:bCs w:val="0"/>
+                      <w:color w:val="auto"/>
+                      <w:sz w:val="32"/>
+                      <w:szCs w:val="32"/>
                     </w:rPr>
                   </m:ctrlPr>
                 </m:mPr>
@@ -4207,8 +3989,9 @@
                     <m:r>
                       <w:rPr>
                         <w:rFonts w:ascii="Cambria Math" w:eastAsia="Times New Roman" w:hAnsi="Cambria Math" w:cs="Times New Roman"/>
-                        <w:sz w:val="24"/>
-                        <w:szCs w:val="24"/>
+                        <w:color w:val="auto"/>
+                        <w:sz w:val="32"/>
+                        <w:szCs w:val="32"/>
                       </w:rPr>
                       <m:t>0.429</m:t>
                     </m:r>
@@ -4217,8 +4000,9 @@
                     <m:r>
                       <w:rPr>
                         <w:rFonts w:ascii="Cambria Math" w:eastAsia="Times New Roman" w:hAnsi="Cambria Math" w:cs="Times New Roman"/>
-                        <w:sz w:val="24"/>
-                        <w:szCs w:val="24"/>
+                        <w:color w:val="auto"/>
+                        <w:sz w:val="32"/>
+                        <w:szCs w:val="32"/>
                       </w:rPr>
                       <m:t>0.302</m:t>
                     </m:r>
@@ -4227,8 +4011,9 @@
                     <m:r>
                       <w:rPr>
                         <w:rFonts w:ascii="Cambria Math" w:eastAsia="Times New Roman" w:hAnsi="Cambria Math" w:cs="Times New Roman"/>
-                        <w:sz w:val="24"/>
-                        <w:szCs w:val="24"/>
+                        <w:color w:val="auto"/>
+                        <w:sz w:val="32"/>
+                        <w:szCs w:val="32"/>
                       </w:rPr>
                       <m:t>0.345</m:t>
                     </m:r>
@@ -4237,8 +4022,9 @@
                     <m:r>
                       <w:rPr>
                         <w:rFonts w:ascii="Cambria Math" w:eastAsia="Times New Roman" w:hAnsi="Cambria Math" w:cs="Times New Roman"/>
-                        <w:sz w:val="24"/>
-                        <w:szCs w:val="24"/>
+                        <w:color w:val="auto"/>
+                        <w:sz w:val="32"/>
+                        <w:szCs w:val="32"/>
                       </w:rPr>
                       <m:t>0.381</m:t>
                     </m:r>
@@ -4249,8 +4035,9 @@
                     <m:r>
                       <w:rPr>
                         <w:rFonts w:ascii="Cambria Math" w:eastAsia="Times New Roman" w:hAnsi="Cambria Math" w:cs="Times New Roman"/>
-                        <w:sz w:val="24"/>
-                        <w:szCs w:val="24"/>
+                        <w:color w:val="auto"/>
+                        <w:sz w:val="32"/>
+                        <w:szCs w:val="32"/>
                       </w:rPr>
                       <m:t>0.404</m:t>
                     </m:r>
@@ -4259,8 +4046,9 @@
                     <m:r>
                       <w:rPr>
                         <w:rFonts w:ascii="Cambria Math" w:eastAsia="Times New Roman" w:hAnsi="Cambria Math" w:cs="Times New Roman"/>
-                        <w:sz w:val="24"/>
-                        <w:szCs w:val="24"/>
+                        <w:color w:val="auto"/>
+                        <w:sz w:val="32"/>
+                        <w:szCs w:val="32"/>
                       </w:rPr>
                       <m:t>0.268</m:t>
                     </m:r>
@@ -4269,8 +4057,9 @@
                     <m:r>
                       <w:rPr>
                         <w:rFonts w:ascii="Cambria Math" w:eastAsia="Times New Roman" w:hAnsi="Cambria Math" w:cs="Times New Roman"/>
-                        <w:sz w:val="24"/>
-                        <w:szCs w:val="24"/>
+                        <w:color w:val="auto"/>
+                        <w:sz w:val="32"/>
+                        <w:szCs w:val="32"/>
                       </w:rPr>
                       <m:t>0.308</m:t>
                     </m:r>
@@ -4279,8 +4068,9 @@
                     <m:r>
                       <w:rPr>
                         <w:rFonts w:ascii="Cambria Math" w:eastAsia="Times New Roman" w:hAnsi="Cambria Math" w:cs="Times New Roman"/>
-                        <w:sz w:val="24"/>
-                        <w:szCs w:val="24"/>
+                        <w:color w:val="auto"/>
+                        <w:sz w:val="32"/>
+                        <w:szCs w:val="32"/>
                       </w:rPr>
                       <m:t>0.337</m:t>
                     </m:r>
@@ -4291,8 +4081,9 @@
                     <m:r>
                       <w:rPr>
                         <w:rFonts w:ascii="Cambria Math" w:eastAsia="Times New Roman" w:hAnsi="Cambria Math" w:cs="Times New Roman"/>
-                        <w:sz w:val="24"/>
-                        <w:szCs w:val="24"/>
+                        <w:color w:val="auto"/>
+                        <w:sz w:val="32"/>
+                        <w:szCs w:val="32"/>
                       </w:rPr>
                       <m:t>0.418</m:t>
                     </m:r>
@@ -4301,8 +4092,9 @@
                     <m:r>
                       <w:rPr>
                         <w:rFonts w:ascii="Cambria Math" w:eastAsia="Times New Roman" w:hAnsi="Cambria Math" w:cs="Times New Roman"/>
-                        <w:sz w:val="24"/>
-                        <w:szCs w:val="24"/>
+                        <w:color w:val="auto"/>
+                        <w:sz w:val="32"/>
+                        <w:szCs w:val="32"/>
                       </w:rPr>
                       <m:t>0.286</m:t>
                     </m:r>
@@ -4311,8 +4103,9 @@
                     <m:r>
                       <w:rPr>
                         <w:rFonts w:ascii="Cambria Math" w:eastAsia="Times New Roman" w:hAnsi="Cambria Math" w:cs="Times New Roman"/>
-                        <w:sz w:val="24"/>
-                        <w:szCs w:val="24"/>
+                        <w:color w:val="auto"/>
+                        <w:sz w:val="32"/>
+                        <w:szCs w:val="32"/>
                       </w:rPr>
                       <m:t>0.329</m:t>
                     </m:r>
@@ -4321,8 +4114,9 @@
                     <m:r>
                       <w:rPr>
                         <w:rFonts w:ascii="Cambria Math" w:eastAsia="Times New Roman" w:hAnsi="Cambria Math" w:cs="Times New Roman"/>
-                        <w:sz w:val="24"/>
-                        <w:szCs w:val="24"/>
+                        <w:color w:val="auto"/>
+                        <w:sz w:val="32"/>
+                        <w:szCs w:val="32"/>
                       </w:rPr>
                       <m:t>0.359</m:t>
                     </m:r>
@@ -4333,8 +4127,9 @@
                     <m:r>
                       <w:rPr>
                         <w:rFonts w:ascii="Cambria Math" w:eastAsia="Times New Roman" w:hAnsi="Cambria Math" w:cs="Times New Roman"/>
-                        <w:sz w:val="24"/>
-                        <w:szCs w:val="24"/>
+                        <w:color w:val="auto"/>
+                        <w:sz w:val="32"/>
+                        <w:szCs w:val="32"/>
                       </w:rPr>
                       <m:t>0.373</m:t>
                     </m:r>
@@ -4343,8 +4138,9 @@
                     <m:r>
                       <w:rPr>
                         <w:rFonts w:ascii="Cambria Math" w:eastAsia="Times New Roman" w:hAnsi="Cambria Math" w:cs="Times New Roman"/>
-                        <w:sz w:val="24"/>
-                        <w:szCs w:val="24"/>
+                        <w:color w:val="auto"/>
+                        <w:sz w:val="32"/>
+                        <w:szCs w:val="32"/>
                       </w:rPr>
                       <m:t>0.234</m:t>
                     </m:r>
@@ -4353,8 +4149,9 @@
                     <m:r>
                       <w:rPr>
                         <w:rFonts w:ascii="Cambria Math" w:eastAsia="Times New Roman" w:hAnsi="Cambria Math" w:cs="Times New Roman"/>
-                        <w:sz w:val="24"/>
-                        <w:szCs w:val="24"/>
+                        <w:color w:val="auto"/>
+                        <w:sz w:val="32"/>
+                        <w:szCs w:val="32"/>
                       </w:rPr>
                       <m:t>0.266</m:t>
                     </m:r>
@@ -4363,8 +4160,9 @@
                     <m:r>
                       <w:rPr>
                         <w:rFonts w:ascii="Cambria Math" w:eastAsia="Times New Roman" w:hAnsi="Cambria Math" w:cs="Times New Roman"/>
-                        <w:sz w:val="24"/>
-                        <w:szCs w:val="24"/>
+                        <w:color w:val="auto"/>
+                        <w:sz w:val="32"/>
+                        <w:szCs w:val="32"/>
                       </w:rPr>
                       <m:t>0.301</m:t>
                     </m:r>
@@ -4376,6 +4174,9 @@
           <m:r>
             <w:rPr>
               <w:rFonts w:ascii="Cambria Math" w:eastAsia="Times New Roman" w:hAnsi="Cambria Math" w:cs="Times New Roman"/>
+              <w:b w:val="0"/>
+              <w:bCs w:val="0"/>
+              <w:color w:val="auto"/>
               <w:sz w:val="24"/>
               <w:szCs w:val="24"/>
             </w:rPr>
@@ -4383,6 +4184,22 @@
           </m:r>
         </m:oMath>
       </m:oMathPara>
+      <w:r>
+        <w:rPr>
+          <w:rFonts w:ascii="Cambria Math" w:eastAsia="Times New Roman" w:hAnsi="Cambria Math" w:cs="Times New Roman"/>
+          <w:sz w:val="24"/>
+          <w:szCs w:val="24"/>
+        </w:rPr>
+        <w:t>+</w:t>
+      </w:r>
+      <w:r>
+        <w:rPr>
+          <w:rFonts w:ascii="Cambria Math" w:eastAsia="Times New Roman" w:hAnsi="Cambria Math" w:cs="Times New Roman"/>
+          <w:sz w:val="24"/>
+          <w:szCs w:val="24"/>
+        </w:rPr>
+        <w:br/>
+      </w:r>
     </w:p>
     <w:p>
       <w:pPr>
@@ -4393,16 +4210,6 @@
           <w:szCs w:val="24"/>
         </w:rPr>
       </w:pPr>
-      <w:r>
-        <w:rPr>
-          <w:rFonts w:ascii="Times New Roman" w:eastAsia="Times New Roman" w:hAnsi="Times New Roman" w:cs="Times New Roman"/>
-          <w:sz w:val="24"/>
-          <w:szCs w:val="24"/>
-        </w:rPr>
-        <w:pict w14:anchorId="6DE580BD">
-          <v:rect id="_x0000_i1030" style="width:0;height:1.5pt" o:hralign="center" o:hrstd="t" o:hr="t" fillcolor="#a0a0a0" stroked="f"/>
-        </w:pict>
-      </w:r>
     </w:p>
     <w:p>
       <w:pPr>
@@ -4454,21 +4261,25 @@
     <w:p>
       <w:pPr>
         <w:spacing w:after="0" w:line="240" w:lineRule="auto"/>
-        <w:rPr>
-          <w:rFonts w:ascii="Times New Roman" w:eastAsia="Times New Roman" w:hAnsi="Times New Roman" w:cs="Times New Roman"/>
-          <w:sz w:val="24"/>
-          <w:szCs w:val="24"/>
+        <w:ind w:left="1440"/>
+        <w:rPr>
+          <w:rFonts w:ascii="Times New Roman" w:eastAsia="Times New Roman" w:hAnsi="Times New Roman" w:cs="Times New Roman"/>
+          <w:sz w:val="32"/>
+          <w:szCs w:val="32"/>
         </w:rPr>
       </w:pPr>
       <m:oMathPara>
+        <m:oMathParaPr>
+          <m:jc m:val="left"/>
+        </m:oMathParaPr>
         <m:oMath>
           <m:f>
             <m:fPr>
               <m:ctrlPr>
                 <w:rPr>
                   <w:rFonts w:ascii="Cambria Math" w:eastAsia="Times New Roman" w:hAnsi="Cambria Math" w:cs="Times New Roman"/>
-                  <w:sz w:val="24"/>
-                  <w:szCs w:val="24"/>
+                  <w:sz w:val="32"/>
+                  <w:szCs w:val="32"/>
                 </w:rPr>
               </m:ctrlPr>
             </m:fPr>
@@ -4476,8 +4287,8 @@
               <m:r>
                 <w:rPr>
                   <w:rFonts w:ascii="Cambria Math" w:eastAsia="Times New Roman" w:hAnsi="Cambria Math" w:cs="Times New Roman"/>
-                  <w:sz w:val="24"/>
-                  <w:szCs w:val="24"/>
+                  <w:sz w:val="32"/>
+                  <w:szCs w:val="32"/>
                 </w:rPr>
                 <m:t>Q</m:t>
               </m:r>
@@ -4486,8 +4297,8 @@
                   <m:ctrlPr>
                     <w:rPr>
                       <w:rFonts w:ascii="Cambria Math" w:eastAsia="Times New Roman" w:hAnsi="Cambria Math" w:cs="Times New Roman"/>
-                      <w:sz w:val="24"/>
-                      <w:szCs w:val="24"/>
+                      <w:sz w:val="32"/>
+                      <w:szCs w:val="32"/>
                     </w:rPr>
                   </m:ctrlPr>
                 </m:sSupPr>
@@ -4495,8 +4306,8 @@
                   <m:r>
                     <w:rPr>
                       <w:rFonts w:ascii="Cambria Math" w:eastAsia="Times New Roman" w:hAnsi="Cambria Math" w:cs="Times New Roman"/>
-                      <w:sz w:val="24"/>
-                      <w:szCs w:val="24"/>
+                      <w:sz w:val="32"/>
+                      <w:szCs w:val="32"/>
                     </w:rPr>
                     <m:t>K</m:t>
                   </m:r>
@@ -4505,8 +4316,8 @@
                   <m:r>
                     <w:rPr>
                       <w:rFonts w:ascii="Cambria Math" w:eastAsia="Times New Roman" w:hAnsi="Cambria Math" w:cs="Times New Roman"/>
-                      <w:sz w:val="24"/>
-                      <w:szCs w:val="24"/>
+                      <w:sz w:val="32"/>
+                      <w:szCs w:val="32"/>
                     </w:rPr>
                     <m:t>T</m:t>
                   </m:r>
@@ -4520,8 +4331,8 @@
                   <m:ctrlPr>
                     <w:rPr>
                       <w:rFonts w:ascii="Cambria Math" w:eastAsia="Times New Roman" w:hAnsi="Cambria Math" w:cs="Times New Roman"/>
-                      <w:sz w:val="24"/>
-                      <w:szCs w:val="24"/>
+                      <w:sz w:val="32"/>
+                      <w:szCs w:val="32"/>
                     </w:rPr>
                   </m:ctrlPr>
                 </m:radPr>
@@ -4532,8 +4343,8 @@
                       <m:ctrlPr>
                         <w:rPr>
                           <w:rFonts w:ascii="Cambria Math" w:eastAsia="Times New Roman" w:hAnsi="Cambria Math" w:cs="Times New Roman"/>
-                          <w:sz w:val="24"/>
-                          <w:szCs w:val="24"/>
+                          <w:sz w:val="32"/>
+                          <w:szCs w:val="32"/>
                         </w:rPr>
                       </m:ctrlPr>
                     </m:sSubPr>
@@ -4541,8 +4352,8 @@
                       <m:r>
                         <w:rPr>
                           <w:rFonts w:ascii="Cambria Math" w:eastAsia="Times New Roman" w:hAnsi="Cambria Math" w:cs="Times New Roman"/>
-                          <w:sz w:val="24"/>
-                          <w:szCs w:val="24"/>
+                          <w:sz w:val="32"/>
+                          <w:szCs w:val="32"/>
                         </w:rPr>
                         <m:t>d</m:t>
                       </m:r>
@@ -4551,8 +4362,8 @@
                       <m:r>
                         <w:rPr>
                           <w:rFonts w:ascii="Cambria Math" w:eastAsia="Times New Roman" w:hAnsi="Cambria Math" w:cs="Times New Roman"/>
-                          <w:sz w:val="24"/>
-                          <w:szCs w:val="24"/>
+                          <w:sz w:val="32"/>
+                          <w:szCs w:val="32"/>
                         </w:rPr>
                         <m:t>k</m:t>
                       </m:r>
@@ -4565,8 +4376,8 @@
           <m:r>
             <w:rPr>
               <w:rFonts w:ascii="Cambria Math" w:eastAsia="Times New Roman" w:hAnsi="Cambria Math" w:cs="Times New Roman"/>
-              <w:sz w:val="24"/>
-              <w:szCs w:val="24"/>
+              <w:sz w:val="32"/>
+              <w:szCs w:val="32"/>
             </w:rPr>
             <w:br/>
           </m:r>
@@ -4578,8 +4389,8 @@
               <m:ctrlPr>
                 <w:rPr>
                   <w:rFonts w:ascii="Cambria Math" w:eastAsia="Times New Roman" w:hAnsi="Cambria Math" w:cs="Times New Roman"/>
-                  <w:sz w:val="24"/>
-                  <w:szCs w:val="24"/>
+                  <w:sz w:val="32"/>
+                  <w:szCs w:val="32"/>
                 </w:rPr>
               </m:ctrlPr>
             </m:radPr>
@@ -4588,8 +4399,8 @@
               <m:r>
                 <w:rPr>
                   <w:rFonts w:ascii="Cambria Math" w:eastAsia="Times New Roman" w:hAnsi="Cambria Math" w:cs="Times New Roman"/>
-                  <w:sz w:val="24"/>
-                  <w:szCs w:val="24"/>
+                  <w:sz w:val="32"/>
+                  <w:szCs w:val="32"/>
                 </w:rPr>
                 <m:t>2</m:t>
               </m:r>
@@ -4598,8 +4409,8 @@
           <m:r>
             <w:rPr>
               <w:rFonts w:ascii="Cambria Math" w:eastAsia="Times New Roman" w:hAnsi="Cambria Math" w:cs="Times New Roman"/>
-              <w:sz w:val="24"/>
-              <w:szCs w:val="24"/>
+              <w:sz w:val="32"/>
+              <w:szCs w:val="32"/>
             </w:rPr>
             <m:t>=1.414</m:t>
           </m:r>
@@ -4607,8 +4418,8 @@
             <w:rPr>
               <w:rFonts w:ascii="Cambria Math" w:eastAsia="Times New Roman" w:hAnsi="Cambria Math" w:cs="Times New Roman"/>
               <w:i/>
-              <w:sz w:val="24"/>
-              <w:szCs w:val="24"/>
+              <w:sz w:val="32"/>
+              <w:szCs w:val="32"/>
             </w:rPr>
             <w:br/>
           </m:r>
@@ -4620,15 +4431,15 @@
         <w:spacing w:before="100" w:beforeAutospacing="1" w:after="100" w:afterAutospacing="1" w:line="240" w:lineRule="auto"/>
         <w:rPr>
           <w:rFonts w:ascii="Times New Roman" w:eastAsia="Times New Roman" w:hAnsi="Times New Roman" w:cs="Times New Roman"/>
-          <w:sz w:val="24"/>
-          <w:szCs w:val="24"/>
-        </w:rPr>
-      </w:pPr>
-      <w:r>
-        <w:rPr>
-          <w:rFonts w:ascii="Times New Roman" w:eastAsia="Times New Roman" w:hAnsi="Times New Roman" w:cs="Times New Roman"/>
-          <w:sz w:val="24"/>
-          <w:szCs w:val="24"/>
+          <w:sz w:val="32"/>
+          <w:szCs w:val="32"/>
+        </w:rPr>
+      </w:pPr>
+      <w:r>
+        <w:rPr>
+          <w:rFonts w:ascii="Times New Roman" w:eastAsia="Times New Roman" w:hAnsi="Times New Roman" w:cs="Times New Roman"/>
+          <w:sz w:val="32"/>
+          <w:szCs w:val="32"/>
         </w:rPr>
         <w:t>Scaled matrix:</w:t>
       </w:r>
@@ -4636,6 +4447,7 @@
     <w:p>
       <w:pPr>
         <w:spacing w:after="0" w:line="240" w:lineRule="auto"/>
+        <w:ind w:left="1440"/>
         <w:rPr>
           <w:rFonts w:ascii="Times New Roman" w:eastAsia="Times New Roman" w:hAnsi="Times New Roman" w:cs="Times New Roman"/>
           <w:sz w:val="24"/>
@@ -4643,6 +4455,9 @@
         </w:rPr>
       </w:pPr>
       <m:oMathPara>
+        <m:oMathParaPr>
+          <m:jc m:val="left"/>
+        </m:oMathParaPr>
         <m:oMath>
           <m:d>
             <m:dPr>
@@ -4651,8 +4466,8 @@
               <m:ctrlPr>
                 <w:rPr>
                   <w:rFonts w:ascii="Cambria Math" w:eastAsia="Times New Roman" w:hAnsi="Cambria Math" w:cs="Times New Roman"/>
-                  <w:sz w:val="24"/>
-                  <w:szCs w:val="24"/>
+                  <w:sz w:val="32"/>
+                  <w:szCs w:val="32"/>
                 </w:rPr>
               </m:ctrlPr>
             </m:dPr>
@@ -4671,8 +4486,8 @@
                   <m:ctrlPr>
                     <w:rPr>
                       <w:rFonts w:ascii="Cambria Math" w:eastAsia="Times New Roman" w:hAnsi="Cambria Math" w:cs="Times New Roman"/>
-                      <w:sz w:val="24"/>
-                      <w:szCs w:val="24"/>
+                      <w:sz w:val="32"/>
+                      <w:szCs w:val="32"/>
                     </w:rPr>
                   </m:ctrlPr>
                 </m:mPr>
@@ -4681,8 +4496,8 @@
                     <m:r>
                       <w:rPr>
                         <w:rFonts w:ascii="Cambria Math" w:eastAsia="Times New Roman" w:hAnsi="Cambria Math" w:cs="Times New Roman"/>
-                        <w:sz w:val="24"/>
-                        <w:szCs w:val="24"/>
+                        <w:sz w:val="32"/>
+                        <w:szCs w:val="32"/>
                       </w:rPr>
                       <m:t>0.303</m:t>
                     </m:r>
@@ -4691,8 +4506,8 @@
                     <m:r>
                       <w:rPr>
                         <w:rFonts w:ascii="Cambria Math" w:eastAsia="Times New Roman" w:hAnsi="Cambria Math" w:cs="Times New Roman"/>
-                        <w:sz w:val="24"/>
-                        <w:szCs w:val="24"/>
+                        <w:sz w:val="32"/>
+                        <w:szCs w:val="32"/>
                       </w:rPr>
                       <m:t>0.213</m:t>
                     </m:r>
@@ -4701,8 +4516,8 @@
                     <m:r>
                       <w:rPr>
                         <w:rFonts w:ascii="Cambria Math" w:eastAsia="Times New Roman" w:hAnsi="Cambria Math" w:cs="Times New Roman"/>
-                        <w:sz w:val="24"/>
-                        <w:szCs w:val="24"/>
+                        <w:sz w:val="32"/>
+                        <w:szCs w:val="32"/>
                       </w:rPr>
                       <m:t>0.244</m:t>
                     </m:r>
@@ -4711,8 +4526,8 @@
                     <m:r>
                       <w:rPr>
                         <w:rFonts w:ascii="Cambria Math" w:eastAsia="Times New Roman" w:hAnsi="Cambria Math" w:cs="Times New Roman"/>
-                        <w:sz w:val="24"/>
-                        <w:szCs w:val="24"/>
+                        <w:sz w:val="32"/>
+                        <w:szCs w:val="32"/>
                       </w:rPr>
                       <m:t>0.269</m:t>
                     </m:r>
@@ -4723,8 +4538,8 @@
                     <m:r>
                       <w:rPr>
                         <w:rFonts w:ascii="Cambria Math" w:eastAsia="Times New Roman" w:hAnsi="Cambria Math" w:cs="Times New Roman"/>
-                        <w:sz w:val="24"/>
-                        <w:szCs w:val="24"/>
+                        <w:sz w:val="32"/>
+                        <w:szCs w:val="32"/>
                       </w:rPr>
                       <m:t>0.286</m:t>
                     </m:r>
@@ -4733,8 +4548,8 @@
                     <m:r>
                       <w:rPr>
                         <w:rFonts w:ascii="Cambria Math" w:eastAsia="Times New Roman" w:hAnsi="Cambria Math" w:cs="Times New Roman"/>
-                        <w:sz w:val="24"/>
-                        <w:szCs w:val="24"/>
+                        <w:sz w:val="32"/>
+                        <w:szCs w:val="32"/>
                       </w:rPr>
                       <m:t>0.190</m:t>
                     </m:r>
@@ -4743,8 +4558,8 @@
                     <m:r>
                       <w:rPr>
                         <w:rFonts w:ascii="Cambria Math" w:eastAsia="Times New Roman" w:hAnsi="Cambria Math" w:cs="Times New Roman"/>
-                        <w:sz w:val="24"/>
-                        <w:szCs w:val="24"/>
+                        <w:sz w:val="32"/>
+                        <w:szCs w:val="32"/>
                       </w:rPr>
                       <m:t>0.218</m:t>
                     </m:r>
@@ -4753,8 +4568,8 @@
                     <m:r>
                       <w:rPr>
                         <w:rFonts w:ascii="Cambria Math" w:eastAsia="Times New Roman" w:hAnsi="Cambria Math" w:cs="Times New Roman"/>
-                        <w:sz w:val="24"/>
-                        <w:szCs w:val="24"/>
+                        <w:sz w:val="32"/>
+                        <w:szCs w:val="32"/>
                       </w:rPr>
                       <m:t>0.238</m:t>
                     </m:r>
@@ -4765,8 +4580,8 @@
                     <m:r>
                       <w:rPr>
                         <w:rFonts w:ascii="Cambria Math" w:eastAsia="Times New Roman" w:hAnsi="Cambria Math" w:cs="Times New Roman"/>
-                        <w:sz w:val="24"/>
-                        <w:szCs w:val="24"/>
+                        <w:sz w:val="32"/>
+                        <w:szCs w:val="32"/>
                       </w:rPr>
                       <m:t>0.296</m:t>
                     </m:r>
@@ -4775,8 +4590,8 @@
                     <m:r>
                       <w:rPr>
                         <w:rFonts w:ascii="Cambria Math" w:eastAsia="Times New Roman" w:hAnsi="Cambria Math" w:cs="Times New Roman"/>
-                        <w:sz w:val="24"/>
-                        <w:szCs w:val="24"/>
+                        <w:sz w:val="32"/>
+                        <w:szCs w:val="32"/>
                       </w:rPr>
                       <m:t>0.202</m:t>
                     </m:r>
@@ -4785,8 +4600,8 @@
                     <m:r>
                       <w:rPr>
                         <w:rFonts w:ascii="Cambria Math" w:eastAsia="Times New Roman" w:hAnsi="Cambria Math" w:cs="Times New Roman"/>
-                        <w:sz w:val="24"/>
-                        <w:szCs w:val="24"/>
+                        <w:sz w:val="32"/>
+                        <w:szCs w:val="32"/>
                       </w:rPr>
                       <m:t>0.233</m:t>
                     </m:r>
@@ -4795,8 +4610,8 @@
                     <m:r>
                       <w:rPr>
                         <w:rFonts w:ascii="Cambria Math" w:eastAsia="Times New Roman" w:hAnsi="Cambria Math" w:cs="Times New Roman"/>
-                        <w:sz w:val="24"/>
-                        <w:szCs w:val="24"/>
+                        <w:sz w:val="32"/>
+                        <w:szCs w:val="32"/>
                       </w:rPr>
                       <m:t>0.254</m:t>
                     </m:r>
@@ -4807,8 +4622,8 @@
                     <m:r>
                       <w:rPr>
                         <w:rFonts w:ascii="Cambria Math" w:eastAsia="Times New Roman" w:hAnsi="Cambria Math" w:cs="Times New Roman"/>
-                        <w:sz w:val="24"/>
-                        <w:szCs w:val="24"/>
+                        <w:sz w:val="32"/>
+                        <w:szCs w:val="32"/>
                       </w:rPr>
                       <m:t>0.264</m:t>
                     </m:r>
@@ -4817,8 +4632,8 @@
                     <m:r>
                       <w:rPr>
                         <w:rFonts w:ascii="Cambria Math" w:eastAsia="Times New Roman" w:hAnsi="Cambria Math" w:cs="Times New Roman"/>
-                        <w:sz w:val="24"/>
-                        <w:szCs w:val="24"/>
+                        <w:sz w:val="32"/>
+                        <w:szCs w:val="32"/>
                       </w:rPr>
                       <m:t>0.165</m:t>
                     </m:r>
@@ -4827,8 +4642,8 @@
                     <m:r>
                       <w:rPr>
                         <w:rFonts w:ascii="Cambria Math" w:eastAsia="Times New Roman" w:hAnsi="Cambria Math" w:cs="Times New Roman"/>
-                        <w:sz w:val="24"/>
-                        <w:szCs w:val="24"/>
+                        <w:sz w:val="32"/>
+                        <w:szCs w:val="32"/>
                       </w:rPr>
                       <m:t>0.188</m:t>
                     </m:r>
@@ -4837,8 +4652,8 @@
                     <m:r>
                       <w:rPr>
                         <w:rFonts w:ascii="Cambria Math" w:eastAsia="Times New Roman" w:hAnsi="Cambria Math" w:cs="Times New Roman"/>
-                        <w:sz w:val="24"/>
-                        <w:szCs w:val="24"/>
+                        <w:sz w:val="32"/>
+                        <w:szCs w:val="32"/>
                       </w:rPr>
                       <m:t>0.213</m:t>
                     </m:r>
@@ -4867,16 +4682,6 @@
           <w:szCs w:val="24"/>
         </w:rPr>
       </w:pPr>
-      <w:r>
-        <w:rPr>
-          <w:rFonts w:ascii="Times New Roman" w:eastAsia="Times New Roman" w:hAnsi="Times New Roman" w:cs="Times New Roman"/>
-          <w:sz w:val="24"/>
-          <w:szCs w:val="24"/>
-        </w:rPr>
-        <w:pict w14:anchorId="1888D4E3">
-          <v:rect id="_x0000_i1031" style="width:0;height:1.5pt" o:hralign="center" o:hrstd="t" o:hr="t" fillcolor="#a0a0a0" stroked="f"/>
-        </w:pict>
-      </w:r>
     </w:p>
     <w:p>
       <w:pPr>
@@ -4922,8 +4727,21 @@
           <w:sz w:val="48"/>
           <w:szCs w:val="48"/>
         </w:rPr>
-        <w:t xml:space="preserve"> Apply Softmax</w:t>
-      </w:r>
+        <w:t xml:space="preserve"> Apply </w:t>
+      </w:r>
+      <w:proofErr w:type="spellStart"/>
+      <w:r>
+        <w:rPr>
+          <w:rFonts w:ascii="Times New Roman" w:eastAsia="Times New Roman" w:hAnsi="Times New Roman" w:cs="Times New Roman"/>
+          <w:b/>
+          <w:bCs/>
+          <w:kern w:val="36"/>
+          <w:sz w:val="48"/>
+          <w:szCs w:val="48"/>
+        </w:rPr>
+        <w:t>Softmax</w:t>
+      </w:r>
+      <w:proofErr w:type="spellEnd"/>
     </w:p>
     <w:p>
       <w:pPr>
@@ -4940,7 +4758,25 @@
           <w:sz w:val="24"/>
           <w:szCs w:val="24"/>
         </w:rPr>
-        <w:t>Row1 softmax gives weights:</w:t>
+        <w:t xml:space="preserve">Row1 </w:t>
+      </w:r>
+      <w:proofErr w:type="spellStart"/>
+      <w:r>
+        <w:rPr>
+          <w:rFonts w:ascii="Times New Roman" w:eastAsia="Times New Roman" w:hAnsi="Times New Roman" w:cs="Times New Roman"/>
+          <w:sz w:val="24"/>
+          <w:szCs w:val="24"/>
+        </w:rPr>
+        <w:t>softmax</w:t>
+      </w:r>
+      <w:proofErr w:type="spellEnd"/>
+      <w:r>
+        <w:rPr>
+          <w:rFonts w:ascii="Times New Roman" w:eastAsia="Times New Roman" w:hAnsi="Times New Roman" w:cs="Times New Roman"/>
+          <w:sz w:val="24"/>
+          <w:szCs w:val="24"/>
+        </w:rPr>
+        <w:t xml:space="preserve"> gives weights:</w:t>
       </w:r>
     </w:p>
     <w:p>
@@ -4962,8 +4798,8 @@
               <m:ctrlPr>
                 <w:rPr>
                   <w:rFonts w:ascii="Cambria Math" w:eastAsia="Times New Roman" w:hAnsi="Cambria Math" w:cs="Times New Roman"/>
-                  <w:sz w:val="24"/>
-                  <w:szCs w:val="24"/>
+                  <w:sz w:val="32"/>
+                  <w:szCs w:val="32"/>
                 </w:rPr>
               </m:ctrlPr>
             </m:dPr>
@@ -4971,8 +4807,8 @@
               <m:r>
                 <w:rPr>
                   <w:rFonts w:ascii="Cambria Math" w:eastAsia="Times New Roman" w:hAnsi="Cambria Math" w:cs="Times New Roman"/>
-                  <w:sz w:val="24"/>
-                  <w:szCs w:val="24"/>
+                  <w:sz w:val="32"/>
+                  <w:szCs w:val="32"/>
                 </w:rPr>
                 <m:t>0.262</m:t>
               </m:r>
@@ -4981,8 +4817,8 @@
               <m:r>
                 <w:rPr>
                   <w:rFonts w:ascii="Cambria Math" w:eastAsia="Times New Roman" w:hAnsi="Cambria Math" w:cs="Times New Roman"/>
-                  <w:sz w:val="24"/>
-                  <w:szCs w:val="24"/>
+                  <w:sz w:val="32"/>
+                  <w:szCs w:val="32"/>
                 </w:rPr>
                 <m:t>0.239</m:t>
               </m:r>
@@ -4991,8 +4827,8 @@
               <m:r>
                 <w:rPr>
                   <w:rFonts w:ascii="Cambria Math" w:eastAsia="Times New Roman" w:hAnsi="Cambria Math" w:cs="Times New Roman"/>
-                  <w:sz w:val="24"/>
-                  <w:szCs w:val="24"/>
+                  <w:sz w:val="32"/>
+                  <w:szCs w:val="32"/>
                 </w:rPr>
                 <m:t>0.246</m:t>
               </m:r>
@@ -5001,8 +4837,8 @@
               <m:r>
                 <w:rPr>
                   <w:rFonts w:ascii="Cambria Math" w:eastAsia="Times New Roman" w:hAnsi="Cambria Math" w:cs="Times New Roman"/>
-                  <w:sz w:val="24"/>
-                  <w:szCs w:val="24"/>
+                  <w:sz w:val="32"/>
+                  <w:szCs w:val="32"/>
                 </w:rPr>
                 <m:t>0.253</m:t>
               </m:r>
@@ -5097,6 +4933,7 @@
           <w:sz w:val="48"/>
           <w:szCs w:val="48"/>
         </w:rPr>
+        <w:lastRenderedPageBreak/>
         <w:t>9️</w:t>
       </w:r>
       <w:r>
@@ -5119,16 +4956,27 @@
           <w:sz w:val="48"/>
           <w:szCs w:val="48"/>
         </w:rPr>
-        <w:t xml:space="preserve"> Compute Context Vectors</w:t>
+        <w:t xml:space="preserve"> </w:t>
+      </w:r>
+      <w:r>
+        <w:rPr>
+          <w:rFonts w:ascii="Times New Roman" w:eastAsia="Times New Roman" w:hAnsi="Times New Roman" w:cs="Times New Roman"/>
+          <w:b/>
+          <w:bCs/>
+          <w:kern w:val="36"/>
+          <w:sz w:val="44"/>
+          <w:szCs w:val="44"/>
+        </w:rPr>
+        <w:t>Compute Context Vectors</w:t>
       </w:r>
     </w:p>
     <w:p>
       <w:pPr>
         <w:spacing w:after="0" w:line="240" w:lineRule="auto"/>
         <w:rPr>
-          <w:rFonts w:ascii="Times New Roman" w:eastAsia="Times New Roman" w:hAnsi="Times New Roman" w:cs="Times New Roman"/>
-          <w:sz w:val="24"/>
-          <w:szCs w:val="24"/>
+          <w:rFonts w:eastAsia="Times New Roman" w:cs="Times New Roman"/>
+          <w:sz w:val="32"/>
+          <w:szCs w:val="32"/>
         </w:rPr>
       </w:pPr>
       <m:oMathPara>
@@ -5136,8 +4984,8 @@
           <m:r>
             <w:rPr>
               <w:rFonts w:ascii="Cambria Math" w:eastAsia="Times New Roman" w:hAnsi="Cambria Math" w:cs="Times New Roman"/>
-              <w:sz w:val="24"/>
-              <w:szCs w:val="24"/>
+              <w:sz w:val="32"/>
+              <w:szCs w:val="32"/>
             </w:rPr>
             <m:t>Z=softmax(Q</m:t>
           </m:r>
@@ -5146,8 +4994,8 @@
               <m:ctrlPr>
                 <w:rPr>
                   <w:rFonts w:ascii="Cambria Math" w:eastAsia="Times New Roman" w:hAnsi="Cambria Math" w:cs="Times New Roman"/>
-                  <w:sz w:val="24"/>
-                  <w:szCs w:val="24"/>
+                  <w:sz w:val="32"/>
+                  <w:szCs w:val="32"/>
                 </w:rPr>
               </m:ctrlPr>
             </m:sSupPr>
@@ -5155,8 +5003,8 @@
               <m:r>
                 <w:rPr>
                   <w:rFonts w:ascii="Cambria Math" w:eastAsia="Times New Roman" w:hAnsi="Cambria Math" w:cs="Times New Roman"/>
-                  <w:sz w:val="24"/>
-                  <w:szCs w:val="24"/>
+                  <w:sz w:val="32"/>
+                  <w:szCs w:val="32"/>
                 </w:rPr>
                 <m:t>K</m:t>
               </m:r>
@@ -5165,8 +5013,8 @@
               <m:r>
                 <w:rPr>
                   <w:rFonts w:ascii="Cambria Math" w:eastAsia="Times New Roman" w:hAnsi="Cambria Math" w:cs="Times New Roman"/>
-                  <w:sz w:val="24"/>
-                  <w:szCs w:val="24"/>
+                  <w:sz w:val="32"/>
+                  <w:szCs w:val="32"/>
                 </w:rPr>
                 <m:t>T</m:t>
               </m:r>
@@ -5175,17 +5023,17 @@
           <m:r>
             <w:rPr>
               <w:rFonts w:ascii="Cambria Math" w:eastAsia="Times New Roman" w:hAnsi="Cambria Math" w:cs="Times New Roman"/>
-              <w:sz w:val="24"/>
-              <w:szCs w:val="24"/>
+              <w:sz w:val="32"/>
+              <w:szCs w:val="32"/>
             </w:rPr>
             <m:t>)V</m:t>
           </m:r>
           <m:r>
             <w:rPr>
-              <w:rFonts w:ascii="Cambria Math" w:eastAsia="Times New Roman" w:hAnsi="Cambria Math" w:cs="Times New Roman"/>
+              <w:rFonts w:eastAsia="Times New Roman" w:cs="Times New Roman"/>
               <w:i/>
-              <w:sz w:val="24"/>
-              <w:szCs w:val="24"/>
+              <w:sz w:val="32"/>
+              <w:szCs w:val="32"/>
             </w:rPr>
             <w:br/>
           </m:r>
@@ -5196,16 +5044,16 @@
       <w:pPr>
         <w:spacing w:before="100" w:beforeAutospacing="1" w:after="100" w:afterAutospacing="1" w:line="240" w:lineRule="auto"/>
         <w:rPr>
-          <w:rFonts w:ascii="Times New Roman" w:eastAsia="Times New Roman" w:hAnsi="Times New Roman" w:cs="Times New Roman"/>
-          <w:sz w:val="24"/>
-          <w:szCs w:val="24"/>
-        </w:rPr>
-      </w:pPr>
-      <w:r>
-        <w:rPr>
-          <w:rFonts w:ascii="Times New Roman" w:eastAsia="Times New Roman" w:hAnsi="Times New Roman" w:cs="Times New Roman"/>
-          <w:sz w:val="24"/>
-          <w:szCs w:val="24"/>
+          <w:rFonts w:eastAsia="Times New Roman" w:cs="Times New Roman"/>
+          <w:sz w:val="32"/>
+          <w:szCs w:val="32"/>
+        </w:rPr>
+      </w:pPr>
+      <w:r>
+        <w:rPr>
+          <w:rFonts w:eastAsia="Times New Roman" w:cs="Times New Roman"/>
+          <w:sz w:val="32"/>
+          <w:szCs w:val="32"/>
         </w:rPr>
         <w:t>Example row1:</w:t>
       </w:r>
@@ -5214,9 +5062,9 @@
       <w:pPr>
         <w:spacing w:after="0" w:line="240" w:lineRule="auto"/>
         <w:rPr>
-          <w:rFonts w:ascii="Times New Roman" w:eastAsia="Times New Roman" w:hAnsi="Times New Roman" w:cs="Times New Roman"/>
-          <w:sz w:val="24"/>
-          <w:szCs w:val="24"/>
+          <w:rFonts w:eastAsia="Times New Roman" w:cs="Times New Roman"/>
+          <w:sz w:val="32"/>
+          <w:szCs w:val="32"/>
         </w:rPr>
       </w:pPr>
       <m:oMathPara>
@@ -5226,8 +5074,8 @@
               <m:ctrlPr>
                 <w:rPr>
                   <w:rFonts w:ascii="Cambria Math" w:eastAsia="Times New Roman" w:hAnsi="Cambria Math" w:cs="Times New Roman"/>
-                  <w:sz w:val="24"/>
-                  <w:szCs w:val="24"/>
+                  <w:sz w:val="32"/>
+                  <w:szCs w:val="32"/>
                 </w:rPr>
               </m:ctrlPr>
             </m:sSubPr>
@@ -5235,8 +5083,8 @@
               <m:r>
                 <w:rPr>
                   <w:rFonts w:ascii="Cambria Math" w:eastAsia="Times New Roman" w:hAnsi="Cambria Math" w:cs="Times New Roman"/>
-                  <w:sz w:val="24"/>
-                  <w:szCs w:val="24"/>
+                  <w:sz w:val="32"/>
+                  <w:szCs w:val="32"/>
                 </w:rPr>
                 <m:t>z</m:t>
               </m:r>
@@ -5245,8 +5093,8 @@
               <m:r>
                 <w:rPr>
                   <w:rFonts w:ascii="Cambria Math" w:eastAsia="Times New Roman" w:hAnsi="Cambria Math" w:cs="Times New Roman"/>
-                  <w:sz w:val="24"/>
-                  <w:szCs w:val="24"/>
+                  <w:sz w:val="32"/>
+                  <w:szCs w:val="32"/>
                 </w:rPr>
                 <m:t>1</m:t>
               </m:r>
@@ -5255,8 +5103,8 @@
           <m:r>
             <w:rPr>
               <w:rFonts w:ascii="Cambria Math" w:eastAsia="Times New Roman" w:hAnsi="Cambria Math" w:cs="Times New Roman"/>
-              <w:sz w:val="24"/>
-              <w:szCs w:val="24"/>
+              <w:sz w:val="32"/>
+              <w:szCs w:val="32"/>
             </w:rPr>
             <m:t>=0.262</m:t>
           </m:r>
@@ -5265,8 +5113,8 @@
               <m:ctrlPr>
                 <w:rPr>
                   <w:rFonts w:ascii="Cambria Math" w:eastAsia="Times New Roman" w:hAnsi="Cambria Math" w:cs="Times New Roman"/>
-                  <w:sz w:val="24"/>
-                  <w:szCs w:val="24"/>
+                  <w:sz w:val="32"/>
+                  <w:szCs w:val="32"/>
                 </w:rPr>
               </m:ctrlPr>
             </m:sSubPr>
@@ -5274,8 +5122,8 @@
               <m:r>
                 <w:rPr>
                   <w:rFonts w:ascii="Cambria Math" w:eastAsia="Times New Roman" w:hAnsi="Cambria Math" w:cs="Times New Roman"/>
-                  <w:sz w:val="24"/>
-                  <w:szCs w:val="24"/>
+                  <w:sz w:val="32"/>
+                  <w:szCs w:val="32"/>
                 </w:rPr>
                 <m:t>v</m:t>
               </m:r>
@@ -5284,8 +5132,8 @@
               <m:r>
                 <w:rPr>
                   <w:rFonts w:ascii="Cambria Math" w:eastAsia="Times New Roman" w:hAnsi="Cambria Math" w:cs="Times New Roman"/>
-                  <w:sz w:val="24"/>
-                  <w:szCs w:val="24"/>
+                  <w:sz w:val="32"/>
+                  <w:szCs w:val="32"/>
                 </w:rPr>
                 <m:t>1</m:t>
               </m:r>
@@ -5294,8 +5142,8 @@
           <m:r>
             <w:rPr>
               <w:rFonts w:ascii="Cambria Math" w:eastAsia="Times New Roman" w:hAnsi="Cambria Math" w:cs="Times New Roman"/>
-              <w:sz w:val="24"/>
-              <w:szCs w:val="24"/>
+              <w:sz w:val="32"/>
+              <w:szCs w:val="32"/>
             </w:rPr>
             <m:t>+0.239</m:t>
           </m:r>
@@ -5304,8 +5152,8 @@
               <m:ctrlPr>
                 <w:rPr>
                   <w:rFonts w:ascii="Cambria Math" w:eastAsia="Times New Roman" w:hAnsi="Cambria Math" w:cs="Times New Roman"/>
-                  <w:sz w:val="24"/>
-                  <w:szCs w:val="24"/>
+                  <w:sz w:val="32"/>
+                  <w:szCs w:val="32"/>
                 </w:rPr>
               </m:ctrlPr>
             </m:sSubPr>
@@ -5313,8 +5161,8 @@
               <m:r>
                 <w:rPr>
                   <w:rFonts w:ascii="Cambria Math" w:eastAsia="Times New Roman" w:hAnsi="Cambria Math" w:cs="Times New Roman"/>
-                  <w:sz w:val="24"/>
-                  <w:szCs w:val="24"/>
+                  <w:sz w:val="32"/>
+                  <w:szCs w:val="32"/>
                 </w:rPr>
                 <m:t>v</m:t>
               </m:r>
@@ -5323,8 +5171,8 @@
               <m:r>
                 <w:rPr>
                   <w:rFonts w:ascii="Cambria Math" w:eastAsia="Times New Roman" w:hAnsi="Cambria Math" w:cs="Times New Roman"/>
-                  <w:sz w:val="24"/>
-                  <w:szCs w:val="24"/>
+                  <w:sz w:val="32"/>
+                  <w:szCs w:val="32"/>
                 </w:rPr>
                 <m:t>2</m:t>
               </m:r>
@@ -5333,8 +5181,8 @@
           <m:r>
             <w:rPr>
               <w:rFonts w:ascii="Cambria Math" w:eastAsia="Times New Roman" w:hAnsi="Cambria Math" w:cs="Times New Roman"/>
-              <w:sz w:val="24"/>
-              <w:szCs w:val="24"/>
+              <w:sz w:val="32"/>
+              <w:szCs w:val="32"/>
             </w:rPr>
             <m:t>+0.246</m:t>
           </m:r>
@@ -5343,8 +5191,8 @@
               <m:ctrlPr>
                 <w:rPr>
                   <w:rFonts w:ascii="Cambria Math" w:eastAsia="Times New Roman" w:hAnsi="Cambria Math" w:cs="Times New Roman"/>
-                  <w:sz w:val="24"/>
-                  <w:szCs w:val="24"/>
+                  <w:sz w:val="32"/>
+                  <w:szCs w:val="32"/>
                 </w:rPr>
               </m:ctrlPr>
             </m:sSubPr>
@@ -5352,8 +5200,8 @@
               <m:r>
                 <w:rPr>
                   <w:rFonts w:ascii="Cambria Math" w:eastAsia="Times New Roman" w:hAnsi="Cambria Math" w:cs="Times New Roman"/>
-                  <w:sz w:val="24"/>
-                  <w:szCs w:val="24"/>
+                  <w:sz w:val="32"/>
+                  <w:szCs w:val="32"/>
                 </w:rPr>
                 <m:t>v</m:t>
               </m:r>
@@ -5362,8 +5210,8 @@
               <m:r>
                 <w:rPr>
                   <w:rFonts w:ascii="Cambria Math" w:eastAsia="Times New Roman" w:hAnsi="Cambria Math" w:cs="Times New Roman"/>
-                  <w:sz w:val="24"/>
-                  <w:szCs w:val="24"/>
+                  <w:sz w:val="32"/>
+                  <w:szCs w:val="32"/>
                 </w:rPr>
                 <m:t>3</m:t>
               </m:r>
@@ -5372,8 +5220,8 @@
           <m:r>
             <w:rPr>
               <w:rFonts w:ascii="Cambria Math" w:eastAsia="Times New Roman" w:hAnsi="Cambria Math" w:cs="Times New Roman"/>
-              <w:sz w:val="24"/>
-              <w:szCs w:val="24"/>
+              <w:sz w:val="32"/>
+              <w:szCs w:val="32"/>
             </w:rPr>
             <m:t>+0.253</m:t>
           </m:r>
@@ -5382,8 +5230,8 @@
               <m:ctrlPr>
                 <w:rPr>
                   <w:rFonts w:ascii="Cambria Math" w:eastAsia="Times New Roman" w:hAnsi="Cambria Math" w:cs="Times New Roman"/>
-                  <w:sz w:val="24"/>
-                  <w:szCs w:val="24"/>
+                  <w:sz w:val="32"/>
+                  <w:szCs w:val="32"/>
                 </w:rPr>
               </m:ctrlPr>
             </m:sSubPr>
@@ -5391,8 +5239,8 @@
               <m:r>
                 <w:rPr>
                   <w:rFonts w:ascii="Cambria Math" w:eastAsia="Times New Roman" w:hAnsi="Cambria Math" w:cs="Times New Roman"/>
-                  <w:sz w:val="24"/>
-                  <w:szCs w:val="24"/>
+                  <w:sz w:val="32"/>
+                  <w:szCs w:val="32"/>
                 </w:rPr>
                 <m:t>v</m:t>
               </m:r>
@@ -5401,8 +5249,8 @@
               <m:r>
                 <w:rPr>
                   <w:rFonts w:ascii="Cambria Math" w:eastAsia="Times New Roman" w:hAnsi="Cambria Math" w:cs="Times New Roman"/>
-                  <w:sz w:val="24"/>
-                  <w:szCs w:val="24"/>
+                  <w:sz w:val="32"/>
+                  <w:szCs w:val="32"/>
                 </w:rPr>
                 <m:t>4</m:t>
               </m:r>
@@ -5410,9 +5258,9 @@
           </m:sSub>
           <m:r>
             <w:rPr>
-              <w:rFonts w:ascii="Cambria Math" w:eastAsia="Times New Roman" w:hAnsi="Cambria Math" w:cs="Times New Roman"/>
-              <w:sz w:val="24"/>
-              <w:szCs w:val="24"/>
+              <w:rFonts w:eastAsia="Times New Roman" w:cs="Times New Roman"/>
+              <w:sz w:val="32"/>
+              <w:szCs w:val="32"/>
             </w:rPr>
             <w:br/>
           </m:r>
@@ -5423,16 +5271,16 @@
       <w:pPr>
         <w:spacing w:before="100" w:beforeAutospacing="1" w:after="100" w:afterAutospacing="1" w:line="240" w:lineRule="auto"/>
         <w:rPr>
-          <w:rFonts w:ascii="Times New Roman" w:eastAsia="Times New Roman" w:hAnsi="Times New Roman" w:cs="Times New Roman"/>
-          <w:sz w:val="24"/>
-          <w:szCs w:val="24"/>
-        </w:rPr>
-      </w:pPr>
-      <w:r>
-        <w:rPr>
-          <w:rFonts w:ascii="Times New Roman" w:eastAsia="Times New Roman" w:hAnsi="Times New Roman" w:cs="Times New Roman"/>
-          <w:sz w:val="24"/>
-          <w:szCs w:val="24"/>
+          <w:rFonts w:eastAsia="Times New Roman" w:cs="Times New Roman"/>
+          <w:sz w:val="32"/>
+          <w:szCs w:val="32"/>
+        </w:rPr>
+      </w:pPr>
+      <w:r>
+        <w:rPr>
+          <w:rFonts w:eastAsia="Times New Roman" w:cs="Times New Roman"/>
+          <w:sz w:val="32"/>
+          <w:szCs w:val="32"/>
         </w:rPr>
         <w:t>Result:</w:t>
       </w:r>
@@ -5441,9 +5289,9 @@
       <w:pPr>
         <w:spacing w:after="0" w:line="240" w:lineRule="auto"/>
         <w:rPr>
-          <w:rFonts w:ascii="Times New Roman" w:eastAsia="Times New Roman" w:hAnsi="Times New Roman" w:cs="Times New Roman"/>
-          <w:sz w:val="24"/>
-          <w:szCs w:val="24"/>
+          <w:rFonts w:eastAsia="Times New Roman" w:cs="Times New Roman"/>
+          <w:sz w:val="32"/>
+          <w:szCs w:val="32"/>
         </w:rPr>
       </w:pPr>
       <m:oMathPara>
@@ -5453,8 +5301,8 @@
               <m:ctrlPr>
                 <w:rPr>
                   <w:rFonts w:ascii="Cambria Math" w:eastAsia="Times New Roman" w:hAnsi="Cambria Math" w:cs="Times New Roman"/>
-                  <w:sz w:val="24"/>
-                  <w:szCs w:val="24"/>
+                  <w:sz w:val="32"/>
+                  <w:szCs w:val="32"/>
                 </w:rPr>
               </m:ctrlPr>
             </m:sSubPr>
@@ -5462,8 +5310,8 @@
               <m:r>
                 <w:rPr>
                   <w:rFonts w:ascii="Cambria Math" w:eastAsia="Times New Roman" w:hAnsi="Cambria Math" w:cs="Times New Roman"/>
-                  <w:sz w:val="24"/>
-                  <w:szCs w:val="24"/>
+                  <w:sz w:val="32"/>
+                  <w:szCs w:val="32"/>
                 </w:rPr>
                 <m:t>z</m:t>
               </m:r>
@@ -5472,8 +5320,8 @@
               <m:r>
                 <w:rPr>
                   <w:rFonts w:ascii="Cambria Math" w:eastAsia="Times New Roman" w:hAnsi="Cambria Math" w:cs="Times New Roman"/>
-                  <w:sz w:val="24"/>
-                  <w:szCs w:val="24"/>
+                  <w:sz w:val="32"/>
+                  <w:szCs w:val="32"/>
                 </w:rPr>
                 <m:t>1</m:t>
               </m:r>
@@ -5482,17 +5330,17 @@
           <m:r>
             <w:rPr>
               <w:rFonts w:ascii="Cambria Math" w:eastAsia="Times New Roman" w:hAnsi="Cambria Math" w:cs="Times New Roman"/>
-              <w:sz w:val="24"/>
-              <w:szCs w:val="24"/>
+              <w:sz w:val="32"/>
+              <w:szCs w:val="32"/>
             </w:rPr>
             <m:t>=[0.453,0.549]</m:t>
           </m:r>
           <m:r>
             <w:rPr>
-              <w:rFonts w:ascii="Cambria Math" w:eastAsia="Times New Roman" w:hAnsi="Cambria Math" w:cs="Times New Roman"/>
+              <w:rFonts w:eastAsia="Times New Roman" w:cs="Times New Roman"/>
               <w:i/>
-              <w:sz w:val="24"/>
-              <w:szCs w:val="24"/>
+              <w:sz w:val="32"/>
+              <w:szCs w:val="32"/>
             </w:rPr>
             <w:br/>
           </m:r>
@@ -5503,27 +5351,37 @@
       <w:pPr>
         <w:spacing w:before="100" w:beforeAutospacing="1" w:after="100" w:afterAutospacing="1" w:line="240" w:lineRule="auto"/>
         <w:rPr>
-          <w:rFonts w:ascii="Times New Roman" w:eastAsia="Times New Roman" w:hAnsi="Times New Roman" w:cs="Times New Roman"/>
-          <w:sz w:val="24"/>
-          <w:szCs w:val="24"/>
-        </w:rPr>
-      </w:pPr>
-      <w:r>
-        <w:rPr>
-          <w:rFonts w:ascii="Times New Roman" w:eastAsia="Times New Roman" w:hAnsi="Times New Roman" w:cs="Times New Roman"/>
-          <w:sz w:val="24"/>
-          <w:szCs w:val="24"/>
-        </w:rPr>
-        <w:t>Similarly we obtain:</w:t>
+          <w:rFonts w:eastAsia="Times New Roman" w:cs="Times New Roman"/>
+          <w:sz w:val="32"/>
+          <w:szCs w:val="32"/>
+        </w:rPr>
+      </w:pPr>
+      <w:proofErr w:type="gramStart"/>
+      <w:r>
+        <w:rPr>
+          <w:rFonts w:eastAsia="Times New Roman" w:cs="Times New Roman"/>
+          <w:sz w:val="32"/>
+          <w:szCs w:val="32"/>
+        </w:rPr>
+        <w:t>Similarly</w:t>
+      </w:r>
+      <w:proofErr w:type="gramEnd"/>
+      <w:r>
+        <w:rPr>
+          <w:rFonts w:eastAsia="Times New Roman" w:cs="Times New Roman"/>
+          <w:sz w:val="32"/>
+          <w:szCs w:val="32"/>
+        </w:rPr>
+        <w:t xml:space="preserve"> we obtain:</w:t>
       </w:r>
     </w:p>
     <w:p>
       <w:pPr>
         <w:spacing w:after="0" w:line="240" w:lineRule="auto"/>
         <w:rPr>
-          <w:rFonts w:ascii="Times New Roman" w:eastAsia="Times New Roman" w:hAnsi="Times New Roman" w:cs="Times New Roman"/>
-          <w:sz w:val="24"/>
-          <w:szCs w:val="24"/>
+          <w:rFonts w:eastAsia="Times New Roman" w:cs="Times New Roman"/>
+          <w:sz w:val="32"/>
+          <w:szCs w:val="32"/>
         </w:rPr>
       </w:pPr>
       <m:oMathPara>
@@ -5531,8 +5389,8 @@
           <m:r>
             <w:rPr>
               <w:rFonts w:ascii="Cambria Math" w:eastAsia="Times New Roman" w:hAnsi="Cambria Math" w:cs="Times New Roman"/>
-              <w:sz w:val="24"/>
-              <w:szCs w:val="24"/>
+              <w:sz w:val="32"/>
+              <w:szCs w:val="32"/>
             </w:rPr>
             <m:t>Z=</m:t>
           </m:r>
@@ -5543,8 +5401,8 @@
               <m:ctrlPr>
                 <w:rPr>
                   <w:rFonts w:ascii="Cambria Math" w:eastAsia="Times New Roman" w:hAnsi="Cambria Math" w:cs="Times New Roman"/>
-                  <w:sz w:val="24"/>
-                  <w:szCs w:val="24"/>
+                  <w:sz w:val="32"/>
+                  <w:szCs w:val="32"/>
                 </w:rPr>
               </m:ctrlPr>
             </m:dPr>
@@ -5563,8 +5421,8 @@
                   <m:ctrlPr>
                     <w:rPr>
                       <w:rFonts w:ascii="Cambria Math" w:eastAsia="Times New Roman" w:hAnsi="Cambria Math" w:cs="Times New Roman"/>
-                      <w:sz w:val="24"/>
-                      <w:szCs w:val="24"/>
+                      <w:sz w:val="32"/>
+                      <w:szCs w:val="32"/>
                     </w:rPr>
                   </m:ctrlPr>
                 </m:mPr>
@@ -5573,8 +5431,8 @@
                     <m:r>
                       <w:rPr>
                         <w:rFonts w:ascii="Cambria Math" w:eastAsia="Times New Roman" w:hAnsi="Cambria Math" w:cs="Times New Roman"/>
-                        <w:sz w:val="24"/>
-                        <w:szCs w:val="24"/>
+                        <w:sz w:val="32"/>
+                        <w:szCs w:val="32"/>
                       </w:rPr>
                       <m:t>0.453</m:t>
                     </m:r>
@@ -5583,8 +5441,8 @@
                     <m:r>
                       <w:rPr>
                         <w:rFonts w:ascii="Cambria Math" w:eastAsia="Times New Roman" w:hAnsi="Cambria Math" w:cs="Times New Roman"/>
-                        <w:sz w:val="24"/>
-                        <w:szCs w:val="24"/>
+                        <w:sz w:val="32"/>
+                        <w:szCs w:val="32"/>
                       </w:rPr>
                       <m:t>0.549</m:t>
                     </m:r>
@@ -5595,8 +5453,8 @@
                     <m:r>
                       <w:rPr>
                         <w:rFonts w:ascii="Cambria Math" w:eastAsia="Times New Roman" w:hAnsi="Cambria Math" w:cs="Times New Roman"/>
-                        <w:sz w:val="24"/>
-                        <w:szCs w:val="24"/>
+                        <w:sz w:val="32"/>
+                        <w:szCs w:val="32"/>
                       </w:rPr>
                       <m:t>0.421</m:t>
                     </m:r>
@@ -5605,8 +5463,8 @@
                     <m:r>
                       <w:rPr>
                         <w:rFonts w:ascii="Cambria Math" w:eastAsia="Times New Roman" w:hAnsi="Cambria Math" w:cs="Times New Roman"/>
-                        <w:sz w:val="24"/>
-                        <w:szCs w:val="24"/>
+                        <w:sz w:val="32"/>
+                        <w:szCs w:val="32"/>
                       </w:rPr>
                       <m:t>0.503</m:t>
                     </m:r>
@@ -5617,8 +5475,8 @@
                     <m:r>
                       <w:rPr>
                         <w:rFonts w:ascii="Cambria Math" w:eastAsia="Times New Roman" w:hAnsi="Cambria Math" w:cs="Times New Roman"/>
-                        <w:sz w:val="24"/>
-                        <w:szCs w:val="24"/>
+                        <w:sz w:val="32"/>
+                        <w:szCs w:val="32"/>
                       </w:rPr>
                       <m:t>0.436</m:t>
                     </m:r>
@@ -5627,8 +5485,8 @@
                     <m:r>
                       <w:rPr>
                         <w:rFonts w:ascii="Cambria Math" w:eastAsia="Times New Roman" w:hAnsi="Cambria Math" w:cs="Times New Roman"/>
-                        <w:sz w:val="24"/>
-                        <w:szCs w:val="24"/>
+                        <w:sz w:val="32"/>
+                        <w:szCs w:val="32"/>
                       </w:rPr>
                       <m:t>0.517</m:t>
                     </m:r>
@@ -5639,8 +5497,8 @@
                     <m:r>
                       <w:rPr>
                         <w:rFonts w:ascii="Cambria Math" w:eastAsia="Times New Roman" w:hAnsi="Cambria Math" w:cs="Times New Roman"/>
-                        <w:sz w:val="24"/>
-                        <w:szCs w:val="24"/>
+                        <w:sz w:val="32"/>
+                        <w:szCs w:val="32"/>
                       </w:rPr>
                       <m:t>0.382</m:t>
                     </m:r>
@@ -5649,8 +5507,8 @@
                     <m:r>
                       <w:rPr>
                         <w:rFonts w:ascii="Cambria Math" w:eastAsia="Times New Roman" w:hAnsi="Cambria Math" w:cs="Times New Roman"/>
-                        <w:sz w:val="24"/>
-                        <w:szCs w:val="24"/>
+                        <w:sz w:val="32"/>
+                        <w:szCs w:val="32"/>
                       </w:rPr>
                       <m:t>0.564</m:t>
                     </m:r>
@@ -5661,9 +5519,9 @@
           </m:d>
           <m:r>
             <w:rPr>
-              <w:rFonts w:ascii="Cambria Math" w:eastAsia="Times New Roman" w:hAnsi="Cambria Math" w:cs="Times New Roman"/>
-              <w:sz w:val="24"/>
-              <w:szCs w:val="24"/>
+              <w:rFonts w:eastAsia="Times New Roman" w:cs="Times New Roman"/>
+              <w:sz w:val="32"/>
+              <w:szCs w:val="32"/>
             </w:rPr>
             <w:br/>
           </m:r>
@@ -5679,16 +5537,6 @@
           <w:szCs w:val="24"/>
         </w:rPr>
       </w:pPr>
-      <w:r>
-        <w:rPr>
-          <w:rFonts w:ascii="Times New Roman" w:eastAsia="Times New Roman" w:hAnsi="Times New Roman" w:cs="Times New Roman"/>
-          <w:sz w:val="24"/>
-          <w:szCs w:val="24"/>
-        </w:rPr>
-        <w:pict w14:anchorId="6245302E">
-          <v:rect id="_x0000_i1033" style="width:0;height:1.5pt" o:hralign="center" o:hrstd="t" o:hr="t" fillcolor="#a0a0a0" stroked="f"/>
-        </w:pict>
-      </w:r>
     </w:p>
     <w:p>
       <w:pPr>
@@ -5723,42 +5571,52 @@
           <w:sz w:val="48"/>
           <w:szCs w:val="48"/>
         </w:rPr>
-        <w:t xml:space="preserve"> Sentence Representation (Detailed Step)</w:t>
-      </w:r>
-    </w:p>
-    <w:p>
-      <w:pPr>
-        <w:spacing w:before="100" w:beforeAutospacing="1" w:after="100" w:afterAutospacing="1" w:line="240" w:lineRule="auto"/>
-        <w:rPr>
-          <w:rFonts w:ascii="Times New Roman" w:eastAsia="Times New Roman" w:hAnsi="Times New Roman" w:cs="Times New Roman"/>
-          <w:sz w:val="24"/>
-          <w:szCs w:val="24"/>
-        </w:rPr>
-      </w:pPr>
-      <w:r>
-        <w:rPr>
-          <w:rFonts w:ascii="Times New Roman" w:eastAsia="Times New Roman" w:hAnsi="Times New Roman" w:cs="Times New Roman"/>
-          <w:sz w:val="24"/>
-          <w:szCs w:val="24"/>
-        </w:rPr>
-        <w:lastRenderedPageBreak/>
-        <w:t xml:space="preserve">We must convert the </w:t>
+        <w:t xml:space="preserve"> </w:t>
       </w:r>
       <w:r>
         <w:rPr>
           <w:rFonts w:ascii="Times New Roman" w:eastAsia="Times New Roman" w:hAnsi="Times New Roman" w:cs="Times New Roman"/>
           <w:b/>
           <w:bCs/>
-          <w:sz w:val="24"/>
-          <w:szCs w:val="24"/>
+          <w:kern w:val="36"/>
+          <w:sz w:val="44"/>
+          <w:szCs w:val="44"/>
+        </w:rPr>
+        <w:t>Sentence Representation (Detailed Step)</w:t>
+      </w:r>
+    </w:p>
+    <w:p>
+      <w:pPr>
+        <w:spacing w:before="100" w:beforeAutospacing="1" w:after="100" w:afterAutospacing="1" w:line="240" w:lineRule="auto"/>
+        <w:rPr>
+          <w:rFonts w:ascii="Cambria Math" w:eastAsia="Times New Roman" w:hAnsi="Cambria Math" w:cs="Times New Roman"/>
+          <w:sz w:val="32"/>
+          <w:szCs w:val="32"/>
+        </w:rPr>
+      </w:pPr>
+      <w:r>
+        <w:rPr>
+          <w:rFonts w:ascii="Cambria Math" w:eastAsia="Times New Roman" w:hAnsi="Cambria Math" w:cs="Times New Roman"/>
+          <w:sz w:val="32"/>
+          <w:szCs w:val="32"/>
+        </w:rPr>
+        <w:t xml:space="preserve">We must convert the </w:t>
+      </w:r>
+      <w:r>
+        <w:rPr>
+          <w:rFonts w:ascii="Cambria Math" w:eastAsia="Times New Roman" w:hAnsi="Cambria Math" w:cs="Times New Roman"/>
+          <w:b/>
+          <w:bCs/>
+          <w:sz w:val="32"/>
+          <w:szCs w:val="32"/>
         </w:rPr>
         <w:t>token context vectors into one sentence vector</w:t>
       </w:r>
       <w:r>
         <w:rPr>
-          <w:rFonts w:ascii="Times New Roman" w:eastAsia="Times New Roman" w:hAnsi="Times New Roman" w:cs="Times New Roman"/>
-          <w:sz w:val="24"/>
-          <w:szCs w:val="24"/>
+          <w:rFonts w:ascii="Cambria Math" w:eastAsia="Times New Roman" w:hAnsi="Cambria Math" w:cs="Times New Roman"/>
+          <w:sz w:val="32"/>
+          <w:szCs w:val="32"/>
         </w:rPr>
         <w:t>.</w:t>
       </w:r>
@@ -5767,16 +5625,16 @@
       <w:pPr>
         <w:spacing w:before="100" w:beforeAutospacing="1" w:after="100" w:afterAutospacing="1" w:line="240" w:lineRule="auto"/>
         <w:rPr>
-          <w:rFonts w:ascii="Times New Roman" w:eastAsia="Times New Roman" w:hAnsi="Times New Roman" w:cs="Times New Roman"/>
-          <w:sz w:val="24"/>
-          <w:szCs w:val="24"/>
-        </w:rPr>
-      </w:pPr>
-      <w:r>
-        <w:rPr>
-          <w:rFonts w:ascii="Times New Roman" w:eastAsia="Times New Roman" w:hAnsi="Times New Roman" w:cs="Times New Roman"/>
-          <w:sz w:val="24"/>
-          <w:szCs w:val="24"/>
+          <w:rFonts w:ascii="Cambria Math" w:eastAsia="Times New Roman" w:hAnsi="Cambria Math" w:cs="Times New Roman"/>
+          <w:sz w:val="32"/>
+          <w:szCs w:val="32"/>
+        </w:rPr>
+      </w:pPr>
+      <w:r>
+        <w:rPr>
+          <w:rFonts w:ascii="Cambria Math" w:eastAsia="Times New Roman" w:hAnsi="Cambria Math" w:cs="Times New Roman"/>
+          <w:sz w:val="32"/>
+          <w:szCs w:val="32"/>
         </w:rPr>
         <w:t>Average pooling:</w:t>
       </w:r>
@@ -5785,9 +5643,9 @@
       <w:pPr>
         <w:spacing w:after="0" w:line="240" w:lineRule="auto"/>
         <w:rPr>
-          <w:rFonts w:ascii="Times New Roman" w:eastAsia="Times New Roman" w:hAnsi="Times New Roman" w:cs="Times New Roman"/>
-          <w:sz w:val="24"/>
-          <w:szCs w:val="24"/>
+          <w:rFonts w:ascii="Cambria Math" w:eastAsia="Times New Roman" w:hAnsi="Cambria Math" w:cs="Times New Roman"/>
+          <w:sz w:val="32"/>
+          <w:szCs w:val="32"/>
         </w:rPr>
       </w:pPr>
       <m:oMathPara>
@@ -5795,8 +5653,8 @@
           <m:r>
             <w:rPr>
               <w:rFonts w:ascii="Cambria Math" w:eastAsia="Times New Roman" w:hAnsi="Cambria Math" w:cs="Times New Roman"/>
-              <w:sz w:val="24"/>
-              <w:szCs w:val="24"/>
+              <w:sz w:val="32"/>
+              <w:szCs w:val="32"/>
             </w:rPr>
             <m:t>h=</m:t>
           </m:r>
@@ -5805,8 +5663,8 @@
               <m:ctrlPr>
                 <w:rPr>
                   <w:rFonts w:ascii="Cambria Math" w:eastAsia="Times New Roman" w:hAnsi="Cambria Math" w:cs="Times New Roman"/>
-                  <w:sz w:val="24"/>
-                  <w:szCs w:val="24"/>
+                  <w:sz w:val="32"/>
+                  <w:szCs w:val="32"/>
                 </w:rPr>
               </m:ctrlPr>
             </m:fPr>
@@ -5814,8 +5672,8 @@
               <m:r>
                 <w:rPr>
                   <w:rFonts w:ascii="Cambria Math" w:eastAsia="Times New Roman" w:hAnsi="Cambria Math" w:cs="Times New Roman"/>
-                  <w:sz w:val="24"/>
-                  <w:szCs w:val="24"/>
+                  <w:sz w:val="32"/>
+                  <w:szCs w:val="32"/>
                 </w:rPr>
                 <m:t>1</m:t>
               </m:r>
@@ -5824,8 +5682,8 @@
               <m:r>
                 <w:rPr>
                   <w:rFonts w:ascii="Cambria Math" w:eastAsia="Times New Roman" w:hAnsi="Cambria Math" w:cs="Times New Roman"/>
-                  <w:sz w:val="24"/>
-                  <w:szCs w:val="24"/>
+                  <w:sz w:val="32"/>
+                  <w:szCs w:val="32"/>
                 </w:rPr>
                 <m:t>n</m:t>
               </m:r>
@@ -5834,8 +5692,8 @@
           <m:r>
             <w:rPr>
               <w:rFonts w:ascii="Cambria Math" w:eastAsia="Times New Roman" w:hAnsi="Cambria Math" w:cs="Times New Roman"/>
-              <w:sz w:val="24"/>
-              <w:szCs w:val="24"/>
+              <w:sz w:val="32"/>
+              <w:szCs w:val="32"/>
             </w:rPr>
             <m:t>∑</m:t>
           </m:r>
@@ -5844,8 +5702,8 @@
               <m:ctrlPr>
                 <w:rPr>
                   <w:rFonts w:ascii="Cambria Math" w:eastAsia="Times New Roman" w:hAnsi="Cambria Math" w:cs="Times New Roman"/>
-                  <w:sz w:val="24"/>
-                  <w:szCs w:val="24"/>
+                  <w:sz w:val="32"/>
+                  <w:szCs w:val="32"/>
                 </w:rPr>
               </m:ctrlPr>
             </m:sSubPr>
@@ -5853,8 +5711,8 @@
               <m:r>
                 <w:rPr>
                   <w:rFonts w:ascii="Cambria Math" w:eastAsia="Times New Roman" w:hAnsi="Cambria Math" w:cs="Times New Roman"/>
-                  <w:sz w:val="24"/>
-                  <w:szCs w:val="24"/>
+                  <w:sz w:val="32"/>
+                  <w:szCs w:val="32"/>
                 </w:rPr>
                 <m:t>z</m:t>
               </m:r>
@@ -5863,8 +5721,8 @@
               <m:r>
                 <w:rPr>
                   <w:rFonts w:ascii="Cambria Math" w:eastAsia="Times New Roman" w:hAnsi="Cambria Math" w:cs="Times New Roman"/>
-                  <w:sz w:val="24"/>
-                  <w:szCs w:val="24"/>
+                  <w:sz w:val="32"/>
+                  <w:szCs w:val="32"/>
                 </w:rPr>
                 <m:t>i</m:t>
               </m:r>
@@ -5873,8 +5731,8 @@
           <m:r>
             <w:rPr>
               <w:rFonts w:ascii="Cambria Math" w:eastAsia="Times New Roman" w:hAnsi="Cambria Math" w:cs="Times New Roman"/>
-              <w:sz w:val="24"/>
-              <w:szCs w:val="24"/>
+              <w:sz w:val="32"/>
+              <w:szCs w:val="32"/>
             </w:rPr>
             <w:br/>
           </m:r>
@@ -5885,27 +5743,29 @@
       <w:pPr>
         <w:spacing w:before="100" w:beforeAutospacing="1" w:after="100" w:afterAutospacing="1" w:line="240" w:lineRule="auto"/>
         <w:rPr>
-          <w:rFonts w:ascii="Times New Roman" w:eastAsia="Times New Roman" w:hAnsi="Times New Roman" w:cs="Times New Roman"/>
-          <w:sz w:val="24"/>
-          <w:szCs w:val="24"/>
-        </w:rPr>
-      </w:pPr>
-      <w:r>
-        <w:rPr>
-          <w:rFonts w:ascii="Times New Roman" w:eastAsia="Times New Roman" w:hAnsi="Times New Roman" w:cs="Times New Roman"/>
-          <w:sz w:val="24"/>
-          <w:szCs w:val="24"/>
+          <w:rFonts w:ascii="Cambria Math" w:eastAsia="Times New Roman" w:hAnsi="Cambria Math" w:cs="Times New Roman"/>
+          <w:sz w:val="32"/>
+          <w:szCs w:val="32"/>
+        </w:rPr>
+      </w:pPr>
+      <w:proofErr w:type="gramStart"/>
+      <w:r>
+        <w:rPr>
+          <w:rFonts w:ascii="Cambria Math" w:eastAsia="Times New Roman" w:hAnsi="Cambria Math" w:cs="Times New Roman"/>
+          <w:sz w:val="32"/>
+          <w:szCs w:val="32"/>
         </w:rPr>
         <w:t>Where</w:t>
       </w:r>
+      <w:proofErr w:type="gramEnd"/>
     </w:p>
     <w:p>
       <w:pPr>
         <w:spacing w:after="0" w:line="240" w:lineRule="auto"/>
         <w:rPr>
-          <w:rFonts w:ascii="Times New Roman" w:eastAsia="Times New Roman" w:hAnsi="Times New Roman" w:cs="Times New Roman"/>
-          <w:sz w:val="24"/>
-          <w:szCs w:val="24"/>
+          <w:rFonts w:ascii="Cambria Math" w:eastAsia="Times New Roman" w:hAnsi="Cambria Math" w:cs="Times New Roman"/>
+          <w:sz w:val="32"/>
+          <w:szCs w:val="32"/>
         </w:rPr>
       </w:pPr>
       <m:oMathPara>
@@ -5913,17 +5773,18 @@
           <m:r>
             <w:rPr>
               <w:rFonts w:ascii="Cambria Math" w:eastAsia="Times New Roman" w:hAnsi="Cambria Math" w:cs="Times New Roman"/>
-              <w:sz w:val="24"/>
-              <w:szCs w:val="24"/>
+              <w:sz w:val="32"/>
+              <w:szCs w:val="32"/>
             </w:rPr>
+            <w:lastRenderedPageBreak/>
             <m:t>n=4</m:t>
           </m:r>
           <m:r>
             <w:rPr>
               <w:rFonts w:ascii="Cambria Math" w:eastAsia="Times New Roman" w:hAnsi="Cambria Math" w:cs="Times New Roman"/>
               <w:i/>
-              <w:sz w:val="24"/>
-              <w:szCs w:val="24"/>
+              <w:sz w:val="32"/>
+              <w:szCs w:val="32"/>
             </w:rPr>
             <w:br/>
           </m:r>
@@ -5939,16 +5800,6 @@
           <w:szCs w:val="24"/>
         </w:rPr>
       </w:pPr>
-      <w:r>
-        <w:rPr>
-          <w:rFonts w:ascii="Times New Roman" w:eastAsia="Times New Roman" w:hAnsi="Times New Roman" w:cs="Times New Roman"/>
-          <w:sz w:val="24"/>
-          <w:szCs w:val="24"/>
-        </w:rPr>
-        <w:pict w14:anchorId="13564B2D">
-          <v:rect id="_x0000_i1034" style="width:0;height:1.5pt" o:hralign="center" o:hrstd="t" o:hr="t" fillcolor="#a0a0a0" stroked="f"/>
-        </w:pict>
-      </w:r>
     </w:p>
     <w:p>
       <w:pPr>
@@ -5958,8 +5809,8 @@
           <w:rFonts w:ascii="Times New Roman" w:eastAsia="Times New Roman" w:hAnsi="Times New Roman" w:cs="Times New Roman"/>
           <w:b/>
           <w:bCs/>
-          <w:sz w:val="36"/>
-          <w:szCs w:val="36"/>
+          <w:sz w:val="32"/>
+          <w:szCs w:val="32"/>
         </w:rPr>
       </w:pPr>
       <w:r>
@@ -5967,8 +5818,8 @@
           <w:rFonts w:ascii="Times New Roman" w:eastAsia="Times New Roman" w:hAnsi="Times New Roman" w:cs="Times New Roman"/>
           <w:b/>
           <w:bCs/>
-          <w:sz w:val="36"/>
-          <w:szCs w:val="36"/>
+          <w:sz w:val="32"/>
+          <w:szCs w:val="32"/>
         </w:rPr>
         <w:t>First dimension</w:t>
       </w:r>
@@ -5976,28 +5827,40 @@
     <w:p>
       <w:pPr>
         <w:spacing w:after="0" w:line="240" w:lineRule="auto"/>
-        <w:rPr>
-          <w:rFonts w:ascii="Times New Roman" w:eastAsia="Times New Roman" w:hAnsi="Times New Roman" w:cs="Times New Roman"/>
-          <w:sz w:val="24"/>
-          <w:szCs w:val="24"/>
+        <w:ind w:left="1440"/>
+        <w:rPr>
+          <w:rFonts w:ascii="Times New Roman" w:eastAsia="Times New Roman" w:hAnsi="Times New Roman" w:cs="Times New Roman"/>
+          <w:sz w:val="32"/>
+          <w:szCs w:val="32"/>
         </w:rPr>
       </w:pPr>
       <m:oMathPara>
+        <m:oMathParaPr>
+          <m:jc m:val="left"/>
+        </m:oMathParaPr>
         <m:oMath>
           <m:r>
             <w:rPr>
               <w:rFonts w:ascii="Cambria Math" w:eastAsia="Times New Roman" w:hAnsi="Cambria Math" w:cs="Times New Roman"/>
-              <w:sz w:val="24"/>
-              <w:szCs w:val="24"/>
+              <w:sz w:val="32"/>
+              <w:szCs w:val="32"/>
             </w:rPr>
-            <m:t>0.453+0.421+0.436+0.382</m:t>
+            <m:t>0.453+0.421+0.436+0.38</m:t>
+          </m:r>
+          <m:r>
+            <w:rPr>
+              <w:rFonts w:ascii="Cambria Math" w:eastAsia="Times New Roman" w:hAnsi="Cambria Math" w:cs="Times New Roman"/>
+              <w:sz w:val="32"/>
+              <w:szCs w:val="32"/>
+            </w:rPr>
+            <m:t>2</m:t>
           </m:r>
           <m:r>
             <w:rPr>
               <w:rFonts w:ascii="Cambria Math" w:eastAsia="Times New Roman" w:hAnsi="Cambria Math" w:cs="Times New Roman"/>
               <w:i/>
-              <w:sz w:val="24"/>
-              <w:szCs w:val="24"/>
+              <w:sz w:val="32"/>
+              <w:szCs w:val="32"/>
             </w:rPr>
             <w:br/>
           </m:r>
@@ -6006,8 +5869,8 @@
           <m:r>
             <w:rPr>
               <w:rFonts w:ascii="Cambria Math" w:eastAsia="Times New Roman" w:hAnsi="Cambria Math" w:cs="Times New Roman"/>
-              <w:sz w:val="24"/>
-              <w:szCs w:val="24"/>
+              <w:sz w:val="32"/>
+              <w:szCs w:val="32"/>
             </w:rPr>
             <m:t>=1.692</m:t>
           </m:r>
@@ -6015,8 +5878,8 @@
             <w:rPr>
               <w:rFonts w:ascii="Cambria Math" w:eastAsia="Times New Roman" w:hAnsi="Cambria Math" w:cs="Times New Roman"/>
               <w:i/>
-              <w:sz w:val="24"/>
-              <w:szCs w:val="24"/>
+              <w:sz w:val="32"/>
+              <w:szCs w:val="32"/>
             </w:rPr>
             <w:br/>
           </m:r>
@@ -6027,8 +5890,8 @@
               <m:ctrlPr>
                 <w:rPr>
                   <w:rFonts w:ascii="Cambria Math" w:eastAsia="Times New Roman" w:hAnsi="Cambria Math" w:cs="Times New Roman"/>
-                  <w:sz w:val="24"/>
-                  <w:szCs w:val="24"/>
+                  <w:sz w:val="32"/>
+                  <w:szCs w:val="32"/>
                 </w:rPr>
               </m:ctrlPr>
             </m:sSubPr>
@@ -6036,8 +5899,8 @@
               <m:r>
                 <w:rPr>
                   <w:rFonts w:ascii="Cambria Math" w:eastAsia="Times New Roman" w:hAnsi="Cambria Math" w:cs="Times New Roman"/>
-                  <w:sz w:val="24"/>
-                  <w:szCs w:val="24"/>
+                  <w:sz w:val="32"/>
+                  <w:szCs w:val="32"/>
                 </w:rPr>
                 <m:t>h</m:t>
               </m:r>
@@ -6046,8 +5909,8 @@
               <m:r>
                 <w:rPr>
                   <w:rFonts w:ascii="Cambria Math" w:eastAsia="Times New Roman" w:hAnsi="Cambria Math" w:cs="Times New Roman"/>
-                  <w:sz w:val="24"/>
-                  <w:szCs w:val="24"/>
+                  <w:sz w:val="32"/>
+                  <w:szCs w:val="32"/>
                 </w:rPr>
                 <m:t>1</m:t>
               </m:r>
@@ -6056,8 +5919,8 @@
           <m:r>
             <w:rPr>
               <w:rFonts w:ascii="Cambria Math" w:eastAsia="Times New Roman" w:hAnsi="Cambria Math" w:cs="Times New Roman"/>
-              <w:sz w:val="24"/>
-              <w:szCs w:val="24"/>
+              <w:sz w:val="32"/>
+              <w:szCs w:val="32"/>
             </w:rPr>
             <m:t>=</m:t>
           </m:r>
@@ -6066,8 +5929,8 @@
               <m:ctrlPr>
                 <w:rPr>
                   <w:rFonts w:ascii="Cambria Math" w:eastAsia="Times New Roman" w:hAnsi="Cambria Math" w:cs="Times New Roman"/>
-                  <w:sz w:val="24"/>
-                  <w:szCs w:val="24"/>
+                  <w:sz w:val="32"/>
+                  <w:szCs w:val="32"/>
                 </w:rPr>
               </m:ctrlPr>
             </m:fPr>
@@ -6075,8 +5938,8 @@
               <m:r>
                 <w:rPr>
                   <w:rFonts w:ascii="Cambria Math" w:eastAsia="Times New Roman" w:hAnsi="Cambria Math" w:cs="Times New Roman"/>
-                  <w:sz w:val="24"/>
-                  <w:szCs w:val="24"/>
+                  <w:sz w:val="32"/>
+                  <w:szCs w:val="32"/>
                 </w:rPr>
                 <m:t>1.692</m:t>
               </m:r>
@@ -6085,8 +5948,8 @@
               <m:r>
                 <w:rPr>
                   <w:rFonts w:ascii="Cambria Math" w:eastAsia="Times New Roman" w:hAnsi="Cambria Math" w:cs="Times New Roman"/>
-                  <w:sz w:val="24"/>
-                  <w:szCs w:val="24"/>
+                  <w:sz w:val="32"/>
+                  <w:szCs w:val="32"/>
                 </w:rPr>
                 <m:t>4</m:t>
               </m:r>
@@ -6095,8 +5958,8 @@
           <m:r>
             <w:rPr>
               <w:rFonts w:ascii="Cambria Math" w:eastAsia="Times New Roman" w:hAnsi="Cambria Math" w:cs="Times New Roman"/>
-              <w:sz w:val="24"/>
-              <w:szCs w:val="24"/>
+              <w:sz w:val="32"/>
+              <w:szCs w:val="32"/>
             </w:rPr>
             <m:t>=0.423</m:t>
           </m:r>
@@ -6104,8 +5967,8 @@
             <w:rPr>
               <w:rFonts w:ascii="Cambria Math" w:eastAsia="Times New Roman" w:hAnsi="Cambria Math" w:cs="Times New Roman"/>
               <w:i/>
-              <w:sz w:val="24"/>
-              <w:szCs w:val="24"/>
+              <w:sz w:val="32"/>
+              <w:szCs w:val="32"/>
             </w:rPr>
             <w:br/>
           </m:r>
@@ -6117,20 +5980,10 @@
         <w:spacing w:after="0" w:line="240" w:lineRule="auto"/>
         <w:rPr>
           <w:rFonts w:ascii="Times New Roman" w:eastAsia="Times New Roman" w:hAnsi="Times New Roman" w:cs="Times New Roman"/>
-          <w:sz w:val="24"/>
-          <w:szCs w:val="24"/>
-        </w:rPr>
-      </w:pPr>
-      <w:r>
-        <w:rPr>
-          <w:rFonts w:ascii="Times New Roman" w:eastAsia="Times New Roman" w:hAnsi="Times New Roman" w:cs="Times New Roman"/>
-          <w:sz w:val="24"/>
-          <w:szCs w:val="24"/>
-        </w:rPr>
-        <w:pict w14:anchorId="708EB77D">
-          <v:rect id="_x0000_i1035" style="width:0;height:1.5pt" o:hralign="center" o:hrstd="t" o:hr="t" fillcolor="#a0a0a0" stroked="f"/>
-        </w:pict>
-      </w:r>
+          <w:sz w:val="32"/>
+          <w:szCs w:val="32"/>
+        </w:rPr>
+      </w:pPr>
     </w:p>
     <w:p>
       <w:pPr>
@@ -6140,8 +5993,8 @@
           <w:rFonts w:ascii="Times New Roman" w:eastAsia="Times New Roman" w:hAnsi="Times New Roman" w:cs="Times New Roman"/>
           <w:b/>
           <w:bCs/>
-          <w:sz w:val="36"/>
-          <w:szCs w:val="36"/>
+          <w:sz w:val="32"/>
+          <w:szCs w:val="32"/>
         </w:rPr>
       </w:pPr>
       <w:r>
@@ -6149,8 +6002,8 @@
           <w:rFonts w:ascii="Times New Roman" w:eastAsia="Times New Roman" w:hAnsi="Times New Roman" w:cs="Times New Roman"/>
           <w:b/>
           <w:bCs/>
-          <w:sz w:val="36"/>
-          <w:szCs w:val="36"/>
+          <w:sz w:val="32"/>
+          <w:szCs w:val="32"/>
         </w:rPr>
         <w:t>Second dimension</w:t>
       </w:r>
@@ -6158,28 +6011,40 @@
     <w:p>
       <w:pPr>
         <w:spacing w:after="0" w:line="240" w:lineRule="auto"/>
-        <w:rPr>
-          <w:rFonts w:ascii="Times New Roman" w:eastAsia="Times New Roman" w:hAnsi="Times New Roman" w:cs="Times New Roman"/>
-          <w:sz w:val="24"/>
-          <w:szCs w:val="24"/>
+        <w:ind w:left="1440"/>
+        <w:rPr>
+          <w:rFonts w:ascii="Times New Roman" w:eastAsia="Times New Roman" w:hAnsi="Times New Roman" w:cs="Times New Roman"/>
+          <w:sz w:val="32"/>
+          <w:szCs w:val="32"/>
         </w:rPr>
       </w:pPr>
       <m:oMathPara>
+        <m:oMathParaPr>
+          <m:jc m:val="left"/>
+        </m:oMathParaPr>
         <m:oMath>
           <m:r>
             <w:rPr>
               <w:rFonts w:ascii="Cambria Math" w:eastAsia="Times New Roman" w:hAnsi="Cambria Math" w:cs="Times New Roman"/>
-              <w:sz w:val="24"/>
-              <w:szCs w:val="24"/>
+              <w:sz w:val="32"/>
+              <w:szCs w:val="32"/>
             </w:rPr>
-            <m:t>0.549+0.503+0.517+0.564</m:t>
+            <m:t>0.549+0.503+0.517+0.56</m:t>
+          </m:r>
+          <m:r>
+            <w:rPr>
+              <w:rFonts w:ascii="Cambria Math" w:eastAsia="Times New Roman" w:hAnsi="Cambria Math" w:cs="Times New Roman"/>
+              <w:sz w:val="32"/>
+              <w:szCs w:val="32"/>
+            </w:rPr>
+            <m:t>4</m:t>
           </m:r>
           <m:r>
             <w:rPr>
               <w:rFonts w:ascii="Cambria Math" w:eastAsia="Times New Roman" w:hAnsi="Cambria Math" w:cs="Times New Roman"/>
               <w:i/>
-              <w:sz w:val="24"/>
-              <w:szCs w:val="24"/>
+              <w:sz w:val="32"/>
+              <w:szCs w:val="32"/>
             </w:rPr>
             <w:br/>
           </m:r>
@@ -6188,8 +6053,8 @@
           <m:r>
             <w:rPr>
               <w:rFonts w:ascii="Cambria Math" w:eastAsia="Times New Roman" w:hAnsi="Cambria Math" w:cs="Times New Roman"/>
-              <w:sz w:val="24"/>
-              <w:szCs w:val="24"/>
+              <w:sz w:val="32"/>
+              <w:szCs w:val="32"/>
             </w:rPr>
             <m:t>=2.133</m:t>
           </m:r>
@@ -6197,8 +6062,8 @@
             <w:rPr>
               <w:rFonts w:ascii="Cambria Math" w:eastAsia="Times New Roman" w:hAnsi="Cambria Math" w:cs="Times New Roman"/>
               <w:i/>
-              <w:sz w:val="24"/>
-              <w:szCs w:val="24"/>
+              <w:sz w:val="32"/>
+              <w:szCs w:val="32"/>
             </w:rPr>
             <w:br/>
           </m:r>
@@ -6209,8 +6074,8 @@
               <m:ctrlPr>
                 <w:rPr>
                   <w:rFonts w:ascii="Cambria Math" w:eastAsia="Times New Roman" w:hAnsi="Cambria Math" w:cs="Times New Roman"/>
-                  <w:sz w:val="24"/>
-                  <w:szCs w:val="24"/>
+                  <w:sz w:val="32"/>
+                  <w:szCs w:val="32"/>
                 </w:rPr>
               </m:ctrlPr>
             </m:sSubPr>
@@ -6218,8 +6083,8 @@
               <m:r>
                 <w:rPr>
                   <w:rFonts w:ascii="Cambria Math" w:eastAsia="Times New Roman" w:hAnsi="Cambria Math" w:cs="Times New Roman"/>
-                  <w:sz w:val="24"/>
-                  <w:szCs w:val="24"/>
+                  <w:sz w:val="32"/>
+                  <w:szCs w:val="32"/>
                 </w:rPr>
                 <m:t>h</m:t>
               </m:r>
@@ -6228,8 +6093,8 @@
               <m:r>
                 <w:rPr>
                   <w:rFonts w:ascii="Cambria Math" w:eastAsia="Times New Roman" w:hAnsi="Cambria Math" w:cs="Times New Roman"/>
-                  <w:sz w:val="24"/>
-                  <w:szCs w:val="24"/>
+                  <w:sz w:val="32"/>
+                  <w:szCs w:val="32"/>
                 </w:rPr>
                 <m:t>2</m:t>
               </m:r>
@@ -6238,8 +6103,8 @@
           <m:r>
             <w:rPr>
               <w:rFonts w:ascii="Cambria Math" w:eastAsia="Times New Roman" w:hAnsi="Cambria Math" w:cs="Times New Roman"/>
-              <w:sz w:val="24"/>
-              <w:szCs w:val="24"/>
+              <w:sz w:val="32"/>
+              <w:szCs w:val="32"/>
             </w:rPr>
             <m:t>=</m:t>
           </m:r>
@@ -6248,8 +6113,8 @@
               <m:ctrlPr>
                 <w:rPr>
                   <w:rFonts w:ascii="Cambria Math" w:eastAsia="Times New Roman" w:hAnsi="Cambria Math" w:cs="Times New Roman"/>
-                  <w:sz w:val="24"/>
-                  <w:szCs w:val="24"/>
+                  <w:sz w:val="32"/>
+                  <w:szCs w:val="32"/>
                 </w:rPr>
               </m:ctrlPr>
             </m:fPr>
@@ -6257,8 +6122,8 @@
               <m:r>
                 <w:rPr>
                   <w:rFonts w:ascii="Cambria Math" w:eastAsia="Times New Roman" w:hAnsi="Cambria Math" w:cs="Times New Roman"/>
-                  <w:sz w:val="24"/>
-                  <w:szCs w:val="24"/>
+                  <w:sz w:val="32"/>
+                  <w:szCs w:val="32"/>
                 </w:rPr>
                 <m:t>2.133</m:t>
               </m:r>
@@ -6267,8 +6132,8 @@
               <m:r>
                 <w:rPr>
                   <w:rFonts w:ascii="Cambria Math" w:eastAsia="Times New Roman" w:hAnsi="Cambria Math" w:cs="Times New Roman"/>
-                  <w:sz w:val="24"/>
-                  <w:szCs w:val="24"/>
+                  <w:sz w:val="32"/>
+                  <w:szCs w:val="32"/>
                 </w:rPr>
                 <m:t>4</m:t>
               </m:r>
@@ -6277,8 +6142,8 @@
           <m:r>
             <w:rPr>
               <w:rFonts w:ascii="Cambria Math" w:eastAsia="Times New Roman" w:hAnsi="Cambria Math" w:cs="Times New Roman"/>
-              <w:sz w:val="24"/>
-              <w:szCs w:val="24"/>
+              <w:sz w:val="32"/>
+              <w:szCs w:val="32"/>
             </w:rPr>
             <m:t>=0.533</m:t>
           </m:r>
@@ -6286,8 +6151,8 @@
             <w:rPr>
               <w:rFonts w:ascii="Cambria Math" w:eastAsia="Times New Roman" w:hAnsi="Cambria Math" w:cs="Times New Roman"/>
               <w:i/>
-              <w:sz w:val="24"/>
-              <w:szCs w:val="24"/>
+              <w:sz w:val="32"/>
+              <w:szCs w:val="32"/>
             </w:rPr>
             <w:br/>
           </m:r>
@@ -6299,35 +6164,25 @@
         <w:spacing w:after="0" w:line="240" w:lineRule="auto"/>
         <w:rPr>
           <w:rFonts w:ascii="Times New Roman" w:eastAsia="Times New Roman" w:hAnsi="Times New Roman" w:cs="Times New Roman"/>
-          <w:sz w:val="24"/>
-          <w:szCs w:val="24"/>
-        </w:rPr>
-      </w:pPr>
-      <w:r>
-        <w:rPr>
-          <w:rFonts w:ascii="Times New Roman" w:eastAsia="Times New Roman" w:hAnsi="Times New Roman" w:cs="Times New Roman"/>
-          <w:sz w:val="24"/>
-          <w:szCs w:val="24"/>
-        </w:rPr>
-        <w:pict w14:anchorId="2E2234D1">
-          <v:rect id="_x0000_i1036" style="width:0;height:1.5pt" o:hralign="center" o:hrstd="t" o:hr="t" fillcolor="#a0a0a0" stroked="f"/>
-        </w:pict>
-      </w:r>
+          <w:sz w:val="32"/>
+          <w:szCs w:val="32"/>
+        </w:rPr>
+      </w:pPr>
     </w:p>
     <w:p>
       <w:pPr>
         <w:spacing w:before="100" w:beforeAutospacing="1" w:after="100" w:afterAutospacing="1" w:line="240" w:lineRule="auto"/>
         <w:rPr>
           <w:rFonts w:ascii="Times New Roman" w:eastAsia="Times New Roman" w:hAnsi="Times New Roman" w:cs="Times New Roman"/>
-          <w:sz w:val="24"/>
-          <w:szCs w:val="24"/>
-        </w:rPr>
-      </w:pPr>
-      <w:r>
-        <w:rPr>
-          <w:rFonts w:ascii="Times New Roman" w:eastAsia="Times New Roman" w:hAnsi="Times New Roman" w:cs="Times New Roman"/>
-          <w:sz w:val="24"/>
-          <w:szCs w:val="24"/>
+          <w:sz w:val="32"/>
+          <w:szCs w:val="32"/>
+        </w:rPr>
+      </w:pPr>
+      <w:r>
+        <w:rPr>
+          <w:rFonts w:ascii="Times New Roman" w:eastAsia="Times New Roman" w:hAnsi="Times New Roman" w:cs="Times New Roman"/>
+          <w:sz w:val="32"/>
+          <w:szCs w:val="32"/>
         </w:rPr>
         <w:t>Sentence vector:</w:t>
       </w:r>
@@ -6335,36 +6190,48 @@
     <w:p>
       <w:pPr>
         <w:spacing w:after="0" w:line="240" w:lineRule="auto"/>
-        <w:rPr>
-          <w:rFonts w:ascii="Times New Roman" w:eastAsia="Times New Roman" w:hAnsi="Times New Roman" w:cs="Times New Roman"/>
-          <w:sz w:val="24"/>
-          <w:szCs w:val="24"/>
+        <w:ind w:left="1440"/>
+        <w:rPr>
+          <w:rFonts w:ascii="Times New Roman" w:eastAsia="Times New Roman" w:hAnsi="Times New Roman" w:cs="Times New Roman"/>
+          <w:sz w:val="32"/>
+          <w:szCs w:val="32"/>
         </w:rPr>
       </w:pPr>
       <m:oMathPara>
+        <m:oMathParaPr>
+          <m:jc m:val="left"/>
+        </m:oMathParaPr>
         <m:oMath>
           <m:r>
             <w:rPr>
               <w:rFonts w:ascii="Cambria Math" w:eastAsia="Times New Roman" w:hAnsi="Cambria Math" w:cs="Times New Roman"/>
-              <w:sz w:val="24"/>
-              <w:szCs w:val="24"/>
+              <w:sz w:val="32"/>
+              <w:szCs w:val="32"/>
             </w:rPr>
             <m:t>h=[</m:t>
           </m:r>
           <m:r>
             <w:rPr>
               <w:rFonts w:ascii="Cambria Math" w:eastAsia="Times New Roman" w:hAnsi="Cambria Math" w:cs="Times New Roman"/>
-              <w:sz w:val="24"/>
-              <w:szCs w:val="24"/>
+              <w:sz w:val="32"/>
+              <w:szCs w:val="32"/>
             </w:rPr>
-            <m:t>0.423,0.533]</m:t>
+            <m:t>0.423,0.533</m:t>
+          </m:r>
+          <m:r>
+            <w:rPr>
+              <w:rFonts w:ascii="Cambria Math" w:eastAsia="Times New Roman" w:hAnsi="Cambria Math" w:cs="Times New Roman"/>
+              <w:sz w:val="32"/>
+              <w:szCs w:val="32"/>
+            </w:rPr>
+            <m:t>]</m:t>
           </m:r>
           <m:r>
             <w:rPr>
               <w:rFonts w:ascii="Cambria Math" w:eastAsia="Times New Roman" w:hAnsi="Cambria Math" w:cs="Times New Roman"/>
               <w:i/>
-              <w:sz w:val="24"/>
-              <w:szCs w:val="24"/>
+              <w:sz w:val="32"/>
+              <w:szCs w:val="32"/>
             </w:rPr>
             <w:br/>
           </m:r>
@@ -6376,15 +6243,15 @@
         <w:spacing w:before="100" w:beforeAutospacing="1" w:after="100" w:afterAutospacing="1" w:line="240" w:lineRule="auto"/>
         <w:rPr>
           <w:rFonts w:ascii="Times New Roman" w:eastAsia="Times New Roman" w:hAnsi="Times New Roman" w:cs="Times New Roman"/>
-          <w:sz w:val="24"/>
-          <w:szCs w:val="24"/>
-        </w:rPr>
-      </w:pPr>
-      <w:r>
-        <w:rPr>
-          <w:rFonts w:ascii="Times New Roman" w:eastAsia="Times New Roman" w:hAnsi="Times New Roman" w:cs="Times New Roman"/>
-          <w:sz w:val="24"/>
-          <w:szCs w:val="24"/>
+          <w:sz w:val="32"/>
+          <w:szCs w:val="32"/>
+        </w:rPr>
+      </w:pPr>
+      <w:r>
+        <w:rPr>
+          <w:rFonts w:ascii="Times New Roman" w:eastAsia="Times New Roman" w:hAnsi="Times New Roman" w:cs="Times New Roman"/>
+          <w:sz w:val="32"/>
+          <w:szCs w:val="32"/>
         </w:rPr>
         <w:t xml:space="preserve">This vector summarizes the </w:t>
       </w:r>
@@ -6393,16 +6260,16 @@
           <w:rFonts w:ascii="Times New Roman" w:eastAsia="Times New Roman" w:hAnsi="Times New Roman" w:cs="Times New Roman"/>
           <w:b/>
           <w:bCs/>
-          <w:sz w:val="24"/>
-          <w:szCs w:val="24"/>
+          <w:sz w:val="32"/>
+          <w:szCs w:val="32"/>
         </w:rPr>
         <w:t>whole sentence meaning</w:t>
       </w:r>
       <w:r>
         <w:rPr>
           <w:rFonts w:ascii="Times New Roman" w:eastAsia="Times New Roman" w:hAnsi="Times New Roman" w:cs="Times New Roman"/>
-          <w:sz w:val="24"/>
-          <w:szCs w:val="24"/>
+          <w:sz w:val="32"/>
+          <w:szCs w:val="32"/>
         </w:rPr>
         <w:t>.</w:t>
       </w:r>
@@ -6416,21 +6283,21 @@
           <w:szCs w:val="24"/>
         </w:rPr>
       </w:pPr>
-      <w:r>
-        <w:rPr>
-          <w:rFonts w:ascii="Times New Roman" w:eastAsia="Times New Roman" w:hAnsi="Times New Roman" w:cs="Times New Roman"/>
-          <w:sz w:val="24"/>
-          <w:szCs w:val="24"/>
-        </w:rPr>
-        <w:pict w14:anchorId="7150F9E2">
-          <v:rect id="_x0000_i1037" style="width:0;height:1.5pt" o:hralign="center" o:hrstd="t" o:hr="t" fillcolor="#a0a0a0" stroked="f"/>
-        </w:pict>
-      </w:r>
     </w:p>
     <w:p>
       <w:pPr>
         <w:spacing w:before="100" w:beforeAutospacing="1" w:after="100" w:afterAutospacing="1" w:line="240" w:lineRule="auto"/>
         <w:outlineLvl w:val="0"/>
+        <w:rPr>
+          <w:rFonts w:ascii="Times New Roman" w:eastAsia="Times New Roman" w:hAnsi="Times New Roman" w:cs="Times New Roman"/>
+          <w:b/>
+          <w:bCs/>
+          <w:kern w:val="36"/>
+          <w:sz w:val="44"/>
+          <w:szCs w:val="44"/>
+        </w:rPr>
+      </w:pPr>
+      <w:r>
         <w:rPr>
           <w:rFonts w:ascii="Times New Roman" w:eastAsia="Times New Roman" w:hAnsi="Times New Roman" w:cs="Times New Roman"/>
           <w:b/>
@@ -6439,17 +6306,7 @@
           <w:sz w:val="48"/>
           <w:szCs w:val="48"/>
         </w:rPr>
-      </w:pPr>
-      <w:r>
-        <w:rPr>
-          <w:rFonts w:ascii="Times New Roman" w:eastAsia="Times New Roman" w:hAnsi="Times New Roman" w:cs="Times New Roman"/>
-          <w:b/>
-          <w:bCs/>
-          <w:kern w:val="36"/>
-          <w:sz w:val="48"/>
-          <w:szCs w:val="48"/>
-        </w:rPr>
-        <w:t>11️</w:t>
+        <w:t>1️</w:t>
       </w:r>
       <w:r>
         <w:rPr>
@@ -6471,23 +6328,35 @@
           <w:sz w:val="48"/>
           <w:szCs w:val="48"/>
         </w:rPr>
-        <w:t xml:space="preserve"> Intent Classifier</w:t>
+        <w:t xml:space="preserve"> </w:t>
+      </w:r>
+      <w:r>
+        <w:rPr>
+          <w:rFonts w:ascii="Times New Roman" w:eastAsia="Times New Roman" w:hAnsi="Times New Roman" w:cs="Times New Roman"/>
+          <w:b/>
+          <w:bCs/>
+          <w:kern w:val="36"/>
+          <w:sz w:val="44"/>
+          <w:szCs w:val="44"/>
+        </w:rPr>
+        <w:t>Intent Classifier</w:t>
       </w:r>
     </w:p>
     <w:p>
       <w:pPr>
         <w:spacing w:before="100" w:beforeAutospacing="1" w:after="100" w:afterAutospacing="1" w:line="240" w:lineRule="auto"/>
-        <w:rPr>
-          <w:rFonts w:ascii="Times New Roman" w:eastAsia="Times New Roman" w:hAnsi="Times New Roman" w:cs="Times New Roman"/>
-          <w:sz w:val="24"/>
-          <w:szCs w:val="24"/>
-        </w:rPr>
-      </w:pPr>
-      <w:r>
-        <w:rPr>
-          <w:rFonts w:ascii="Times New Roman" w:eastAsia="Times New Roman" w:hAnsi="Times New Roman" w:cs="Times New Roman"/>
-          <w:sz w:val="24"/>
-          <w:szCs w:val="24"/>
+        <w:ind w:left="720"/>
+        <w:rPr>
+          <w:rFonts w:ascii="Cambria Math" w:eastAsia="Times New Roman" w:hAnsi="Cambria Math" w:cs="Times New Roman"/>
+          <w:sz w:val="32"/>
+          <w:szCs w:val="32"/>
+        </w:rPr>
+      </w:pPr>
+      <w:r>
+        <w:rPr>
+          <w:rFonts w:ascii="Cambria Math" w:eastAsia="Times New Roman" w:hAnsi="Cambria Math" w:cs="Times New Roman"/>
+          <w:sz w:val="32"/>
+          <w:szCs w:val="32"/>
         </w:rPr>
         <w:t>Weights:</w:t>
       </w:r>
@@ -6495,19 +6364,23 @@
     <w:p>
       <w:pPr>
         <w:spacing w:after="0" w:line="240" w:lineRule="auto"/>
-        <w:rPr>
-          <w:rFonts w:ascii="Times New Roman" w:eastAsia="Times New Roman" w:hAnsi="Times New Roman" w:cs="Times New Roman"/>
-          <w:sz w:val="24"/>
-          <w:szCs w:val="24"/>
+        <w:ind w:left="1440"/>
+        <w:rPr>
+          <w:rFonts w:ascii="Cambria Math" w:eastAsia="Times New Roman" w:hAnsi="Cambria Math" w:cs="Times New Roman"/>
+          <w:sz w:val="32"/>
+          <w:szCs w:val="32"/>
         </w:rPr>
       </w:pPr>
       <m:oMathPara>
+        <m:oMathParaPr>
+          <m:jc m:val="left"/>
+        </m:oMathParaPr>
         <m:oMath>
           <m:r>
             <w:rPr>
               <w:rFonts w:ascii="Cambria Math" w:eastAsia="Times New Roman" w:hAnsi="Cambria Math" w:cs="Times New Roman"/>
-              <w:sz w:val="24"/>
-              <w:szCs w:val="24"/>
+              <w:sz w:val="32"/>
+              <w:szCs w:val="32"/>
             </w:rPr>
             <w:lastRenderedPageBreak/>
             <m:t>W=</m:t>
@@ -6519,8 +6392,8 @@
               <m:ctrlPr>
                 <w:rPr>
                   <w:rFonts w:ascii="Cambria Math" w:eastAsia="Times New Roman" w:hAnsi="Cambria Math" w:cs="Times New Roman"/>
-                  <w:sz w:val="24"/>
-                  <w:szCs w:val="24"/>
+                  <w:sz w:val="32"/>
+                  <w:szCs w:val="32"/>
                 </w:rPr>
               </m:ctrlPr>
             </m:dPr>
@@ -6539,8 +6412,8 @@
                   <m:ctrlPr>
                     <w:rPr>
                       <w:rFonts w:ascii="Cambria Math" w:eastAsia="Times New Roman" w:hAnsi="Cambria Math" w:cs="Times New Roman"/>
-                      <w:sz w:val="24"/>
-                      <w:szCs w:val="24"/>
+                      <w:sz w:val="32"/>
+                      <w:szCs w:val="32"/>
                     </w:rPr>
                   </m:ctrlPr>
                 </m:mPr>
@@ -6549,8 +6422,8 @@
                     <m:r>
                       <w:rPr>
                         <w:rFonts w:ascii="Cambria Math" w:eastAsia="Times New Roman" w:hAnsi="Cambria Math" w:cs="Times New Roman"/>
-                        <w:sz w:val="24"/>
-                        <w:szCs w:val="24"/>
+                        <w:sz w:val="32"/>
+                        <w:szCs w:val="32"/>
                       </w:rPr>
                       <m:t>1.1</m:t>
                     </m:r>
@@ -6559,8 +6432,8 @@
                     <m:r>
                       <w:rPr>
                         <w:rFonts w:ascii="Cambria Math" w:eastAsia="Times New Roman" w:hAnsi="Cambria Math" w:cs="Times New Roman"/>
-                        <w:sz w:val="24"/>
-                        <w:szCs w:val="24"/>
+                        <w:sz w:val="32"/>
+                        <w:szCs w:val="32"/>
                       </w:rPr>
                       <m:t>0.9</m:t>
                     </m:r>
@@ -6571,8 +6444,8 @@
                     <m:r>
                       <w:rPr>
                         <w:rFonts w:ascii="Cambria Math" w:eastAsia="Times New Roman" w:hAnsi="Cambria Math" w:cs="Times New Roman"/>
-                        <w:sz w:val="24"/>
-                        <w:szCs w:val="24"/>
+                        <w:sz w:val="32"/>
+                        <w:szCs w:val="32"/>
                       </w:rPr>
                       <m:t>0.4</m:t>
                     </m:r>
@@ -6581,8 +6454,8 @@
                     <m:r>
                       <w:rPr>
                         <w:rFonts w:ascii="Cambria Math" w:eastAsia="Times New Roman" w:hAnsi="Cambria Math" w:cs="Times New Roman"/>
-                        <w:sz w:val="24"/>
-                        <w:szCs w:val="24"/>
+                        <w:sz w:val="32"/>
+                        <w:szCs w:val="32"/>
                       </w:rPr>
                       <m:t>0.7</m:t>
                     </m:r>
@@ -6593,8 +6466,8 @@
                     <m:r>
                       <w:rPr>
                         <w:rFonts w:ascii="Cambria Math" w:eastAsia="Times New Roman" w:hAnsi="Cambria Math" w:cs="Times New Roman"/>
-                        <w:sz w:val="24"/>
-                        <w:szCs w:val="24"/>
+                        <w:sz w:val="32"/>
+                        <w:szCs w:val="32"/>
                       </w:rPr>
                       <m:t>0.2</m:t>
                     </m:r>
@@ -6603,8 +6476,8 @@
                     <m:r>
                       <w:rPr>
                         <w:rFonts w:ascii="Cambria Math" w:eastAsia="Times New Roman" w:hAnsi="Cambria Math" w:cs="Times New Roman"/>
-                        <w:sz w:val="24"/>
-                        <w:szCs w:val="24"/>
+                        <w:sz w:val="32"/>
+                        <w:szCs w:val="32"/>
                       </w:rPr>
                       <m:t>0.3</m:t>
                     </m:r>
@@ -6616,8 +6489,8 @@
           <m:r>
             <w:rPr>
               <w:rFonts w:ascii="Cambria Math" w:eastAsia="Times New Roman" w:hAnsi="Cambria Math" w:cs="Times New Roman"/>
-              <w:sz w:val="24"/>
-              <w:szCs w:val="24"/>
+              <w:sz w:val="32"/>
+              <w:szCs w:val="32"/>
             </w:rPr>
             <w:br/>
           </m:r>
@@ -6695,45 +6568,67 @@
       <w:pPr>
         <w:spacing w:before="100" w:beforeAutospacing="1" w:after="100" w:afterAutospacing="1" w:line="240" w:lineRule="auto"/>
         <w:rPr>
-          <w:rFonts w:ascii="Times New Roman" w:eastAsia="Times New Roman" w:hAnsi="Times New Roman" w:cs="Times New Roman"/>
-          <w:sz w:val="24"/>
-          <w:szCs w:val="24"/>
-        </w:rPr>
-      </w:pPr>
-      <w:r>
-        <w:rPr>
-          <w:rFonts w:ascii="Times New Roman" w:eastAsia="Times New Roman" w:hAnsi="Times New Roman" w:cs="Times New Roman"/>
-          <w:sz w:val="24"/>
-          <w:szCs w:val="24"/>
-        </w:rPr>
-        <w:t>Find_place:</w:t>
+          <w:rFonts w:ascii="Cambria Math" w:eastAsia="Times New Roman" w:hAnsi="Cambria Math" w:cs="Times New Roman"/>
+          <w:sz w:val="24"/>
+          <w:szCs w:val="24"/>
+        </w:rPr>
+      </w:pPr>
+      <w:proofErr w:type="spellStart"/>
+      <w:r>
+        <w:rPr>
+          <w:rFonts w:ascii="Cambria Math" w:eastAsia="Times New Roman" w:hAnsi="Cambria Math" w:cs="Times New Roman"/>
+          <w:sz w:val="24"/>
+          <w:szCs w:val="24"/>
+        </w:rPr>
+        <w:t>Find_place</w:t>
+      </w:r>
+      <w:proofErr w:type="spellEnd"/>
+      <w:r>
+        <w:rPr>
+          <w:rFonts w:ascii="Cambria Math" w:eastAsia="Times New Roman" w:hAnsi="Cambria Math" w:cs="Times New Roman"/>
+          <w:sz w:val="24"/>
+          <w:szCs w:val="24"/>
+        </w:rPr>
+        <w:t>:</w:t>
       </w:r>
     </w:p>
     <w:p>
       <w:pPr>
         <w:spacing w:after="0" w:line="240" w:lineRule="auto"/>
-        <w:rPr>
-          <w:rFonts w:ascii="Times New Roman" w:eastAsia="Times New Roman" w:hAnsi="Times New Roman" w:cs="Times New Roman"/>
-          <w:sz w:val="24"/>
-          <w:szCs w:val="24"/>
+        <w:ind w:left="1440"/>
+        <w:rPr>
+          <w:rFonts w:ascii="Cambria Math" w:eastAsia="Times New Roman" w:hAnsi="Cambria Math" w:cs="Times New Roman"/>
+          <w:sz w:val="32"/>
+          <w:szCs w:val="32"/>
         </w:rPr>
       </w:pPr>
       <m:oMathPara>
+        <m:oMathParaPr>
+          <m:jc m:val="left"/>
+        </m:oMathParaPr>
         <m:oMath>
           <m:r>
             <w:rPr>
               <w:rFonts w:ascii="Cambria Math" w:eastAsia="Times New Roman" w:hAnsi="Cambria Math" w:cs="Times New Roman"/>
-              <w:sz w:val="24"/>
-              <w:szCs w:val="24"/>
+              <w:sz w:val="32"/>
+              <w:szCs w:val="32"/>
             </w:rPr>
-            <m:t>1.1(0.423)+0.9(0.533)</m:t>
+            <m:t>1.1(0.423)+0.9(0.533</m:t>
+          </m:r>
+          <m:r>
+            <w:rPr>
+              <w:rFonts w:ascii="Cambria Math" w:eastAsia="Times New Roman" w:hAnsi="Cambria Math" w:cs="Times New Roman"/>
+              <w:sz w:val="32"/>
+              <w:szCs w:val="32"/>
+            </w:rPr>
+            <m:t>)</m:t>
           </m:r>
           <m:r>
             <w:rPr>
               <w:rFonts w:ascii="Cambria Math" w:eastAsia="Times New Roman" w:hAnsi="Cambria Math" w:cs="Times New Roman"/>
               <w:i/>
-              <w:sz w:val="24"/>
-              <w:szCs w:val="24"/>
+              <w:sz w:val="32"/>
+              <w:szCs w:val="32"/>
             </w:rPr>
             <w:br/>
           </m:r>
@@ -6742,8 +6637,8 @@
           <m:r>
             <w:rPr>
               <w:rFonts w:ascii="Cambria Math" w:eastAsia="Times New Roman" w:hAnsi="Cambria Math" w:cs="Times New Roman"/>
-              <w:sz w:val="24"/>
-              <w:szCs w:val="24"/>
+              <w:sz w:val="32"/>
+              <w:szCs w:val="32"/>
             </w:rPr>
             <m:t>=0.465+0.480=0.945</m:t>
           </m:r>
@@ -6751,8 +6646,8 @@
             <w:rPr>
               <w:rFonts w:ascii="Cambria Math" w:eastAsia="Times New Roman" w:hAnsi="Cambria Math" w:cs="Times New Roman"/>
               <w:i/>
-              <w:sz w:val="24"/>
-              <w:szCs w:val="24"/>
+              <w:sz w:val="32"/>
+              <w:szCs w:val="32"/>
             </w:rPr>
             <w:br/>
           </m:r>
@@ -6763,16 +6658,16 @@
       <w:pPr>
         <w:spacing w:before="100" w:beforeAutospacing="1" w:after="100" w:afterAutospacing="1" w:line="240" w:lineRule="auto"/>
         <w:rPr>
-          <w:rFonts w:ascii="Times New Roman" w:eastAsia="Times New Roman" w:hAnsi="Times New Roman" w:cs="Times New Roman"/>
-          <w:sz w:val="24"/>
-          <w:szCs w:val="24"/>
-        </w:rPr>
-      </w:pPr>
-      <w:r>
-        <w:rPr>
-          <w:rFonts w:ascii="Times New Roman" w:eastAsia="Times New Roman" w:hAnsi="Times New Roman" w:cs="Times New Roman"/>
-          <w:sz w:val="24"/>
-          <w:szCs w:val="24"/>
+          <w:rFonts w:ascii="Cambria Math" w:eastAsia="Times New Roman" w:hAnsi="Cambria Math" w:cs="Times New Roman"/>
+          <w:sz w:val="32"/>
+          <w:szCs w:val="32"/>
+        </w:rPr>
+      </w:pPr>
+      <w:r>
+        <w:rPr>
+          <w:rFonts w:ascii="Cambria Math" w:eastAsia="Times New Roman" w:hAnsi="Cambria Math" w:cs="Times New Roman"/>
+          <w:sz w:val="32"/>
+          <w:szCs w:val="32"/>
         </w:rPr>
         <w:t>Weather:</w:t>
       </w:r>
@@ -6780,28 +6675,40 @@
     <w:p>
       <w:pPr>
         <w:spacing w:after="0" w:line="240" w:lineRule="auto"/>
-        <w:rPr>
-          <w:rFonts w:ascii="Times New Roman" w:eastAsia="Times New Roman" w:hAnsi="Times New Roman" w:cs="Times New Roman"/>
-          <w:sz w:val="24"/>
-          <w:szCs w:val="24"/>
+        <w:ind w:left="1440"/>
+        <w:rPr>
+          <w:rFonts w:ascii="Cambria Math" w:eastAsia="Times New Roman" w:hAnsi="Cambria Math" w:cs="Times New Roman"/>
+          <w:sz w:val="32"/>
+          <w:szCs w:val="32"/>
         </w:rPr>
       </w:pPr>
       <m:oMathPara>
+        <m:oMathParaPr>
+          <m:jc m:val="left"/>
+        </m:oMathParaPr>
         <m:oMath>
           <m:r>
             <w:rPr>
               <w:rFonts w:ascii="Cambria Math" w:eastAsia="Times New Roman" w:hAnsi="Cambria Math" w:cs="Times New Roman"/>
-              <w:sz w:val="24"/>
-              <w:szCs w:val="24"/>
+              <w:sz w:val="32"/>
+              <w:szCs w:val="32"/>
             </w:rPr>
-            <m:t>0.4(0.423)+0.7(0.533)</m:t>
+            <m:t>0.4(0.423)+0.7(0.533</m:t>
+          </m:r>
+          <m:r>
+            <w:rPr>
+              <w:rFonts w:ascii="Cambria Math" w:eastAsia="Times New Roman" w:hAnsi="Cambria Math" w:cs="Times New Roman"/>
+              <w:sz w:val="32"/>
+              <w:szCs w:val="32"/>
+            </w:rPr>
+            <m:t>)</m:t>
           </m:r>
           <m:r>
             <w:rPr>
               <w:rFonts w:ascii="Cambria Math" w:eastAsia="Times New Roman" w:hAnsi="Cambria Math" w:cs="Times New Roman"/>
               <w:i/>
-              <w:sz w:val="24"/>
-              <w:szCs w:val="24"/>
+              <w:sz w:val="32"/>
+              <w:szCs w:val="32"/>
             </w:rPr>
             <w:br/>
           </m:r>
@@ -6810,8 +6717,8 @@
           <m:r>
             <w:rPr>
               <w:rFonts w:ascii="Cambria Math" w:eastAsia="Times New Roman" w:hAnsi="Cambria Math" w:cs="Times New Roman"/>
-              <w:sz w:val="24"/>
-              <w:szCs w:val="24"/>
+              <w:sz w:val="32"/>
+              <w:szCs w:val="32"/>
             </w:rPr>
             <m:t>=0.169+0.373=0.542</m:t>
           </m:r>
@@ -6819,8 +6726,8 @@
             <w:rPr>
               <w:rFonts w:ascii="Cambria Math" w:eastAsia="Times New Roman" w:hAnsi="Cambria Math" w:cs="Times New Roman"/>
               <w:i/>
-              <w:sz w:val="24"/>
-              <w:szCs w:val="24"/>
+              <w:sz w:val="32"/>
+              <w:szCs w:val="32"/>
             </w:rPr>
             <w:br/>
           </m:r>
@@ -6831,16 +6738,16 @@
       <w:pPr>
         <w:spacing w:before="100" w:beforeAutospacing="1" w:after="100" w:afterAutospacing="1" w:line="240" w:lineRule="auto"/>
         <w:rPr>
-          <w:rFonts w:ascii="Times New Roman" w:eastAsia="Times New Roman" w:hAnsi="Times New Roman" w:cs="Times New Roman"/>
-          <w:sz w:val="24"/>
-          <w:szCs w:val="24"/>
-        </w:rPr>
-      </w:pPr>
-      <w:r>
-        <w:rPr>
-          <w:rFonts w:ascii="Times New Roman" w:eastAsia="Times New Roman" w:hAnsi="Times New Roman" w:cs="Times New Roman"/>
-          <w:sz w:val="24"/>
-          <w:szCs w:val="24"/>
+          <w:rFonts w:ascii="Cambria Math" w:eastAsia="Times New Roman" w:hAnsi="Cambria Math" w:cs="Times New Roman"/>
+          <w:sz w:val="32"/>
+          <w:szCs w:val="32"/>
+        </w:rPr>
+      </w:pPr>
+      <w:r>
+        <w:rPr>
+          <w:rFonts w:ascii="Cambria Math" w:eastAsia="Times New Roman" w:hAnsi="Cambria Math" w:cs="Times New Roman"/>
+          <w:sz w:val="32"/>
+          <w:szCs w:val="32"/>
         </w:rPr>
         <w:t>Translate:</w:t>
       </w:r>
@@ -6848,28 +6755,40 @@
     <w:p>
       <w:pPr>
         <w:spacing w:after="0" w:line="240" w:lineRule="auto"/>
-        <w:rPr>
-          <w:rFonts w:ascii="Times New Roman" w:eastAsia="Times New Roman" w:hAnsi="Times New Roman" w:cs="Times New Roman"/>
+        <w:ind w:left="1440"/>
+        <w:rPr>
+          <w:rFonts w:ascii="Cambria Math" w:eastAsia="Times New Roman" w:hAnsi="Cambria Math" w:cs="Times New Roman"/>
           <w:sz w:val="24"/>
           <w:szCs w:val="24"/>
         </w:rPr>
       </w:pPr>
       <m:oMathPara>
+        <m:oMathParaPr>
+          <m:jc m:val="left"/>
+        </m:oMathParaPr>
         <m:oMath>
           <m:r>
             <w:rPr>
               <w:rFonts w:ascii="Cambria Math" w:eastAsia="Times New Roman" w:hAnsi="Cambria Math" w:cs="Times New Roman"/>
-              <w:sz w:val="24"/>
-              <w:szCs w:val="24"/>
+              <w:sz w:val="32"/>
+              <w:szCs w:val="32"/>
             </w:rPr>
             <m:t>0.2(0.423)+0.3(0.533)</m:t>
           </m:r>
           <m:r>
             <w:rPr>
               <w:rFonts w:ascii="Cambria Math" w:eastAsia="Times New Roman" w:hAnsi="Cambria Math" w:cs="Times New Roman"/>
+              <w:sz w:val="32"/>
+              <w:szCs w:val="32"/>
+            </w:rPr>
+            <m:t xml:space="preserve"> </m:t>
+          </m:r>
+          <m:r>
+            <w:rPr>
+              <w:rFonts w:ascii="Cambria Math" w:eastAsia="Times New Roman" w:hAnsi="Cambria Math" w:cs="Times New Roman"/>
               <w:i/>
-              <w:sz w:val="24"/>
-              <w:szCs w:val="24"/>
+              <w:sz w:val="32"/>
+              <w:szCs w:val="32"/>
             </w:rPr>
             <w:br/>
           </m:r>
@@ -6878,8 +6797,8 @@
           <m:r>
             <w:rPr>
               <w:rFonts w:ascii="Cambria Math" w:eastAsia="Times New Roman" w:hAnsi="Cambria Math" w:cs="Times New Roman"/>
-              <w:sz w:val="24"/>
-              <w:szCs w:val="24"/>
+              <w:sz w:val="32"/>
+              <w:szCs w:val="32"/>
             </w:rPr>
             <m:t>=0.084+0.160=0.244</m:t>
           </m:r>
@@ -6899,16 +6818,16 @@
       <w:pPr>
         <w:spacing w:before="100" w:beforeAutospacing="1" w:after="100" w:afterAutospacing="1" w:line="240" w:lineRule="auto"/>
         <w:rPr>
-          <w:rFonts w:ascii="Times New Roman" w:eastAsia="Times New Roman" w:hAnsi="Times New Roman" w:cs="Times New Roman"/>
-          <w:sz w:val="24"/>
-          <w:szCs w:val="24"/>
-        </w:rPr>
-      </w:pPr>
-      <w:r>
-        <w:rPr>
-          <w:rFonts w:ascii="Times New Roman" w:eastAsia="Times New Roman" w:hAnsi="Times New Roman" w:cs="Times New Roman"/>
-          <w:sz w:val="24"/>
-          <w:szCs w:val="24"/>
+          <w:rFonts w:ascii="Cambria Math" w:eastAsia="Times New Roman" w:hAnsi="Cambria Math" w:cs="Times New Roman"/>
+          <w:sz w:val="32"/>
+          <w:szCs w:val="32"/>
+        </w:rPr>
+      </w:pPr>
+      <w:r>
+        <w:rPr>
+          <w:rFonts w:ascii="Cambria Math" w:eastAsia="Times New Roman" w:hAnsi="Cambria Math" w:cs="Times New Roman"/>
+          <w:sz w:val="32"/>
+          <w:szCs w:val="32"/>
         </w:rPr>
         <w:t>Logits:</w:t>
       </w:r>
@@ -6916,6 +6835,7 @@
     <w:p>
       <w:pPr>
         <w:spacing w:after="0" w:line="240" w:lineRule="auto"/>
+        <w:ind w:left="1440"/>
         <w:rPr>
           <w:rFonts w:ascii="Times New Roman" w:eastAsia="Times New Roman" w:hAnsi="Times New Roman" w:cs="Times New Roman"/>
           <w:sz w:val="24"/>
@@ -6923,6 +6843,9 @@
         </w:rPr>
       </w:pPr>
       <m:oMathPara>
+        <m:oMathParaPr>
+          <m:jc m:val="left"/>
+        </m:oMathParaPr>
         <m:oMath>
           <m:d>
             <m:dPr>
@@ -6932,8 +6855,8 @@
               <m:ctrlPr>
                 <w:rPr>
                   <w:rFonts w:ascii="Cambria Math" w:eastAsia="Times New Roman" w:hAnsi="Cambria Math" w:cs="Times New Roman"/>
-                  <w:sz w:val="24"/>
-                  <w:szCs w:val="24"/>
+                  <w:sz w:val="32"/>
+                  <w:szCs w:val="32"/>
                 </w:rPr>
               </m:ctrlPr>
             </m:dPr>
@@ -6941,8 +6864,8 @@
               <m:r>
                 <w:rPr>
                   <w:rFonts w:ascii="Cambria Math" w:eastAsia="Times New Roman" w:hAnsi="Cambria Math" w:cs="Times New Roman"/>
-                  <w:sz w:val="24"/>
-                  <w:szCs w:val="24"/>
+                  <w:sz w:val="32"/>
+                  <w:szCs w:val="32"/>
                 </w:rPr>
                 <m:t>0.945</m:t>
               </m:r>
@@ -6951,8 +6874,8 @@
               <m:r>
                 <w:rPr>
                   <w:rFonts w:ascii="Cambria Math" w:eastAsia="Times New Roman" w:hAnsi="Cambria Math" w:cs="Times New Roman"/>
-                  <w:sz w:val="24"/>
-                  <w:szCs w:val="24"/>
+                  <w:sz w:val="32"/>
+                  <w:szCs w:val="32"/>
                 </w:rPr>
                 <m:t>0.542</m:t>
               </m:r>
@@ -6961,8 +6884,8 @@
               <m:r>
                 <w:rPr>
                   <w:rFonts w:ascii="Cambria Math" w:eastAsia="Times New Roman" w:hAnsi="Cambria Math" w:cs="Times New Roman"/>
-                  <w:sz w:val="24"/>
-                  <w:szCs w:val="24"/>
+                  <w:sz w:val="32"/>
+                  <w:szCs w:val="32"/>
                 </w:rPr>
                 <m:t>0.244</m:t>
               </m:r>
@@ -7043,7 +6966,31 @@
           <w:sz w:val="48"/>
           <w:szCs w:val="48"/>
         </w:rPr>
-        <w:t xml:space="preserve"> Softmax Intent</w:t>
+        <w:t xml:space="preserve"> </w:t>
+      </w:r>
+      <w:proofErr w:type="spellStart"/>
+      <w:r>
+        <w:rPr>
+          <w:rFonts w:ascii="Times New Roman" w:eastAsia="Times New Roman" w:hAnsi="Times New Roman" w:cs="Times New Roman"/>
+          <w:b/>
+          <w:bCs/>
+          <w:kern w:val="36"/>
+          <w:sz w:val="48"/>
+          <w:szCs w:val="48"/>
+        </w:rPr>
+        <w:t>Softmax</w:t>
+      </w:r>
+      <w:proofErr w:type="spellEnd"/>
+      <w:r>
+        <w:rPr>
+          <w:rFonts w:ascii="Times New Roman" w:eastAsia="Times New Roman" w:hAnsi="Times New Roman" w:cs="Times New Roman"/>
+          <w:b/>
+          <w:bCs/>
+          <w:kern w:val="36"/>
+          <w:sz w:val="48"/>
+          <w:szCs w:val="48"/>
+        </w:rPr>
+        <w:t xml:space="preserve"> Intent</w:t>
       </w:r>
     </w:p>
     <w:p>
@@ -7261,7 +7208,6 @@
               <w:sz w:val="24"/>
               <w:szCs w:val="24"/>
             </w:rPr>
-            <w:lastRenderedPageBreak/>
             <m:t>5.569</m:t>
           </m:r>
           <m:r>
@@ -7405,6 +7351,7 @@
           <w:szCs w:val="20"/>
         </w:rPr>
       </w:pPr>
+      <w:proofErr w:type="spellStart"/>
       <w:r>
         <w:rPr>
           <w:rFonts w:ascii="Courier New" w:eastAsia="Times New Roman" w:hAnsi="Courier New" w:cs="Courier New"/>
@@ -7413,6 +7360,7 @@
         </w:rPr>
         <w:t>find_place</w:t>
       </w:r>
+      <w:proofErr w:type="spellEnd"/>
     </w:p>
     <w:p>
       <w:pPr>
@@ -7526,6 +7474,7 @@
           <w:szCs w:val="20"/>
         </w:rPr>
       </w:pPr>
+      <w:proofErr w:type="spellStart"/>
       <w:r>
         <w:rPr>
           <w:rFonts w:ascii="Courier New" w:eastAsia="Times New Roman" w:hAnsi="Courier New" w:cs="Courier New"/>
@@ -7534,6 +7483,7 @@
         </w:rPr>
         <w:t>find_place</w:t>
       </w:r>
+      <w:proofErr w:type="spellEnd"/>
     </w:p>
     <w:p>
       <w:pPr>
@@ -7877,6 +7827,7 @@
           <w:sz w:val="24"/>
           <w:szCs w:val="24"/>
         </w:rPr>
+        <w:lastRenderedPageBreak/>
         <w:t>classifier weights</w:t>
       </w:r>
     </w:p>
@@ -8123,7 +8074,6 @@
           <w:sz w:val="24"/>
           <w:szCs w:val="24"/>
         </w:rPr>
-        <w:lastRenderedPageBreak/>
         <w:t>embeddings</w:t>
       </w:r>
     </w:p>
@@ -8243,6 +8193,8 @@
         </w:rPr>
         <w:t xml:space="preserve">This increases probability of </w:t>
       </w:r>
+      <w:proofErr w:type="spellStart"/>
+      <w:proofErr w:type="gramStart"/>
       <w:r>
         <w:rPr>
           <w:rFonts w:ascii="Times New Roman" w:eastAsia="Times New Roman" w:hAnsi="Times New Roman" w:cs="Times New Roman"/>
@@ -8251,8 +8203,20 @@
           <w:sz w:val="24"/>
           <w:szCs w:val="24"/>
         </w:rPr>
-        <w:t>find_place</w:t>
-      </w:r>
+        <w:t>find</w:t>
+      </w:r>
+      <w:proofErr w:type="gramEnd"/>
+      <w:r>
+        <w:rPr>
+          <w:rFonts w:ascii="Times New Roman" w:eastAsia="Times New Roman" w:hAnsi="Times New Roman" w:cs="Times New Roman"/>
+          <w:b/>
+          <w:bCs/>
+          <w:sz w:val="24"/>
+          <w:szCs w:val="24"/>
+        </w:rPr>
+        <w:t>_place</w:t>
+      </w:r>
+      <w:proofErr w:type="spellEnd"/>
       <w:r>
         <w:rPr>
           <w:rFonts w:ascii="Times New Roman" w:eastAsia="Times New Roman" w:hAnsi="Times New Roman" w:cs="Times New Roman"/>
@@ -8461,8 +8425,18 @@
           <w:szCs w:val="20"/>
         </w:rPr>
         <w:br/>
-        <w:t>→ intent = find_place</w:t>
-      </w:r>
+        <w:t xml:space="preserve">→ intent = </w:t>
+      </w:r>
+      <w:proofErr w:type="spellStart"/>
+      <w:r>
+        <w:rPr>
+          <w:rFonts w:ascii="Courier New" w:eastAsia="Times New Roman" w:hAnsi="Courier New" w:cs="Courier New"/>
+          <w:sz w:val="20"/>
+          <w:szCs w:val="20"/>
+        </w:rPr>
+        <w:t>find_place</w:t>
+      </w:r>
+      <w:proofErr w:type="spellEnd"/>
     </w:p>
     <w:p>
       <w:pPr>
@@ -8587,14 +8561,31 @@
           <w:szCs w:val="20"/>
         </w:rPr>
         <w:br/>
-        <w:t>station ↔ gas</w:t>
-      </w:r>
+      </w:r>
+      <w:proofErr w:type="spellStart"/>
       <w:r>
         <w:rPr>
           <w:rFonts w:ascii="Courier New" w:eastAsia="Times New Roman" w:hAnsi="Courier New" w:cs="Courier New"/>
           <w:sz w:val="20"/>
           <w:szCs w:val="20"/>
         </w:rPr>
+        <w:t>station</w:t>
+      </w:r>
+      <w:proofErr w:type="spellEnd"/>
+      <w:r>
+        <w:rPr>
+          <w:rFonts w:ascii="Courier New" w:eastAsia="Times New Roman" w:hAnsi="Courier New" w:cs="Courier New"/>
+          <w:sz w:val="20"/>
+          <w:szCs w:val="20"/>
+        </w:rPr>
+        <w:t xml:space="preserve"> ↔ gas</w:t>
+      </w:r>
+      <w:r>
+        <w:rPr>
+          <w:rFonts w:ascii="Courier New" w:eastAsia="Times New Roman" w:hAnsi="Courier New" w:cs="Courier New"/>
+          <w:sz w:val="20"/>
+          <w:szCs w:val="20"/>
+        </w:rPr>
         <w:br/>
         <w:t>Murphy ↔ location</w:t>
       </w:r>
@@ -8682,6 +8673,7 @@
           <w:sz w:val="24"/>
           <w:szCs w:val="24"/>
         </w:rPr>
+        <w:lastRenderedPageBreak/>
         <w:t xml:space="preserve">how the gradient of the loss flows backward through </w:t>
       </w:r>
       <m:oMath>
@@ -8770,8 +8762,61 @@
           <w:sz w:val="24"/>
           <w:szCs w:val="24"/>
         </w:rPr>
-        <w:lastRenderedPageBreak/>
-        <w:t>is the aboce steps compy with the paper attenstion all what u need</w:t>
+        <w:t xml:space="preserve">is the </w:t>
+      </w:r>
+      <w:proofErr w:type="spellStart"/>
+      <w:r>
+        <w:rPr>
+          <w:rFonts w:ascii="Times New Roman" w:eastAsia="Times New Roman" w:hAnsi="Times New Roman" w:cs="Times New Roman"/>
+          <w:sz w:val="24"/>
+          <w:szCs w:val="24"/>
+        </w:rPr>
+        <w:t>aboce</w:t>
+      </w:r>
+      <w:proofErr w:type="spellEnd"/>
+      <w:r>
+        <w:rPr>
+          <w:rFonts w:ascii="Times New Roman" w:eastAsia="Times New Roman" w:hAnsi="Times New Roman" w:cs="Times New Roman"/>
+          <w:sz w:val="24"/>
+          <w:szCs w:val="24"/>
+        </w:rPr>
+        <w:t xml:space="preserve"> steps </w:t>
+      </w:r>
+      <w:proofErr w:type="spellStart"/>
+      <w:r>
+        <w:rPr>
+          <w:rFonts w:ascii="Times New Roman" w:eastAsia="Times New Roman" w:hAnsi="Times New Roman" w:cs="Times New Roman"/>
+          <w:sz w:val="24"/>
+          <w:szCs w:val="24"/>
+        </w:rPr>
+        <w:t>compy</w:t>
+      </w:r>
+      <w:proofErr w:type="spellEnd"/>
+      <w:r>
+        <w:rPr>
+          <w:rFonts w:ascii="Times New Roman" w:eastAsia="Times New Roman" w:hAnsi="Times New Roman" w:cs="Times New Roman"/>
+          <w:sz w:val="24"/>
+          <w:szCs w:val="24"/>
+        </w:rPr>
+        <w:t xml:space="preserve"> with the paper </w:t>
+      </w:r>
+      <w:proofErr w:type="spellStart"/>
+      <w:r>
+        <w:rPr>
+          <w:rFonts w:ascii="Times New Roman" w:eastAsia="Times New Roman" w:hAnsi="Times New Roman" w:cs="Times New Roman"/>
+          <w:sz w:val="24"/>
+          <w:szCs w:val="24"/>
+        </w:rPr>
+        <w:t>attenstion</w:t>
+      </w:r>
+      <w:proofErr w:type="spellEnd"/>
+      <w:r>
+        <w:rPr>
+          <w:rFonts w:ascii="Times New Roman" w:eastAsia="Times New Roman" w:hAnsi="Times New Roman" w:cs="Times New Roman"/>
+          <w:sz w:val="24"/>
+          <w:szCs w:val="24"/>
+        </w:rPr>
+        <w:t xml:space="preserve"> all what u need</w:t>
       </w:r>
     </w:p>
     <w:p>
@@ -8836,6 +8881,7 @@
         <w:br/>
         <w:t xml:space="preserve">To be precise, some parts match the paper exactly, and some parts were </w:t>
       </w:r>
+      <w:proofErr w:type="gramStart"/>
       <w:r>
         <w:rPr>
           <w:rFonts w:ascii="Times New Roman" w:eastAsia="Times New Roman" w:hAnsi="Times New Roman" w:cs="Times New Roman"/>
@@ -8844,7 +8890,18 @@
           <w:sz w:val="24"/>
           <w:szCs w:val="24"/>
         </w:rPr>
-        <w:t>simplified approximations</w:t>
+        <w:t>simplified</w:t>
+      </w:r>
+      <w:proofErr w:type="gramEnd"/>
+      <w:r>
+        <w:rPr>
+          <w:rFonts w:ascii="Times New Roman" w:eastAsia="Times New Roman" w:hAnsi="Times New Roman" w:cs="Times New Roman"/>
+          <w:b/>
+          <w:bCs/>
+          <w:sz w:val="24"/>
+          <w:szCs w:val="24"/>
+        </w:rPr>
+        <w:t xml:space="preserve"> approximations</w:t>
       </w:r>
       <w:r>
         <w:rPr>
@@ -8955,7 +9012,31 @@
           <w:sz w:val="48"/>
           <w:szCs w:val="48"/>
         </w:rPr>
-        <w:t xml:space="preserve"> The Core Attention Equation (Exactly From the Paper)</w:t>
+        <w:t xml:space="preserve"> The Core Attention Equation (Exactly </w:t>
+      </w:r>
+      <w:proofErr w:type="gramStart"/>
+      <w:r>
+        <w:rPr>
+          <w:rFonts w:ascii="Times New Roman" w:eastAsia="Times New Roman" w:hAnsi="Times New Roman" w:cs="Times New Roman"/>
+          <w:b/>
+          <w:bCs/>
+          <w:kern w:val="36"/>
+          <w:sz w:val="48"/>
+          <w:szCs w:val="48"/>
+        </w:rPr>
+        <w:t>From</w:t>
+      </w:r>
+      <w:proofErr w:type="gramEnd"/>
+      <w:r>
+        <w:rPr>
+          <w:rFonts w:ascii="Times New Roman" w:eastAsia="Times New Roman" w:hAnsi="Times New Roman" w:cs="Times New Roman"/>
+          <w:b/>
+          <w:bCs/>
+          <w:kern w:val="36"/>
+          <w:sz w:val="48"/>
+          <w:szCs w:val="48"/>
+        </w:rPr>
+        <w:t xml:space="preserve"> the Paper)</w:t>
       </w:r>
     </w:p>
     <w:p>
@@ -9177,13 +9258,23 @@
           <w:szCs w:val="24"/>
         </w:rPr>
       </w:pPr>
-      <w:r>
-        <w:rPr>
-          <w:rFonts w:ascii="Times New Roman" w:eastAsia="Times New Roman" w:hAnsi="Times New Roman" w:cs="Times New Roman"/>
-          <w:sz w:val="24"/>
-          <w:szCs w:val="24"/>
-        </w:rPr>
-        <w:t xml:space="preserve">Compute </w:t>
+      <w:proofErr w:type="gramStart"/>
+      <w:r>
+        <w:rPr>
+          <w:rFonts w:ascii="Times New Roman" w:eastAsia="Times New Roman" w:hAnsi="Times New Roman" w:cs="Times New Roman"/>
+          <w:sz w:val="24"/>
+          <w:szCs w:val="24"/>
+        </w:rPr>
+        <w:t>Compute</w:t>
+      </w:r>
+      <w:proofErr w:type="gramEnd"/>
+      <w:r>
+        <w:rPr>
+          <w:rFonts w:ascii="Times New Roman" w:eastAsia="Times New Roman" w:hAnsi="Times New Roman" w:cs="Times New Roman"/>
+          <w:sz w:val="24"/>
+          <w:szCs w:val="24"/>
+        </w:rPr>
+        <w:t xml:space="preserve"> </w:t>
       </w:r>
       <w:r>
         <w:rPr>
@@ -9209,13 +9300,23 @@
           <w:szCs w:val="24"/>
         </w:rPr>
       </w:pPr>
-      <w:r>
-        <w:rPr>
-          <w:rFonts w:ascii="Times New Roman" w:eastAsia="Times New Roman" w:hAnsi="Times New Roman" w:cs="Times New Roman"/>
-          <w:sz w:val="24"/>
-          <w:szCs w:val="24"/>
-        </w:rPr>
-        <w:t xml:space="preserve">Compute </w:t>
+      <w:proofErr w:type="gramStart"/>
+      <w:r>
+        <w:rPr>
+          <w:rFonts w:ascii="Times New Roman" w:eastAsia="Times New Roman" w:hAnsi="Times New Roman" w:cs="Times New Roman"/>
+          <w:sz w:val="24"/>
+          <w:szCs w:val="24"/>
+        </w:rPr>
+        <w:t>Compute</w:t>
+      </w:r>
+      <w:proofErr w:type="gramEnd"/>
+      <w:r>
+        <w:rPr>
+          <w:rFonts w:ascii="Times New Roman" w:eastAsia="Times New Roman" w:hAnsi="Times New Roman" w:cs="Times New Roman"/>
+          <w:sz w:val="24"/>
+          <w:szCs w:val="24"/>
+        </w:rPr>
+        <w:t xml:space="preserve"> </w:t>
       </w:r>
       <w:r>
         <w:rPr>
@@ -9241,13 +9342,23 @@
           <w:szCs w:val="24"/>
         </w:rPr>
       </w:pPr>
-      <w:r>
-        <w:rPr>
-          <w:rFonts w:ascii="Times New Roman" w:eastAsia="Times New Roman" w:hAnsi="Times New Roman" w:cs="Times New Roman"/>
-          <w:sz w:val="24"/>
-          <w:szCs w:val="24"/>
-        </w:rPr>
-        <w:t xml:space="preserve">Compute </w:t>
+      <w:proofErr w:type="gramStart"/>
+      <w:r>
+        <w:rPr>
+          <w:rFonts w:ascii="Times New Roman" w:eastAsia="Times New Roman" w:hAnsi="Times New Roman" w:cs="Times New Roman"/>
+          <w:sz w:val="24"/>
+          <w:szCs w:val="24"/>
+        </w:rPr>
+        <w:t>Compute</w:t>
+      </w:r>
+      <w:proofErr w:type="gramEnd"/>
+      <w:r>
+        <w:rPr>
+          <w:rFonts w:ascii="Times New Roman" w:eastAsia="Times New Roman" w:hAnsi="Times New Roman" w:cs="Times New Roman"/>
+          <w:sz w:val="24"/>
+          <w:szCs w:val="24"/>
+        </w:rPr>
+        <w:t xml:space="preserve"> </w:t>
       </w:r>
       <w:r>
         <w:rPr>
@@ -9414,6 +9525,7 @@
         </w:rPr>
         <w:t xml:space="preserve">Apply </w:t>
       </w:r>
+      <w:proofErr w:type="spellStart"/>
       <w:r>
         <w:rPr>
           <w:rFonts w:ascii="Times New Roman" w:eastAsia="Times New Roman" w:hAnsi="Times New Roman" w:cs="Times New Roman"/>
@@ -9424,6 +9536,7 @@
         </w:rPr>
         <w:t>softmax</w:t>
       </w:r>
+      <w:proofErr w:type="spellEnd"/>
     </w:p>
     <w:p>
       <w:pPr>
@@ -9466,13 +9579,23 @@
           <w:szCs w:val="24"/>
         </w:rPr>
       </w:pPr>
-      <w:r>
-        <w:rPr>
-          <w:rFonts w:ascii="Times New Roman" w:eastAsia="Times New Roman" w:hAnsi="Times New Roman" w:cs="Times New Roman"/>
-          <w:sz w:val="24"/>
-          <w:szCs w:val="24"/>
-        </w:rPr>
-        <w:t xml:space="preserve">So the following steps we did </w:t>
+      <w:proofErr w:type="gramStart"/>
+      <w:r>
+        <w:rPr>
+          <w:rFonts w:ascii="Times New Roman" w:eastAsia="Times New Roman" w:hAnsi="Times New Roman" w:cs="Times New Roman"/>
+          <w:sz w:val="24"/>
+          <w:szCs w:val="24"/>
+        </w:rPr>
+        <w:t>So</w:t>
+      </w:r>
+      <w:proofErr w:type="gramEnd"/>
+      <w:r>
+        <w:rPr>
+          <w:rFonts w:ascii="Times New Roman" w:eastAsia="Times New Roman" w:hAnsi="Times New Roman" w:cs="Times New Roman"/>
+          <w:sz w:val="24"/>
+          <w:szCs w:val="24"/>
+        </w:rPr>
+        <w:t xml:space="preserve"> the following steps we did </w:t>
       </w:r>
       <w:r>
         <w:rPr>
@@ -9765,6 +9888,7 @@
                 <w:sz w:val="24"/>
                 <w:szCs w:val="24"/>
               </w:rPr>
+              <w:lastRenderedPageBreak/>
               <w:t>QKᵀ attention score</w:t>
             </w:r>
           </w:p>
@@ -9869,13 +9993,23 @@
                 <w:szCs w:val="24"/>
               </w:rPr>
             </w:pPr>
+            <w:proofErr w:type="spellStart"/>
             <w:r>
               <w:rPr>
                 <w:rFonts w:ascii="Times New Roman" w:eastAsia="Times New Roman" w:hAnsi="Times New Roman" w:cs="Times New Roman"/>
                 <w:sz w:val="24"/>
                 <w:szCs w:val="24"/>
               </w:rPr>
-              <w:t>softmax weights</w:t>
+              <w:t>softmax</w:t>
+            </w:r>
+            <w:proofErr w:type="spellEnd"/>
+            <w:r>
+              <w:rPr>
+                <w:rFonts w:ascii="Times New Roman" w:eastAsia="Times New Roman" w:hAnsi="Times New Roman" w:cs="Times New Roman"/>
+                <w:sz w:val="24"/>
+                <w:szCs w:val="24"/>
+              </w:rPr>
+              <w:t xml:space="preserve"> weights</w:t>
             </w:r>
           </w:p>
         </w:tc>
@@ -9976,7 +10110,6 @@
           <w:sz w:val="24"/>
           <w:szCs w:val="24"/>
         </w:rPr>
-        <w:lastRenderedPageBreak/>
         <w:pict w14:anchorId="3343608D">
           <v:rect id="_x0000_i1047" style="width:0;height:1.5pt" o:hralign="center" o:hrstd="t" o:hr="t" fillcolor="#a0a0a0" stroked="f"/>
         </w:pict>
@@ -10430,7 +10563,25 @@
           <w:sz w:val="24"/>
           <w:szCs w:val="24"/>
         </w:rPr>
-        <w:t>To make the math readable, we simplified several things.</w:t>
+        <w:t xml:space="preserve">To make </w:t>
+      </w:r>
+      <w:proofErr w:type="gramStart"/>
+      <w:r>
+        <w:rPr>
+          <w:rFonts w:ascii="Times New Roman" w:eastAsia="Times New Roman" w:hAnsi="Times New Roman" w:cs="Times New Roman"/>
+          <w:sz w:val="24"/>
+          <w:szCs w:val="24"/>
+        </w:rPr>
+        <w:t>the math</w:t>
+      </w:r>
+      <w:proofErr w:type="gramEnd"/>
+      <w:r>
+        <w:rPr>
+          <w:rFonts w:ascii="Times New Roman" w:eastAsia="Times New Roman" w:hAnsi="Times New Roman" w:cs="Times New Roman"/>
+          <w:sz w:val="24"/>
+          <w:szCs w:val="24"/>
+        </w:rPr>
+        <w:t xml:space="preserve"> readable, we simplified several things.</w:t>
       </w:r>
     </w:p>
     <w:p>
@@ -10847,6 +10998,7 @@
           <w:sz w:val="24"/>
           <w:szCs w:val="24"/>
         </w:rPr>
+        <w:lastRenderedPageBreak/>
         <w:pict w14:anchorId="207DFA54">
           <v:rect id="_x0000_i1049" style="width:0;height:1.5pt" o:hralign="center" o:hrstd="t" o:hr="t" fillcolor="#a0a0a0" stroked="f"/>
         </w:pict>
@@ -10930,7 +11082,6 @@
               <w:sz w:val="24"/>
               <w:szCs w:val="24"/>
             </w:rPr>
-            <w:lastRenderedPageBreak/>
             <m:t>FFN(x)=max(0,x</m:t>
           </m:r>
           <m:sSub>
@@ -11697,6 +11848,7 @@
               <w:sz w:val="24"/>
               <w:szCs w:val="24"/>
             </w:rPr>
+            <w:lastRenderedPageBreak/>
             <m:t>h=</m:t>
           </m:r>
           <m:f>
@@ -11853,7 +12005,6 @@
           <w:sz w:val="24"/>
           <w:szCs w:val="24"/>
         </w:rPr>
-        <w:lastRenderedPageBreak/>
         <w:t>uses the full sequence representation</w:t>
       </w:r>
     </w:p>
@@ -12118,7 +12269,25 @@
           <w:sz w:val="24"/>
           <w:szCs w:val="24"/>
         </w:rPr>
-        <w:t xml:space="preserve">is typical in </w:t>
+        <w:t xml:space="preserve">is typical </w:t>
+      </w:r>
+      <w:proofErr w:type="gramStart"/>
+      <w:r>
+        <w:rPr>
+          <w:rFonts w:ascii="Times New Roman" w:eastAsia="Times New Roman" w:hAnsi="Times New Roman" w:cs="Times New Roman"/>
+          <w:sz w:val="24"/>
+          <w:szCs w:val="24"/>
+        </w:rPr>
+        <w:t>in</w:t>
+      </w:r>
+      <w:proofErr w:type="gramEnd"/>
+      <w:r>
+        <w:rPr>
+          <w:rFonts w:ascii="Times New Roman" w:eastAsia="Times New Roman" w:hAnsi="Times New Roman" w:cs="Times New Roman"/>
+          <w:sz w:val="24"/>
+          <w:szCs w:val="24"/>
+        </w:rPr>
+        <w:t xml:space="preserve"> </w:t>
       </w:r>
       <w:r>
         <w:rPr>
@@ -12558,6 +12727,7 @@
           <w:sz w:val="24"/>
           <w:szCs w:val="24"/>
         </w:rPr>
+        <w:lastRenderedPageBreak/>
         <w:pict w14:anchorId="2E54947E">
           <v:rect id="_x0000_i1055" style="width:0;height:1.5pt" o:hralign="center" o:hrstd="t" o:hr="t" fillcolor="#a0a0a0" stroked="f"/>
         </w:pict>
@@ -12625,7 +12795,6 @@
           <w:sz w:val="24"/>
           <w:szCs w:val="24"/>
         </w:rPr>
-        <w:lastRenderedPageBreak/>
         <w:t>A real layer is:</w:t>
       </w:r>
     </w:p>
@@ -12716,17 +12885,18 @@
           <w:szCs w:val="20"/>
         </w:rPr>
         <w:br/>
-        <w:t>Add + LayerNorm</w:t>
-      </w:r>
+        <w:t xml:space="preserve">Add + </w:t>
+      </w:r>
+      <w:proofErr w:type="spellStart"/>
       <w:r>
         <w:rPr>
           <w:rFonts w:ascii="Courier New" w:eastAsia="Times New Roman" w:hAnsi="Courier New" w:cs="Courier New"/>
           <w:sz w:val="20"/>
           <w:szCs w:val="20"/>
         </w:rPr>
-        <w:br/>
-        <w:t>↓</w:t>
-      </w:r>
+        <w:t>LayerNorm</w:t>
+      </w:r>
+      <w:proofErr w:type="spellEnd"/>
       <w:r>
         <w:rPr>
           <w:rFonts w:ascii="Courier New" w:eastAsia="Times New Roman" w:hAnsi="Courier New" w:cs="Courier New"/>
@@ -12734,7 +12904,7 @@
           <w:szCs w:val="20"/>
         </w:rPr>
         <w:br/>
-        <w:t>Feed-Forward Network</w:t>
+        <w:t>↓</w:t>
       </w:r>
       <w:r>
         <w:rPr>
@@ -12743,7 +12913,7 @@
           <w:szCs w:val="20"/>
         </w:rPr>
         <w:br/>
-        <w:t>↓</w:t>
+        <w:t>Feed-Forward Network</w:t>
       </w:r>
       <w:r>
         <w:rPr>
@@ -12752,8 +12922,27 @@
           <w:szCs w:val="20"/>
         </w:rPr>
         <w:br/>
-        <w:t>Add + LayerNorm</w:t>
-      </w:r>
+        <w:t>↓</w:t>
+      </w:r>
+      <w:r>
+        <w:rPr>
+          <w:rFonts w:ascii="Courier New" w:eastAsia="Times New Roman" w:hAnsi="Courier New" w:cs="Courier New"/>
+          <w:sz w:val="20"/>
+          <w:szCs w:val="20"/>
+        </w:rPr>
+        <w:br/>
+        <w:t xml:space="preserve">Add + </w:t>
+      </w:r>
+      <w:proofErr w:type="spellStart"/>
+      <w:r>
+        <w:rPr>
+          <w:rFonts w:ascii="Courier New" w:eastAsia="Times New Roman" w:hAnsi="Courier New" w:cs="Courier New"/>
+          <w:sz w:val="20"/>
+          <w:szCs w:val="20"/>
+        </w:rPr>
+        <w:t>LayerNorm</w:t>
+      </w:r>
+      <w:proofErr w:type="spellEnd"/>
       <w:r>
         <w:rPr>
           <w:rFonts w:ascii="Courier New" w:eastAsia="Times New Roman" w:hAnsi="Courier New" w:cs="Courier New"/>
@@ -13347,6 +13536,7 @@
           <w:sz w:val="24"/>
           <w:szCs w:val="24"/>
         </w:rPr>
+        <w:lastRenderedPageBreak/>
         <w:pict w14:anchorId="65EEE02D">
           <v:rect id="_x0000_i1057" style="width:0;height:1.5pt" o:hralign="center" o:hrstd="t" o:hr="t" fillcolor="#a0a0a0" stroked="f"/>
         </w:pict>
@@ -13439,7 +13629,6 @@
           <w:sz w:val="24"/>
           <w:szCs w:val="24"/>
         </w:rPr>
-        <w:lastRenderedPageBreak/>
         <w:pict w14:anchorId="181B02FB">
           <v:rect id="_x0000_i1058" style="width:0;height:1.5pt" o:hralign="center" o:hrstd="t" o:hr="t" fillcolor="#a0a0a0" stroked="f"/>
         </w:pict>
@@ -13632,6 +13821,7 @@
         <w:pStyle w:val="Heading2"/>
       </w:pPr>
       <w:r>
+        <w:lastRenderedPageBreak/>
         <w:t>Sentence Representation (Average Pooling)</w:t>
       </w:r>
     </w:p>
@@ -13665,7 +13855,6 @@
         <w:br/>
       </w:r>
       <w:r>
-        <w:lastRenderedPageBreak/>
         <w:br/>
         <w:t>Sentence vector:</w:t>
       </w:r>
